--- a/_site/docs/resume.docx
+++ b/_site/docs/resume.docx
@@ -1,151 +1,2676 @@
 
 <file path=word/document.xml><?xml version="1.0" encoding="utf-8"?>
-<w:document xmlns:wpc="http://schemas.microsoft.com/office/word/2010/wordprocessingCanvas" xmlns:cx="http://schemas.microsoft.com/office/drawing/2014/chartex" xmlns:cx1="http://schemas.microsoft.com/office/drawing/2015/9/8/chartex" xmlns:cx2="http://schemas.microsoft.com/office/drawing/2015/10/21/chartex" xmlns:cx3="http://schemas.microsoft.com/office/drawing/2016/5/9/chartex" xmlns:cx4="http://schemas.microsoft.com/office/drawing/2016/5/10/chartex" xmlns:cx5="http://schemas.microsoft.com/office/drawing/2016/5/11/chartex" xmlns:cx6="http://schemas.microsoft.com/office/drawing/2016/5/12/chartex" xmlns:cx7="http://schemas.microsoft.com/office/drawing/2016/5/13/chartex" xmlns:cx8="http://schemas.microsoft.com/office/drawing/2016/5/14/chartex" xmlns:mc="http://schemas.openxmlformats.org/markup-compatibility/2006" xmlns:aink="http://schemas.microsoft.com/office/drawing/2016/ink" xmlns:am3d="http://schemas.microsoft.com/office/drawing/2017/model3d" xmlns:o="urn:schemas-microsoft-com:office:office" xmlns:r="http://schemas.openxmlformats.org/officeDocument/2006/relationships" xmlns:m="http://schemas.openxmlformats.org/officeDocument/2006/math" xmlns:v="urn:schemas-microsoft-com:vml" xmlns:wp14="http://schemas.microsoft.com/office/word/2010/wordprocessingDrawing" xmlns:wp="http://schemas.openxmlformats.org/drawingml/2006/wordprocessingDrawing" xmlns:w10="urn:schemas-microsoft-com:office:word" xmlns:w="http://schemas.openxmlformats.org/wordprocessingml/2006/main" xmlns:w14="http://schemas.microsoft.com/office/word/2010/wordml" xmlns:w15="http://schemas.microsoft.com/office/word/2012/wordml" xmlns:w16cex="http://schemas.microsoft.com/office/word/2018/wordml/cex" xmlns:w16cid="http://schemas.microsoft.com/office/word/2016/wordml/cid" xmlns:w16="http://schemas.microsoft.com/office/word/2018/wordml" xmlns:w16se="http://schemas.microsoft.com/office/word/2015/wordml/symex" xmlns:wpg="http://schemas.microsoft.com/office/word/2010/wordprocessingGroup" xmlns:wpi="http://schemas.microsoft.com/office/word/2010/wordprocessingInk" xmlns:wne="http://schemas.microsoft.com/office/word/2006/wordml" xmlns:wps="http://schemas.microsoft.com/office/word/2010/wordprocessingShape" mc:Ignorable="w14 w15 w16se w16cid w16 w16cex wp14">
+<w:document xmlns:wpc="http://schemas.microsoft.com/office/word/2010/wordprocessingCanvas" xmlns:cx="http://schemas.microsoft.com/office/drawing/2014/chartex" xmlns:cx1="http://schemas.microsoft.com/office/drawing/2015/9/8/chartex" xmlns:cx2="http://schemas.microsoft.com/office/drawing/2015/10/21/chartex" xmlns:cx3="http://schemas.microsoft.com/office/drawing/2016/5/9/chartex" xmlns:cx4="http://schemas.microsoft.com/office/drawing/2016/5/10/chartex" xmlns:cx5="http://schemas.microsoft.com/office/drawing/2016/5/11/chartex" xmlns:cx6="http://schemas.microsoft.com/office/drawing/2016/5/12/chartex" xmlns:cx7="http://schemas.microsoft.com/office/drawing/2016/5/13/chartex" xmlns:cx8="http://schemas.microsoft.com/office/drawing/2016/5/14/chartex" xmlns:mc="http://schemas.openxmlformats.org/markup-compatibility/2006" xmlns:aink="http://schemas.microsoft.com/office/drawing/2016/ink" xmlns:am3d="http://schemas.microsoft.com/office/drawing/2017/model3d" xmlns:o="urn:schemas-microsoft-com:office:office" xmlns:oel="http://schemas.microsoft.com/office/2019/extlst" xmlns:r="http://schemas.openxmlformats.org/officeDocument/2006/relationships" xmlns:m="http://schemas.openxmlformats.org/officeDocument/2006/math" xmlns:v="urn:schemas-microsoft-com:vml" xmlns:wp14="http://schemas.microsoft.com/office/word/2010/wordprocessingDrawing" xmlns:wp="http://schemas.openxmlformats.org/drawingml/2006/wordprocessingDrawing" xmlns:w10="urn:schemas-microsoft-com:office:word" xmlns:w="http://schemas.openxmlformats.org/wordprocessingml/2006/main" xmlns:w14="http://schemas.microsoft.com/office/word/2010/wordml" xmlns:w15="http://schemas.microsoft.com/office/word/2012/wordml" xmlns:w16cex="http://schemas.microsoft.com/office/word/2018/wordml/cex" xmlns:w16cid="http://schemas.microsoft.com/office/word/2016/wordml/cid" xmlns:w16="http://schemas.microsoft.com/office/word/2018/wordml" xmlns:w16du="http://schemas.microsoft.com/office/word/2023/wordml/word16du" xmlns:w16sdtdh="http://schemas.microsoft.com/office/word/2020/wordml/sdtdatahash" xmlns:w16sdtfl="http://schemas.microsoft.com/office/word/2024/wordml/sdtformatlock" xmlns:w16se="http://schemas.microsoft.com/office/word/2015/wordml/symex" xmlns:wpg="http://schemas.microsoft.com/office/word/2010/wordprocessingGroup" xmlns:wpi="http://schemas.microsoft.com/office/word/2010/wordprocessingInk" xmlns:wne="http://schemas.microsoft.com/office/word/2006/wordml" xmlns:wps="http://schemas.microsoft.com/office/word/2010/wordprocessingShape" mc:Ignorable="w14 w15 w16se w16cid w16 w16cex w16sdtdh w16sdtfl w16du wp14">
   <w:body>
     <w:p>
-      <w:r>
-        <w:t xml:space="preserve">Your resume or CV file </w:t>
-      </w:r>
+      <w:pPr>
+        <w:pStyle w:val="Heading1"/>
+      </w:pPr>
+      <w:bookmarkStart w:id="0" w:name="antonia-iaquinta"/>
+      <w:r>
+        <w:t>Antonia Iaquinta</w:t>
+      </w:r>
+    </w:p>
+    <w:p>
+      <w:pPr>
+        <w:pStyle w:val="FirstParagraph"/>
+        <w:spacing w:after="0"/>
+      </w:pPr>
+      <w:r>
+        <w:t>Norwell</w:t>
+      </w:r>
+      <w:r>
+        <w:t xml:space="preserve">, MA | (978) 935-6559 | </w:t>
+      </w:r>
+      <w:hyperlink r:id="rId5" w:history="1">
+        <w:r>
+          <w:rPr>
+            <w:rStyle w:val="Hyperlink"/>
+          </w:rPr>
+          <w:t>aiaquinta14@gmail.com</w:t>
+        </w:r>
+      </w:hyperlink>
+    </w:p>
+    <w:p>
+      <w:pPr>
+        <w:pStyle w:val="BodyText"/>
+        <w:spacing w:before="0" w:after="0"/>
+      </w:pPr>
+      <w:r>
+        <w:t>https://github.com/golden_hail.github.io</w:t>
+      </w:r>
+    </w:p>
+    <w:p>
+      <w:pPr>
+        <w:pStyle w:val="FirstParagraph"/>
+        <w:spacing w:before="0" w:after="0"/>
+      </w:pPr>
+      <w:r>
+        <w:rPr>
+          <w:b/>
+          <w:bCs/>
+        </w:rPr>
+        <w:t>Active Secret Security Clearance (2019)</w:t>
+      </w:r>
+    </w:p>
+    <w:p>
+      <w:r>
+        <w:pict w14:anchorId="4C66E609">
+          <v:rect id="_x0000_i1025" style="width:0;height:1.5pt" o:hralign="center" o:hrstd="t" o:hr="t"/>
+        </w:pict>
+      </w:r>
+    </w:p>
+    <w:p>
+      <w:pPr>
+        <w:pStyle w:val="Heading2"/>
+      </w:pPr>
+      <w:bookmarkStart w:id="1" w:name="education"/>
+      <w:r>
+        <w:t>EDUCATION</w:t>
+      </w:r>
+    </w:p>
+    <w:p>
+      <w:pPr>
+        <w:pStyle w:val="FirstParagraph"/>
+        <w:spacing w:after="0"/>
+      </w:pPr>
+      <w:r>
+        <w:rPr>
+          <w:b/>
+          <w:bCs/>
+        </w:rPr>
+        <w:t>Wentworth Institute of Technology</w:t>
+      </w:r>
+      <w:r>
+        <w:t>, Boston, MA</w:t>
+      </w:r>
+      <w:r>
+        <w:br/>
+        <w:t>Bachelor of Science in Mechanical Engineering</w:t>
+      </w:r>
+      <w:r>
+        <w:t xml:space="preserve">, </w:t>
+      </w:r>
+      <w:r>
+        <w:t>Minor: Aerospace Engineering</w:t>
+      </w:r>
+      <w:r>
+        <w:br/>
+        <w:t>Magna Cum Laude | GPA: 3.84 / 4.0</w:t>
+      </w:r>
+    </w:p>
+    <w:p>
+      <w:r>
+        <w:pict w14:anchorId="2293D664">
+          <v:rect id="_x0000_i1026" style="width:0;height:1.5pt" o:hralign="center" o:hrstd="t" o:hr="t"/>
+        </w:pict>
+      </w:r>
+    </w:p>
+    <w:p>
+      <w:pPr>
+        <w:pStyle w:val="Heading2"/>
+      </w:pPr>
+      <w:bookmarkStart w:id="2" w:name="technical-skills"/>
+      <w:bookmarkEnd w:id="1"/>
+      <w:r>
+        <w:t>TECHNICAL SKILLS</w:t>
+      </w:r>
+    </w:p>
+    <w:p>
+      <w:pPr>
+        <w:pStyle w:val="FirstParagraph"/>
+        <w:spacing w:after="0"/>
+      </w:pPr>
+      <w:r>
+        <w:rPr>
+          <w:b/>
+          <w:bCs/>
+        </w:rPr>
+        <w:t>Programming &amp; Analysis:</w:t>
+      </w:r>
+      <w:r>
+        <w:t xml:space="preserve"> MATLAB, </w:t>
+      </w:r>
+      <w:r>
+        <w:t>python</w:t>
+      </w:r>
+      <w:r>
+        <w:t xml:space="preserve"> (pandas, </w:t>
+      </w:r>
+      <w:proofErr w:type="spellStart"/>
+      <w:r>
+        <w:t>numpy</w:t>
+      </w:r>
+      <w:proofErr w:type="spellEnd"/>
+      <w:r>
+        <w:t xml:space="preserve">, matplotlib, </w:t>
+      </w:r>
+      <w:proofErr w:type="spellStart"/>
+      <w:r>
+        <w:t>sklearn</w:t>
+      </w:r>
+      <w:proofErr w:type="spellEnd"/>
+      <w:r>
+        <w:t>)</w:t>
+      </w:r>
+      <w:r>
+        <w:t xml:space="preserve">, </w:t>
+      </w:r>
+      <w:r>
+        <w:t>SQL, EES</w:t>
+      </w:r>
+      <w:r>
+        <w:br/>
+      </w:r>
+      <w:r>
+        <w:rPr>
+          <w:b/>
+          <w:bCs/>
+        </w:rPr>
+        <w:t>Systems &amp; Dev Tools:</w:t>
+      </w:r>
+      <w:r>
+        <w:t xml:space="preserve"> IBM DOORS, Git, Linux, Jira, Azure DevOps, Robot Framework</w:t>
+      </w:r>
+      <w:r>
+        <w:br/>
+      </w:r>
+      <w:r>
+        <w:rPr>
+          <w:b/>
+          <w:bCs/>
+        </w:rPr>
+        <w:t>Project &amp; Documentation:</w:t>
+      </w:r>
+      <w:r>
+        <w:t xml:space="preserve"> Microsoft Office, Project, Visio</w:t>
+      </w:r>
+      <w:r>
+        <w:br/>
+      </w:r>
+      <w:r>
+        <w:rPr>
+          <w:b/>
+          <w:bCs/>
+        </w:rPr>
+        <w:t>Methodologies:</w:t>
+      </w:r>
+      <w:r>
+        <w:t xml:space="preserve"> Agile/Scrum, Systems Engineering, Verification &amp; Validation</w:t>
+      </w:r>
+    </w:p>
+    <w:p>
+      <w:r>
+        <w:pict w14:anchorId="1C947C1E">
+          <v:rect id="_x0000_i1027" style="width:0;height:1.5pt" o:hralign="center" o:hrstd="t" o:hr="t"/>
+        </w:pict>
+      </w:r>
+    </w:p>
+    <w:p>
+      <w:pPr>
+        <w:pStyle w:val="Heading2"/>
+        <w:spacing w:after="0"/>
+      </w:pPr>
+      <w:bookmarkStart w:id="3" w:name="professional-experience"/>
+      <w:bookmarkEnd w:id="2"/>
+      <w:r>
+        <w:t>PROFESSIONAL EXPERIENCE</w:t>
+      </w:r>
+    </w:p>
+    <w:p>
+      <w:pPr>
+        <w:pStyle w:val="Heading3"/>
+      </w:pPr>
+      <w:bookmarkStart w:id="4" w:name="raytheon-technologies-tewksbury-ma"/>
+      <w:r>
+        <w:t>Raytheon Technologies — Tewksbury, MA</w:t>
+      </w:r>
+    </w:p>
+    <w:p>
+      <w:pPr>
+        <w:pStyle w:val="FirstParagraph"/>
+        <w:spacing w:after="0"/>
+        <w:rPr>
+          <w:i/>
+          <w:iCs/>
+        </w:rPr>
+      </w:pPr>
+      <w:r>
+        <w:rPr>
+          <w:b/>
+          <w:bCs/>
+        </w:rPr>
+        <w:t>Systems Engineer III</w:t>
+      </w:r>
+      <w:r>
+        <w:t xml:space="preserve"> | March 2024 – </w:t>
+      </w:r>
+      <w:r>
+        <w:t>April 2026</w:t>
+      </w:r>
+      <w:r>
+        <w:br/>
+      </w:r>
+      <w:r>
+        <w:rPr>
+          <w:i/>
+          <w:iCs/>
+        </w:rPr>
+        <w:t>Integrating</w:t>
+      </w:r>
+      <w:r>
+        <w:rPr>
+          <w:i/>
+          <w:iCs/>
+        </w:rPr>
+        <w:t xml:space="preserve"> Anti-Tamper technology for a next-generation radar system, ensuring secure embedded program protection without degrading system performance</w:t>
+      </w:r>
+      <w:r>
+        <w:rPr>
+          <w:i/>
+          <w:iCs/>
+        </w:rPr>
+        <w:t>.</w:t>
+      </w:r>
+    </w:p>
+    <w:p>
+      <w:pPr>
+        <w:pStyle w:val="ListParagraph"/>
+        <w:numPr>
+          <w:ilvl w:val="0"/>
+          <w:numId w:val="6"/>
+        </w:numPr>
+      </w:pPr>
+      <w:r>
+        <w:t>Develop</w:t>
+      </w:r>
+      <w:r>
+        <w:t>ing</w:t>
+      </w:r>
+      <w:r>
+        <w:t xml:space="preserve"> system-level requirements and verification procedures to ensure compliance with program</w:t>
+      </w:r>
+      <w:r>
+        <w:t xml:space="preserve">, ATET, and USG </w:t>
+      </w:r>
+      <w:r>
+        <w:t xml:space="preserve">specifications </w:t>
+      </w:r>
+    </w:p>
+    <w:p>
+      <w:pPr>
+        <w:pStyle w:val="ListParagraph"/>
+        <w:numPr>
+          <w:ilvl w:val="0"/>
+          <w:numId w:val="6"/>
+        </w:numPr>
+      </w:pPr>
+      <w:r>
+        <w:t>Built a MATLAB-based automated analysis test suite integrated with Robot Framework for real-time data processing and performance evaluation</w:t>
+      </w:r>
+      <w:r>
+        <w:t>. Presenting findings to inform design decisions, architecture changes, and capability improvements</w:t>
+      </w:r>
+    </w:p>
+    <w:p>
+      <w:pPr>
+        <w:pStyle w:val="ListParagraph"/>
+        <w:numPr>
+          <w:ilvl w:val="0"/>
+          <w:numId w:val="6"/>
+        </w:numPr>
+        <w:spacing w:after="120"/>
+      </w:pPr>
+      <w:r>
+        <w:t>Collaborat</w:t>
+      </w:r>
+      <w:r>
+        <w:t>ing</w:t>
+      </w:r>
+      <w:r>
+        <w:t xml:space="preserve"> cross-functionally with software, firmware, and hardware teams to integrate unit-level tests early, reducing end-item integration risk </w:t>
+      </w:r>
+    </w:p>
+    <w:p>
+      <w:r>
+        <w:pict w14:anchorId="076A50CF">
+          <v:rect id="_x0000_i1028" style="width:0;height:1.5pt" o:hralign="center" o:hrstd="t" o:hr="t"/>
+        </w:pict>
+      </w:r>
+    </w:p>
+    <w:p>
+      <w:pPr>
+        <w:pStyle w:val="Heading3"/>
+      </w:pPr>
+      <w:bookmarkStart w:id="5" w:name="raytheon-technologies-andover-ma"/>
+      <w:bookmarkEnd w:id="4"/>
+      <w:r>
+        <w:t>Raytheon Technologies — Andover, MA</w:t>
+      </w:r>
+    </w:p>
+    <w:p>
+      <w:pPr>
+        <w:pStyle w:val="FirstParagraph"/>
+        <w:spacing w:after="0"/>
+      </w:pPr>
+      <w:r>
+        <w:rPr>
+          <w:b/>
+          <w:bCs/>
+        </w:rPr>
+        <w:t>Systems Engineer II</w:t>
+      </w:r>
+      <w:r>
+        <w:t xml:space="preserve"> | September 2018 – March 2024</w:t>
+      </w:r>
+      <w:r>
+        <w:br/>
+      </w:r>
+      <w:r>
+        <w:rPr>
+          <w:i/>
+          <w:iCs/>
+        </w:rPr>
+        <w:t xml:space="preserve">Served as a systems test and integration engineer for Patriot Missile System software across multiple builds </w:t>
+      </w:r>
+    </w:p>
+    <w:p>
+      <w:pPr>
+        <w:pStyle w:val="FirstParagraph"/>
+        <w:numPr>
+          <w:ilvl w:val="0"/>
+          <w:numId w:val="13"/>
+        </w:numPr>
+        <w:spacing w:before="0" w:after="0"/>
+      </w:pPr>
+      <w:r>
+        <w:t>Authored and executed formal test plans, procedures, and anomaly reports to support system-level verification</w:t>
+      </w:r>
+      <w:r>
+        <w:t>; d</w:t>
+      </w:r>
+      <w:r>
+        <w:t xml:space="preserve">iagnosed integration issues across hardware, software, and test environments </w:t>
+      </w:r>
+    </w:p>
+    <w:p>
+      <w:pPr>
+        <w:pStyle w:val="FirstParagraph"/>
+        <w:numPr>
+          <w:ilvl w:val="0"/>
+          <w:numId w:val="13"/>
+        </w:numPr>
+        <w:spacing w:before="0" w:after="0"/>
+      </w:pPr>
+      <w:r>
+        <w:t xml:space="preserve">Performed MATLAB-based data analysis to validate software feature performance </w:t>
+      </w:r>
+    </w:p>
+    <w:p>
+      <w:pPr>
+        <w:pStyle w:val="FirstParagraph"/>
+        <w:numPr>
+          <w:ilvl w:val="0"/>
+          <w:numId w:val="13"/>
+        </w:numPr>
+        <w:spacing w:before="0" w:after="0"/>
+      </w:pPr>
+      <w:r>
+        <w:t>Supported live aircraft missions and field test</w:t>
+      </w:r>
+      <w:r>
+        <w:t>s</w:t>
+      </w:r>
+      <w:r>
+        <w:t xml:space="preserve"> at White Sands Missile Range (WSMR)</w:t>
+      </w:r>
+      <w:r>
+        <w:t>;</w:t>
+      </w:r>
+      <w:r>
+        <w:t xml:space="preserve"> </w:t>
+      </w:r>
+      <w:r>
+        <w:t>e</w:t>
+      </w:r>
+      <w:r>
+        <w:t>arned AIMS (Airfield Inspection Management System) certification</w:t>
+      </w:r>
+    </w:p>
+    <w:p>
+      <w:pPr>
+        <w:pStyle w:val="FirstParagraph"/>
+        <w:numPr>
+          <w:ilvl w:val="0"/>
+          <w:numId w:val="14"/>
+        </w:numPr>
+        <w:spacing w:before="0" w:after="0"/>
+      </w:pPr>
+      <w:r>
+        <w:lastRenderedPageBreak/>
+        <w:t xml:space="preserve">Rebuilt team-wide test, analysis, and metrics tracking processes, improving visibility and efficiency </w:t>
+      </w:r>
+    </w:p>
+    <w:p>
+      <w:pPr>
+        <w:pStyle w:val="BodyText"/>
+        <w:numPr>
+          <w:ilvl w:val="0"/>
+          <w:numId w:val="14"/>
+        </w:numPr>
+        <w:spacing w:before="0" w:after="0"/>
+      </w:pPr>
+      <w:r>
+        <w:t xml:space="preserve">Developed test conducting software to collect data during system testing to be stored and auto-analyzed through SQL and </w:t>
+      </w:r>
+      <w:proofErr w:type="spellStart"/>
+      <w:r>
+        <w:t>Matlab</w:t>
+      </w:r>
+      <w:proofErr w:type="spellEnd"/>
+      <w:r>
+        <w:t xml:space="preserve"> routines. Created dashboards for weekly metrics in Grafana.</w:t>
+      </w:r>
+    </w:p>
+    <w:p>
+      <w:pPr>
+        <w:pStyle w:val="FirstParagraph"/>
+        <w:numPr>
+          <w:ilvl w:val="0"/>
+          <w:numId w:val="14"/>
+        </w:numPr>
+        <w:spacing w:before="0" w:after="0"/>
+      </w:pPr>
+      <w:r>
+        <w:t>Implemented Agile Scrum practices on a 17-person integration team</w:t>
+      </w:r>
+    </w:p>
+    <w:p>
+      <w:r>
+        <w:pict w14:anchorId="14AADABC">
+          <v:rect id="_x0000_i1029" style="width:0;height:1.5pt" o:hralign="center" o:hrstd="t" o:hr="t"/>
+        </w:pict>
+      </w:r>
+    </w:p>
+    <w:p>
+      <w:pPr>
+        <w:pStyle w:val="Heading3"/>
+      </w:pPr>
+      <w:bookmarkStart w:id="6" w:name="X81b62952a575f7d6a07fe99599f949100819b1a"/>
+      <w:bookmarkEnd w:id="5"/>
+      <w:r>
+        <w:t>NASA Goddard Space Flight Center — Greenbelt, MD</w:t>
+      </w:r>
+    </w:p>
+    <w:p>
+      <w:pPr>
+        <w:pStyle w:val="FirstParagraph"/>
+        <w:spacing w:after="0"/>
+        <w:rPr>
+          <w:i/>
+          <w:iCs/>
+        </w:rPr>
+      </w:pPr>
+      <w:r>
+        <w:rPr>
+          <w:b/>
+          <w:bCs/>
+        </w:rPr>
+        <w:t>GN&amp;C Hardware / Components R&amp;D Intern</w:t>
+      </w:r>
+      <w:r>
+        <w:t xml:space="preserve"> | August – December 2017</w:t>
+      </w:r>
+      <w:r>
+        <w:br/>
+      </w:r>
+      <w:r>
+        <w:rPr>
+          <w:i/>
+          <w:iCs/>
+        </w:rPr>
+        <w:t>Integrated, designed, and tested two commercial-off-the-shelf CMOS cameras to be used for star scanning and attitude determination technologies for Cube Satellite applications</w:t>
+      </w:r>
+    </w:p>
+    <w:p>
+      <w:pPr>
+        <w:pStyle w:val="BodyText"/>
+        <w:numPr>
+          <w:ilvl w:val="0"/>
+          <w:numId w:val="6"/>
+        </w:numPr>
+        <w:spacing w:before="0" w:after="0"/>
+      </w:pPr>
+      <w:r>
+        <w:t xml:space="preserve">Designed optomechanical housing for two CMOS cameras, compatible with lenses of different geometries, with Solid Edge. </w:t>
+      </w:r>
+    </w:p>
+    <w:p>
+      <w:pPr>
+        <w:pStyle w:val="BodyText"/>
+        <w:numPr>
+          <w:ilvl w:val="0"/>
+          <w:numId w:val="6"/>
+        </w:numPr>
+        <w:spacing w:before="0" w:after="0"/>
+      </w:pPr>
+      <w:r>
+        <w:t>Prototyped “freeform” lens mount, accounting for varying focal lengths, fields of view, and plate scales for each camera sensor. Discovered aberration issue with lens and adapted interior geometry of the mount to improve image quality.</w:t>
+      </w:r>
+    </w:p>
+    <w:p>
+      <w:pPr>
+        <w:pStyle w:val="BodyText"/>
+        <w:numPr>
+          <w:ilvl w:val="0"/>
+          <w:numId w:val="6"/>
+        </w:numPr>
+        <w:spacing w:before="0" w:after="0"/>
+      </w:pPr>
+      <w:r>
+        <w:t>Developed rotary stage testing setup to simulate star scanning applications, with a calumniated light source. Also tested fixtures by scanning the night sky.</w:t>
+      </w:r>
+    </w:p>
+    <w:p>
+      <w:r>
+        <w:pict w14:anchorId="79962759">
+          <v:rect id="_x0000_i1030" style="width:0;height:1.5pt" o:hralign="center" o:hrstd="t" o:hr="t"/>
+        </w:pict>
+      </w:r>
+    </w:p>
+    <w:p>
+      <w:pPr>
+        <w:pStyle w:val="Heading3"/>
+      </w:pPr>
+      <w:bookmarkStart w:id="7" w:name="mks-instruments-andover-ma"/>
+      <w:bookmarkEnd w:id="6"/>
+      <w:r>
+        <w:t>MKS Instruments — Andover, MA</w:t>
+      </w:r>
+    </w:p>
+    <w:p>
+      <w:pPr>
+        <w:pStyle w:val="FirstParagraph"/>
+        <w:spacing w:after="0"/>
+      </w:pPr>
+      <w:r>
+        <w:rPr>
+          <w:b/>
+          <w:bCs/>
+        </w:rPr>
+        <w:t>Reliability Engineering Co-op</w:t>
+      </w:r>
+      <w:r>
+        <w:t xml:space="preserve"> | January – April 2017</w:t>
+      </w:r>
+    </w:p>
+    <w:p>
+      <w:pPr>
+        <w:pStyle w:val="FirstParagraph"/>
+        <w:numPr>
+          <w:ilvl w:val="0"/>
+          <w:numId w:val="15"/>
+        </w:numPr>
+        <w:spacing w:before="0" w:after="80"/>
+      </w:pPr>
+      <w:r>
+        <w:t xml:space="preserve">Conducted environmental and reliability testing (vibration, impact, </w:t>
+      </w:r>
+      <w:r>
+        <w:t>temperature</w:t>
+      </w:r>
+      <w:r>
+        <w:t xml:space="preserve">) </w:t>
+      </w:r>
+      <w:r>
+        <w:t xml:space="preserve">on semiconductors. Analyzed </w:t>
+      </w:r>
+      <w:r>
+        <w:t>data through</w:t>
+      </w:r>
+      <w:r>
+        <w:t xml:space="preserve"> Excel and reported on results.</w:t>
+      </w:r>
+    </w:p>
+    <w:p>
+      <w:r>
+        <w:pict w14:anchorId="1070855C">
+          <v:rect id="_x0000_i1031" style="width:0;height:1.5pt" o:hralign="center" o:hrstd="t" o:hr="t"/>
+        </w:pict>
+      </w:r>
+    </w:p>
+    <w:p>
+      <w:pPr>
+        <w:pStyle w:val="Heading3"/>
+      </w:pPr>
+      <w:bookmarkStart w:id="8" w:name="bja-magnetics-leominster-ma"/>
+      <w:bookmarkEnd w:id="7"/>
+      <w:r>
+        <w:t>BJA Magnetics — Leominster, MA</w:t>
+      </w:r>
+    </w:p>
+    <w:p>
+      <w:pPr>
+        <w:pStyle w:val="FirstParagraph"/>
+        <w:spacing w:after="0"/>
+      </w:pPr>
+      <w:r>
+        <w:rPr>
+          <w:b/>
+          <w:bCs/>
+        </w:rPr>
+        <w:t>Intern / Technical Writer</w:t>
+      </w:r>
+      <w:r>
+        <w:t xml:space="preserve"> | April 2014 – April 2016</w:t>
+      </w:r>
+    </w:p>
+    <w:p>
+      <w:pPr>
+        <w:pStyle w:val="FirstParagraph"/>
+        <w:numPr>
+          <w:ilvl w:val="0"/>
+          <w:numId w:val="15"/>
+        </w:numPr>
+        <w:spacing w:before="0" w:after="120"/>
+      </w:pPr>
+      <w:r>
+        <w:t>Tested quadrupole assemblies and recorded electromagnetic response</w:t>
+      </w:r>
+      <w:r>
+        <w:t>; c</w:t>
+      </w:r>
+      <w:r>
+        <w:t>ollected oscilloscope data and analyzed gradients using Excel - Authored technical documentation and test reports</w:t>
+      </w:r>
+    </w:p>
+    <w:p>
+      <w:r>
+        <w:pict w14:anchorId="47B8CFFF">
+          <v:rect id="_x0000_i1032" style="width:0;height:1.5pt" o:hralign="center" o:hrstd="t" o:hr="t"/>
+        </w:pict>
+      </w:r>
+    </w:p>
+    <w:p>
+      <w:pPr>
+        <w:pStyle w:val="Heading2"/>
+      </w:pPr>
+      <w:bookmarkStart w:id="9" w:name="projects-activities"/>
+      <w:bookmarkEnd w:id="3"/>
+      <w:bookmarkEnd w:id="8"/>
+      <w:r>
+        <w:t>PROJECTS &amp; ACTIVITIES</w:t>
+      </w:r>
+    </w:p>
+    <w:p>
+      <w:pPr>
+        <w:pStyle w:val="BodyText"/>
+        <w:spacing w:after="0"/>
+      </w:pPr>
+      <w:r>
+        <w:rPr>
+          <w:b/>
+          <w:bCs/>
+        </w:rPr>
+        <w:t>AIAA Design Competition – Supersonic Jet Engine Design</w:t>
+      </w:r>
+      <w:r>
+        <w:t xml:space="preserve"> | Oct 2017 – May 2018</w:t>
+      </w:r>
+    </w:p>
+    <w:p>
+      <w:pPr>
+        <w:pStyle w:val="BodyText"/>
+        <w:numPr>
+          <w:ilvl w:val="0"/>
+          <w:numId w:val="10"/>
+        </w:numPr>
+        <w:spacing w:before="0" w:after="0"/>
+      </w:pPr>
+      <w:r>
+        <w:t xml:space="preserve">Performed trade studies </w:t>
+      </w:r>
+      <w:r>
+        <w:t xml:space="preserve">to </w:t>
+      </w:r>
+      <w:r>
+        <w:t>design a dual-spool mixed-flow turbofan for Mach 1.6–1.8 commercial transport; evaluated thermodynamic performance using EES code.</w:t>
+      </w:r>
+    </w:p>
+    <w:p>
+      <w:pPr>
+        <w:pStyle w:val="FirstParagraph"/>
+        <w:numPr>
+          <w:ilvl w:val="0"/>
+          <w:numId w:val="10"/>
+        </w:numPr>
+        <w:spacing w:before="0" w:after="120"/>
+      </w:pPr>
+      <w:r>
+        <w:t xml:space="preserve">Modeled a 2D external compression inlet using </w:t>
+      </w:r>
+      <w:r>
+        <w:t>SUPIN (</w:t>
+      </w:r>
+      <w:proofErr w:type="spellStart"/>
+      <w:r>
+        <w:t>SUPersonic</w:t>
+      </w:r>
+      <w:proofErr w:type="spellEnd"/>
+      <w:r>
+        <w:t xml:space="preserve"> </w:t>
+      </w:r>
+      <w:proofErr w:type="spellStart"/>
+      <w:r>
+        <w:t>INlet</w:t>
+      </w:r>
+      <w:proofErr w:type="spellEnd"/>
+      <w:r>
+        <w:t>)</w:t>
+      </w:r>
+      <w:r>
+        <w:t>, NASA Fortran code, achieving a 3.5% Thrust Specific Fuel Consumption improvement</w:t>
+      </w:r>
+      <w:r>
+        <w:t>.</w:t>
+      </w:r>
+    </w:p>
+    <w:p>
+      <w:r>
+        <w:pict w14:anchorId="18103E9C">
+          <v:rect id="_x0000_i1033" style="width:0;height:1.5pt" o:hralign="center" o:hrstd="t" o:hr="t"/>
+        </w:pict>
+      </w:r>
+    </w:p>
+    <w:p>
+      <w:pPr>
+        <w:pStyle w:val="Heading2"/>
+      </w:pPr>
+      <w:bookmarkStart w:id="10" w:name="certifications-honors"/>
+      <w:bookmarkEnd w:id="9"/>
+      <w:r>
+        <w:t>CERTIFICATIONS &amp; HONORS</w:t>
+      </w:r>
+    </w:p>
+    <w:p>
+      <w:pPr>
+        <w:pStyle w:val="Compact"/>
+        <w:numPr>
+          <w:ilvl w:val="0"/>
+          <w:numId w:val="2"/>
+        </w:numPr>
+      </w:pPr>
+      <w:r>
+        <w:t>Six Sigma Certified</w:t>
+      </w:r>
+    </w:p>
+    <w:p>
+      <w:pPr>
+        <w:pStyle w:val="Compact"/>
+        <w:numPr>
+          <w:ilvl w:val="0"/>
+          <w:numId w:val="2"/>
+        </w:numPr>
+      </w:pPr>
+      <w:r>
+        <w:t>Tau Alpha Pi National Honors Society for Engineering Technology</w:t>
+      </w:r>
+      <w:bookmarkEnd w:id="0"/>
+      <w:bookmarkEnd w:id="10"/>
     </w:p>
     <w:sectPr>
-      <w:pgSz w:w="11906" w:h="16838"/>
-      <w:pgMar w:top="1440" w:right="1440" w:bottom="1440" w:left="1440" w:header="708" w:footer="708" w:gutter="0"/>
-      <w:cols w:space="708"/>
-      <w:docGrid w:linePitch="360"/>
+      <w:footnotePr>
+        <w:numRestart w:val="eachSect"/>
+      </w:footnotePr>
+      <w:pgSz w:w="12240" w:h="15840"/>
+      <w:pgMar w:top="720" w:right="720" w:bottom="720" w:left="720" w:header="720" w:footer="720" w:gutter="0"/>
+      <w:cols w:space="720"/>
+      <w:docGrid w:linePitch="326"/>
     </w:sectPr>
   </w:body>
 </w:document>
 </file>
 
+<file path=word/numbering.xml><?xml version="1.0" encoding="utf-8"?>
+<w:numbering xmlns:wpc="http://schemas.microsoft.com/office/word/2010/wordprocessingCanvas" xmlns:cx="http://schemas.microsoft.com/office/drawing/2014/chartex" xmlns:cx1="http://schemas.microsoft.com/office/drawing/2015/9/8/chartex" xmlns:cx2="http://schemas.microsoft.com/office/drawing/2015/10/21/chartex" xmlns:cx3="http://schemas.microsoft.com/office/drawing/2016/5/9/chartex" xmlns:cx4="http://schemas.microsoft.com/office/drawing/2016/5/10/chartex" xmlns:cx5="http://schemas.microsoft.com/office/drawing/2016/5/11/chartex" xmlns:cx6="http://schemas.microsoft.com/office/drawing/2016/5/12/chartex" xmlns:cx7="http://schemas.microsoft.com/office/drawing/2016/5/13/chartex" xmlns:cx8="http://schemas.microsoft.com/office/drawing/2016/5/14/chartex" xmlns:mc="http://schemas.openxmlformats.org/markup-compatibility/2006" xmlns:aink="http://schemas.microsoft.com/office/drawing/2016/ink" xmlns:am3d="http://schemas.microsoft.com/office/drawing/2017/model3d" xmlns:o="urn:schemas-microsoft-com:office:office" xmlns:oel="http://schemas.microsoft.com/office/2019/extlst" xmlns:r="http://schemas.openxmlformats.org/officeDocument/2006/relationships" xmlns:m="http://schemas.openxmlformats.org/officeDocument/2006/math" xmlns:v="urn:schemas-microsoft-com:vml" xmlns:wp14="http://schemas.microsoft.com/office/word/2010/wordprocessingDrawing" xmlns:wp="http://schemas.openxmlformats.org/drawingml/2006/wordprocessingDrawing" xmlns:w10="urn:schemas-microsoft-com:office:word" xmlns:w="http://schemas.openxmlformats.org/wordprocessingml/2006/main" xmlns:w14="http://schemas.microsoft.com/office/word/2010/wordml" xmlns:w15="http://schemas.microsoft.com/office/word/2012/wordml" xmlns:w16cex="http://schemas.microsoft.com/office/word/2018/wordml/cex" xmlns:w16cid="http://schemas.microsoft.com/office/word/2016/wordml/cid" xmlns:w16="http://schemas.microsoft.com/office/word/2018/wordml" xmlns:w16du="http://schemas.microsoft.com/office/word/2023/wordml/word16du" xmlns:w16sdtdh="http://schemas.microsoft.com/office/word/2020/wordml/sdtdatahash" xmlns:w16sdtfl="http://schemas.microsoft.com/office/word/2024/wordml/sdtformatlock" xmlns:w16se="http://schemas.microsoft.com/office/word/2015/wordml/symex" xmlns:wpg="http://schemas.microsoft.com/office/word/2010/wordprocessingGroup" xmlns:wpi="http://schemas.microsoft.com/office/word/2010/wordprocessingInk" xmlns:wne="http://schemas.microsoft.com/office/word/2006/wordml" xmlns:wps="http://schemas.microsoft.com/office/word/2010/wordprocessingShape" mc:Ignorable="w14 w15 w16se w16cid w16 w16cex w16sdtdh w16sdtfl w16du wp14">
+  <w:abstractNum w:abstractNumId="0" w15:restartNumberingAfterBreak="0">
+    <w:nsid w:val="0000A990"/>
+    <w:multiLevelType w:val="multilevel"/>
+    <w:tmpl w:val="B1823816"/>
+    <w:lvl w:ilvl="0">
+      <w:numFmt w:val="bullet"/>
+      <w:lvlText w:val=" "/>
+      <w:lvlJc w:val="left"/>
+      <w:pPr>
+        <w:ind w:left="720" w:hanging="360"/>
+      </w:pPr>
+    </w:lvl>
+    <w:lvl w:ilvl="1">
+      <w:numFmt w:val="bullet"/>
+      <w:lvlText w:val=" "/>
+      <w:lvlJc w:val="left"/>
+      <w:pPr>
+        <w:ind w:left="1440" w:hanging="360"/>
+      </w:pPr>
+    </w:lvl>
+    <w:lvl w:ilvl="2">
+      <w:numFmt w:val="bullet"/>
+      <w:lvlText w:val=" "/>
+      <w:lvlJc w:val="left"/>
+      <w:pPr>
+        <w:ind w:left="2160" w:hanging="360"/>
+      </w:pPr>
+    </w:lvl>
+    <w:lvl w:ilvl="3">
+      <w:numFmt w:val="bullet"/>
+      <w:lvlText w:val=" "/>
+      <w:lvlJc w:val="left"/>
+      <w:pPr>
+        <w:ind w:left="2880" w:hanging="360"/>
+      </w:pPr>
+    </w:lvl>
+    <w:lvl w:ilvl="4">
+      <w:numFmt w:val="bullet"/>
+      <w:lvlText w:val=" "/>
+      <w:lvlJc w:val="left"/>
+      <w:pPr>
+        <w:ind w:left="3600" w:hanging="360"/>
+      </w:pPr>
+    </w:lvl>
+    <w:lvl w:ilvl="5">
+      <w:numFmt w:val="bullet"/>
+      <w:lvlText w:val=" "/>
+      <w:lvlJc w:val="left"/>
+      <w:pPr>
+        <w:ind w:left="4320" w:hanging="360"/>
+      </w:pPr>
+    </w:lvl>
+    <w:lvl w:ilvl="6">
+      <w:numFmt w:val="bullet"/>
+      <w:lvlText w:val=" "/>
+      <w:lvlJc w:val="left"/>
+      <w:pPr>
+        <w:ind w:left="5040" w:hanging="360"/>
+      </w:pPr>
+    </w:lvl>
+    <w:lvl w:ilvl="7">
+      <w:numFmt w:val="bullet"/>
+      <w:lvlText w:val=" "/>
+      <w:lvlJc w:val="left"/>
+      <w:pPr>
+        <w:ind w:left="5760" w:hanging="360"/>
+      </w:pPr>
+    </w:lvl>
+    <w:lvl w:ilvl="8">
+      <w:numFmt w:val="bullet"/>
+      <w:lvlText w:val=" "/>
+      <w:lvlJc w:val="left"/>
+      <w:pPr>
+        <w:ind w:left="6480" w:hanging="360"/>
+      </w:pPr>
+    </w:lvl>
+  </w:abstractNum>
+  <w:abstractNum w:abstractNumId="1" w15:restartNumberingAfterBreak="0">
+    <w:nsid w:val="0000A991"/>
+    <w:multiLevelType w:val="multilevel"/>
+    <w:tmpl w:val="896C8596"/>
+    <w:lvl w:ilvl="0">
+      <w:numFmt w:val="bullet"/>
+      <w:lvlText w:val=""/>
+      <w:lvlJc w:val="left"/>
+      <w:pPr>
+        <w:ind w:left="720" w:hanging="360"/>
+      </w:pPr>
+      <w:rPr>
+        <w:rFonts w:ascii="Symbol" w:hAnsi="Symbol" w:cs="Symbol" w:hint="default"/>
+      </w:rPr>
+    </w:lvl>
+    <w:lvl w:ilvl="1">
+      <w:numFmt w:val="bullet"/>
+      <w:lvlText w:val="o"/>
+      <w:lvlJc w:val="left"/>
+      <w:pPr>
+        <w:ind w:left="1440" w:hanging="360"/>
+      </w:pPr>
+      <w:rPr>
+        <w:rFonts w:ascii="Courier New" w:hAnsi="Courier New" w:cs="Courier New" w:hint="default"/>
+      </w:rPr>
+    </w:lvl>
+    <w:lvl w:ilvl="2">
+      <w:numFmt w:val="bullet"/>
+      <w:lvlText w:val=""/>
+      <w:lvlJc w:val="left"/>
+      <w:pPr>
+        <w:ind w:left="2160" w:hanging="360"/>
+      </w:pPr>
+      <w:rPr>
+        <w:rFonts w:ascii="Wingdings" w:hAnsi="Wingdings" w:cs="Wingdings" w:hint="default"/>
+      </w:rPr>
+    </w:lvl>
+    <w:lvl w:ilvl="3">
+      <w:numFmt w:val="bullet"/>
+      <w:lvlText w:val=""/>
+      <w:lvlJc w:val="left"/>
+      <w:pPr>
+        <w:ind w:left="2880" w:hanging="360"/>
+      </w:pPr>
+      <w:rPr>
+        <w:rFonts w:ascii="Symbol" w:hAnsi="Symbol" w:cs="Symbol" w:hint="default"/>
+      </w:rPr>
+    </w:lvl>
+    <w:lvl w:ilvl="4">
+      <w:numFmt w:val="bullet"/>
+      <w:lvlText w:val="o"/>
+      <w:lvlJc w:val="left"/>
+      <w:pPr>
+        <w:ind w:left="3600" w:hanging="360"/>
+      </w:pPr>
+      <w:rPr>
+        <w:rFonts w:ascii="Courier New" w:hAnsi="Courier New" w:cs="Courier New" w:hint="default"/>
+      </w:rPr>
+    </w:lvl>
+    <w:lvl w:ilvl="5">
+      <w:numFmt w:val="bullet"/>
+      <w:lvlText w:val=""/>
+      <w:lvlJc w:val="left"/>
+      <w:pPr>
+        <w:ind w:left="4320" w:hanging="360"/>
+      </w:pPr>
+      <w:rPr>
+        <w:rFonts w:ascii="Wingdings" w:hAnsi="Wingdings" w:cs="Wingdings" w:hint="default"/>
+      </w:rPr>
+    </w:lvl>
+    <w:lvl w:ilvl="6">
+      <w:numFmt w:val="bullet"/>
+      <w:lvlText w:val=""/>
+      <w:lvlJc w:val="left"/>
+      <w:pPr>
+        <w:ind w:left="5040" w:hanging="360"/>
+      </w:pPr>
+      <w:rPr>
+        <w:rFonts w:ascii="Symbol" w:hAnsi="Symbol" w:cs="Symbol" w:hint="default"/>
+      </w:rPr>
+    </w:lvl>
+    <w:lvl w:ilvl="7">
+      <w:numFmt w:val="bullet"/>
+      <w:lvlText w:val="o"/>
+      <w:lvlJc w:val="left"/>
+      <w:pPr>
+        <w:ind w:left="5760" w:hanging="360"/>
+      </w:pPr>
+      <w:rPr>
+        <w:rFonts w:ascii="Courier New" w:hAnsi="Courier New" w:cs="Courier New" w:hint="default"/>
+      </w:rPr>
+    </w:lvl>
+    <w:lvl w:ilvl="8">
+      <w:numFmt w:val="bullet"/>
+      <w:lvlText w:val=""/>
+      <w:lvlJc w:val="left"/>
+      <w:pPr>
+        <w:ind w:left="6480" w:hanging="360"/>
+      </w:pPr>
+      <w:rPr>
+        <w:rFonts w:ascii="Wingdings" w:hAnsi="Wingdings" w:cs="Wingdings" w:hint="default"/>
+      </w:rPr>
+    </w:lvl>
+  </w:abstractNum>
+  <w:abstractNum w:abstractNumId="2" w15:restartNumberingAfterBreak="0">
+    <w:nsid w:val="095E0B26"/>
+    <w:multiLevelType w:val="hybridMultilevel"/>
+    <w:tmpl w:val="75C0DD84"/>
+    <w:lvl w:ilvl="0" w:tplc="A446B2BC">
+      <w:numFmt w:val="bullet"/>
+      <w:lvlText w:val="-"/>
+      <w:lvlJc w:val="left"/>
+      <w:pPr>
+        <w:ind w:left="720" w:hanging="360"/>
+      </w:pPr>
+      <w:rPr>
+        <w:rFonts w:ascii="Aptos" w:eastAsiaTheme="minorHAnsi" w:hAnsi="Aptos" w:cstheme="minorBidi" w:hint="default"/>
+      </w:rPr>
+    </w:lvl>
+    <w:lvl w:ilvl="1" w:tplc="04090003" w:tentative="1">
+      <w:start w:val="1"/>
+      <w:numFmt w:val="bullet"/>
+      <w:lvlText w:val="o"/>
+      <w:lvlJc w:val="left"/>
+      <w:pPr>
+        <w:ind w:left="1440" w:hanging="360"/>
+      </w:pPr>
+      <w:rPr>
+        <w:rFonts w:ascii="Courier New" w:hAnsi="Courier New" w:cs="Courier New" w:hint="default"/>
+      </w:rPr>
+    </w:lvl>
+    <w:lvl w:ilvl="2" w:tplc="04090005" w:tentative="1">
+      <w:start w:val="1"/>
+      <w:numFmt w:val="bullet"/>
+      <w:lvlText w:val=""/>
+      <w:lvlJc w:val="left"/>
+      <w:pPr>
+        <w:ind w:left="2160" w:hanging="360"/>
+      </w:pPr>
+      <w:rPr>
+        <w:rFonts w:ascii="Wingdings" w:hAnsi="Wingdings" w:hint="default"/>
+      </w:rPr>
+    </w:lvl>
+    <w:lvl w:ilvl="3" w:tplc="04090001" w:tentative="1">
+      <w:start w:val="1"/>
+      <w:numFmt w:val="bullet"/>
+      <w:lvlText w:val=""/>
+      <w:lvlJc w:val="left"/>
+      <w:pPr>
+        <w:ind w:left="2880" w:hanging="360"/>
+      </w:pPr>
+      <w:rPr>
+        <w:rFonts w:ascii="Symbol" w:hAnsi="Symbol" w:hint="default"/>
+      </w:rPr>
+    </w:lvl>
+    <w:lvl w:ilvl="4" w:tplc="04090003" w:tentative="1">
+      <w:start w:val="1"/>
+      <w:numFmt w:val="bullet"/>
+      <w:lvlText w:val="o"/>
+      <w:lvlJc w:val="left"/>
+      <w:pPr>
+        <w:ind w:left="3600" w:hanging="360"/>
+      </w:pPr>
+      <w:rPr>
+        <w:rFonts w:ascii="Courier New" w:hAnsi="Courier New" w:cs="Courier New" w:hint="default"/>
+      </w:rPr>
+    </w:lvl>
+    <w:lvl w:ilvl="5" w:tplc="04090005" w:tentative="1">
+      <w:start w:val="1"/>
+      <w:numFmt w:val="bullet"/>
+      <w:lvlText w:val=""/>
+      <w:lvlJc w:val="left"/>
+      <w:pPr>
+        <w:ind w:left="4320" w:hanging="360"/>
+      </w:pPr>
+      <w:rPr>
+        <w:rFonts w:ascii="Wingdings" w:hAnsi="Wingdings" w:hint="default"/>
+      </w:rPr>
+    </w:lvl>
+    <w:lvl w:ilvl="6" w:tplc="04090001" w:tentative="1">
+      <w:start w:val="1"/>
+      <w:numFmt w:val="bullet"/>
+      <w:lvlText w:val=""/>
+      <w:lvlJc w:val="left"/>
+      <w:pPr>
+        <w:ind w:left="5040" w:hanging="360"/>
+      </w:pPr>
+      <w:rPr>
+        <w:rFonts w:ascii="Symbol" w:hAnsi="Symbol" w:hint="default"/>
+      </w:rPr>
+    </w:lvl>
+    <w:lvl w:ilvl="7" w:tplc="04090003" w:tentative="1">
+      <w:start w:val="1"/>
+      <w:numFmt w:val="bullet"/>
+      <w:lvlText w:val="o"/>
+      <w:lvlJc w:val="left"/>
+      <w:pPr>
+        <w:ind w:left="5760" w:hanging="360"/>
+      </w:pPr>
+      <w:rPr>
+        <w:rFonts w:ascii="Courier New" w:hAnsi="Courier New" w:cs="Courier New" w:hint="default"/>
+      </w:rPr>
+    </w:lvl>
+    <w:lvl w:ilvl="8" w:tplc="04090005" w:tentative="1">
+      <w:start w:val="1"/>
+      <w:numFmt w:val="bullet"/>
+      <w:lvlText w:val=""/>
+      <w:lvlJc w:val="left"/>
+      <w:pPr>
+        <w:ind w:left="6480" w:hanging="360"/>
+      </w:pPr>
+      <w:rPr>
+        <w:rFonts w:ascii="Wingdings" w:hAnsi="Wingdings" w:hint="default"/>
+      </w:rPr>
+    </w:lvl>
+  </w:abstractNum>
+  <w:abstractNum w:abstractNumId="3" w15:restartNumberingAfterBreak="0">
+    <w:nsid w:val="11122404"/>
+    <w:multiLevelType w:val="hybridMultilevel"/>
+    <w:tmpl w:val="EFC4CC18"/>
+    <w:lvl w:ilvl="0" w:tplc="04090001">
+      <w:start w:val="1"/>
+      <w:numFmt w:val="bullet"/>
+      <w:lvlText w:val=""/>
+      <w:lvlJc w:val="left"/>
+      <w:pPr>
+        <w:ind w:left="720" w:hanging="360"/>
+      </w:pPr>
+      <w:rPr>
+        <w:rFonts w:ascii="Symbol" w:hAnsi="Symbol" w:hint="default"/>
+      </w:rPr>
+    </w:lvl>
+    <w:lvl w:ilvl="1" w:tplc="04090003" w:tentative="1">
+      <w:start w:val="1"/>
+      <w:numFmt w:val="bullet"/>
+      <w:lvlText w:val="o"/>
+      <w:lvlJc w:val="left"/>
+      <w:pPr>
+        <w:ind w:left="1440" w:hanging="360"/>
+      </w:pPr>
+      <w:rPr>
+        <w:rFonts w:ascii="Courier New" w:hAnsi="Courier New" w:cs="Courier New" w:hint="default"/>
+      </w:rPr>
+    </w:lvl>
+    <w:lvl w:ilvl="2" w:tplc="04090005" w:tentative="1">
+      <w:start w:val="1"/>
+      <w:numFmt w:val="bullet"/>
+      <w:lvlText w:val=""/>
+      <w:lvlJc w:val="left"/>
+      <w:pPr>
+        <w:ind w:left="2160" w:hanging="360"/>
+      </w:pPr>
+      <w:rPr>
+        <w:rFonts w:ascii="Wingdings" w:hAnsi="Wingdings" w:hint="default"/>
+      </w:rPr>
+    </w:lvl>
+    <w:lvl w:ilvl="3" w:tplc="04090001" w:tentative="1">
+      <w:start w:val="1"/>
+      <w:numFmt w:val="bullet"/>
+      <w:lvlText w:val=""/>
+      <w:lvlJc w:val="left"/>
+      <w:pPr>
+        <w:ind w:left="2880" w:hanging="360"/>
+      </w:pPr>
+      <w:rPr>
+        <w:rFonts w:ascii="Symbol" w:hAnsi="Symbol" w:hint="default"/>
+      </w:rPr>
+    </w:lvl>
+    <w:lvl w:ilvl="4" w:tplc="04090003" w:tentative="1">
+      <w:start w:val="1"/>
+      <w:numFmt w:val="bullet"/>
+      <w:lvlText w:val="o"/>
+      <w:lvlJc w:val="left"/>
+      <w:pPr>
+        <w:ind w:left="3600" w:hanging="360"/>
+      </w:pPr>
+      <w:rPr>
+        <w:rFonts w:ascii="Courier New" w:hAnsi="Courier New" w:cs="Courier New" w:hint="default"/>
+      </w:rPr>
+    </w:lvl>
+    <w:lvl w:ilvl="5" w:tplc="04090005" w:tentative="1">
+      <w:start w:val="1"/>
+      <w:numFmt w:val="bullet"/>
+      <w:lvlText w:val=""/>
+      <w:lvlJc w:val="left"/>
+      <w:pPr>
+        <w:ind w:left="4320" w:hanging="360"/>
+      </w:pPr>
+      <w:rPr>
+        <w:rFonts w:ascii="Wingdings" w:hAnsi="Wingdings" w:hint="default"/>
+      </w:rPr>
+    </w:lvl>
+    <w:lvl w:ilvl="6" w:tplc="04090001" w:tentative="1">
+      <w:start w:val="1"/>
+      <w:numFmt w:val="bullet"/>
+      <w:lvlText w:val=""/>
+      <w:lvlJc w:val="left"/>
+      <w:pPr>
+        <w:ind w:left="5040" w:hanging="360"/>
+      </w:pPr>
+      <w:rPr>
+        <w:rFonts w:ascii="Symbol" w:hAnsi="Symbol" w:hint="default"/>
+      </w:rPr>
+    </w:lvl>
+    <w:lvl w:ilvl="7" w:tplc="04090003" w:tentative="1">
+      <w:start w:val="1"/>
+      <w:numFmt w:val="bullet"/>
+      <w:lvlText w:val="o"/>
+      <w:lvlJc w:val="left"/>
+      <w:pPr>
+        <w:ind w:left="5760" w:hanging="360"/>
+      </w:pPr>
+      <w:rPr>
+        <w:rFonts w:ascii="Courier New" w:hAnsi="Courier New" w:cs="Courier New" w:hint="default"/>
+      </w:rPr>
+    </w:lvl>
+    <w:lvl w:ilvl="8" w:tplc="04090005" w:tentative="1">
+      <w:start w:val="1"/>
+      <w:numFmt w:val="bullet"/>
+      <w:lvlText w:val=""/>
+      <w:lvlJc w:val="left"/>
+      <w:pPr>
+        <w:ind w:left="6480" w:hanging="360"/>
+      </w:pPr>
+      <w:rPr>
+        <w:rFonts w:ascii="Wingdings" w:hAnsi="Wingdings" w:hint="default"/>
+      </w:rPr>
+    </w:lvl>
+  </w:abstractNum>
+  <w:abstractNum w:abstractNumId="4" w15:restartNumberingAfterBreak="0">
+    <w:nsid w:val="132074F7"/>
+    <w:multiLevelType w:val="hybridMultilevel"/>
+    <w:tmpl w:val="DEE4906E"/>
+    <w:lvl w:ilvl="0" w:tplc="04090001">
+      <w:start w:val="1"/>
+      <w:numFmt w:val="bullet"/>
+      <w:lvlText w:val=""/>
+      <w:lvlJc w:val="left"/>
+      <w:pPr>
+        <w:ind w:left="720" w:hanging="360"/>
+      </w:pPr>
+      <w:rPr>
+        <w:rFonts w:ascii="Symbol" w:hAnsi="Symbol" w:hint="default"/>
+      </w:rPr>
+    </w:lvl>
+    <w:lvl w:ilvl="1" w:tplc="04090003" w:tentative="1">
+      <w:start w:val="1"/>
+      <w:numFmt w:val="bullet"/>
+      <w:lvlText w:val="o"/>
+      <w:lvlJc w:val="left"/>
+      <w:pPr>
+        <w:ind w:left="1440" w:hanging="360"/>
+      </w:pPr>
+      <w:rPr>
+        <w:rFonts w:ascii="Courier New" w:hAnsi="Courier New" w:cs="Courier New" w:hint="default"/>
+      </w:rPr>
+    </w:lvl>
+    <w:lvl w:ilvl="2" w:tplc="04090005" w:tentative="1">
+      <w:start w:val="1"/>
+      <w:numFmt w:val="bullet"/>
+      <w:lvlText w:val=""/>
+      <w:lvlJc w:val="left"/>
+      <w:pPr>
+        <w:ind w:left="2160" w:hanging="360"/>
+      </w:pPr>
+      <w:rPr>
+        <w:rFonts w:ascii="Wingdings" w:hAnsi="Wingdings" w:hint="default"/>
+      </w:rPr>
+    </w:lvl>
+    <w:lvl w:ilvl="3" w:tplc="04090001" w:tentative="1">
+      <w:start w:val="1"/>
+      <w:numFmt w:val="bullet"/>
+      <w:lvlText w:val=""/>
+      <w:lvlJc w:val="left"/>
+      <w:pPr>
+        <w:ind w:left="2880" w:hanging="360"/>
+      </w:pPr>
+      <w:rPr>
+        <w:rFonts w:ascii="Symbol" w:hAnsi="Symbol" w:hint="default"/>
+      </w:rPr>
+    </w:lvl>
+    <w:lvl w:ilvl="4" w:tplc="04090003" w:tentative="1">
+      <w:start w:val="1"/>
+      <w:numFmt w:val="bullet"/>
+      <w:lvlText w:val="o"/>
+      <w:lvlJc w:val="left"/>
+      <w:pPr>
+        <w:ind w:left="3600" w:hanging="360"/>
+      </w:pPr>
+      <w:rPr>
+        <w:rFonts w:ascii="Courier New" w:hAnsi="Courier New" w:cs="Courier New" w:hint="default"/>
+      </w:rPr>
+    </w:lvl>
+    <w:lvl w:ilvl="5" w:tplc="04090005" w:tentative="1">
+      <w:start w:val="1"/>
+      <w:numFmt w:val="bullet"/>
+      <w:lvlText w:val=""/>
+      <w:lvlJc w:val="left"/>
+      <w:pPr>
+        <w:ind w:left="4320" w:hanging="360"/>
+      </w:pPr>
+      <w:rPr>
+        <w:rFonts w:ascii="Wingdings" w:hAnsi="Wingdings" w:hint="default"/>
+      </w:rPr>
+    </w:lvl>
+    <w:lvl w:ilvl="6" w:tplc="04090001" w:tentative="1">
+      <w:start w:val="1"/>
+      <w:numFmt w:val="bullet"/>
+      <w:lvlText w:val=""/>
+      <w:lvlJc w:val="left"/>
+      <w:pPr>
+        <w:ind w:left="5040" w:hanging="360"/>
+      </w:pPr>
+      <w:rPr>
+        <w:rFonts w:ascii="Symbol" w:hAnsi="Symbol" w:hint="default"/>
+      </w:rPr>
+    </w:lvl>
+    <w:lvl w:ilvl="7" w:tplc="04090003" w:tentative="1">
+      <w:start w:val="1"/>
+      <w:numFmt w:val="bullet"/>
+      <w:lvlText w:val="o"/>
+      <w:lvlJc w:val="left"/>
+      <w:pPr>
+        <w:ind w:left="5760" w:hanging="360"/>
+      </w:pPr>
+      <w:rPr>
+        <w:rFonts w:ascii="Courier New" w:hAnsi="Courier New" w:cs="Courier New" w:hint="default"/>
+      </w:rPr>
+    </w:lvl>
+    <w:lvl w:ilvl="8" w:tplc="04090005" w:tentative="1">
+      <w:start w:val="1"/>
+      <w:numFmt w:val="bullet"/>
+      <w:lvlText w:val=""/>
+      <w:lvlJc w:val="left"/>
+      <w:pPr>
+        <w:ind w:left="6480" w:hanging="360"/>
+      </w:pPr>
+      <w:rPr>
+        <w:rFonts w:ascii="Wingdings" w:hAnsi="Wingdings" w:hint="default"/>
+      </w:rPr>
+    </w:lvl>
+  </w:abstractNum>
+  <w:abstractNum w:abstractNumId="5" w15:restartNumberingAfterBreak="0">
+    <w:nsid w:val="16C11A0E"/>
+    <w:multiLevelType w:val="hybridMultilevel"/>
+    <w:tmpl w:val="33E41CAE"/>
+    <w:lvl w:ilvl="0" w:tplc="04090001">
+      <w:start w:val="1"/>
+      <w:numFmt w:val="bullet"/>
+      <w:lvlText w:val=""/>
+      <w:lvlJc w:val="left"/>
+      <w:pPr>
+        <w:ind w:left="720" w:hanging="360"/>
+      </w:pPr>
+      <w:rPr>
+        <w:rFonts w:ascii="Symbol" w:hAnsi="Symbol" w:hint="default"/>
+      </w:rPr>
+    </w:lvl>
+    <w:lvl w:ilvl="1" w:tplc="04090003">
+      <w:start w:val="1"/>
+      <w:numFmt w:val="bullet"/>
+      <w:lvlText w:val="o"/>
+      <w:lvlJc w:val="left"/>
+      <w:pPr>
+        <w:ind w:left="1440" w:hanging="360"/>
+      </w:pPr>
+      <w:rPr>
+        <w:rFonts w:ascii="Courier New" w:hAnsi="Courier New" w:cs="Courier New" w:hint="default"/>
+      </w:rPr>
+    </w:lvl>
+    <w:lvl w:ilvl="2" w:tplc="04090005" w:tentative="1">
+      <w:start w:val="1"/>
+      <w:numFmt w:val="bullet"/>
+      <w:lvlText w:val=""/>
+      <w:lvlJc w:val="left"/>
+      <w:pPr>
+        <w:ind w:left="2160" w:hanging="360"/>
+      </w:pPr>
+      <w:rPr>
+        <w:rFonts w:ascii="Wingdings" w:hAnsi="Wingdings" w:hint="default"/>
+      </w:rPr>
+    </w:lvl>
+    <w:lvl w:ilvl="3" w:tplc="04090001" w:tentative="1">
+      <w:start w:val="1"/>
+      <w:numFmt w:val="bullet"/>
+      <w:lvlText w:val=""/>
+      <w:lvlJc w:val="left"/>
+      <w:pPr>
+        <w:ind w:left="2880" w:hanging="360"/>
+      </w:pPr>
+      <w:rPr>
+        <w:rFonts w:ascii="Symbol" w:hAnsi="Symbol" w:hint="default"/>
+      </w:rPr>
+    </w:lvl>
+    <w:lvl w:ilvl="4" w:tplc="04090003" w:tentative="1">
+      <w:start w:val="1"/>
+      <w:numFmt w:val="bullet"/>
+      <w:lvlText w:val="o"/>
+      <w:lvlJc w:val="left"/>
+      <w:pPr>
+        <w:ind w:left="3600" w:hanging="360"/>
+      </w:pPr>
+      <w:rPr>
+        <w:rFonts w:ascii="Courier New" w:hAnsi="Courier New" w:cs="Courier New" w:hint="default"/>
+      </w:rPr>
+    </w:lvl>
+    <w:lvl w:ilvl="5" w:tplc="04090005" w:tentative="1">
+      <w:start w:val="1"/>
+      <w:numFmt w:val="bullet"/>
+      <w:lvlText w:val=""/>
+      <w:lvlJc w:val="left"/>
+      <w:pPr>
+        <w:ind w:left="4320" w:hanging="360"/>
+      </w:pPr>
+      <w:rPr>
+        <w:rFonts w:ascii="Wingdings" w:hAnsi="Wingdings" w:hint="default"/>
+      </w:rPr>
+    </w:lvl>
+    <w:lvl w:ilvl="6" w:tplc="04090001" w:tentative="1">
+      <w:start w:val="1"/>
+      <w:numFmt w:val="bullet"/>
+      <w:lvlText w:val=""/>
+      <w:lvlJc w:val="left"/>
+      <w:pPr>
+        <w:ind w:left="5040" w:hanging="360"/>
+      </w:pPr>
+      <w:rPr>
+        <w:rFonts w:ascii="Symbol" w:hAnsi="Symbol" w:hint="default"/>
+      </w:rPr>
+    </w:lvl>
+    <w:lvl w:ilvl="7" w:tplc="04090003" w:tentative="1">
+      <w:start w:val="1"/>
+      <w:numFmt w:val="bullet"/>
+      <w:lvlText w:val="o"/>
+      <w:lvlJc w:val="left"/>
+      <w:pPr>
+        <w:ind w:left="5760" w:hanging="360"/>
+      </w:pPr>
+      <w:rPr>
+        <w:rFonts w:ascii="Courier New" w:hAnsi="Courier New" w:cs="Courier New" w:hint="default"/>
+      </w:rPr>
+    </w:lvl>
+    <w:lvl w:ilvl="8" w:tplc="04090005" w:tentative="1">
+      <w:start w:val="1"/>
+      <w:numFmt w:val="bullet"/>
+      <w:lvlText w:val=""/>
+      <w:lvlJc w:val="left"/>
+      <w:pPr>
+        <w:ind w:left="6480" w:hanging="360"/>
+      </w:pPr>
+      <w:rPr>
+        <w:rFonts w:ascii="Wingdings" w:hAnsi="Wingdings" w:hint="default"/>
+      </w:rPr>
+    </w:lvl>
+  </w:abstractNum>
+  <w:abstractNum w:abstractNumId="6" w15:restartNumberingAfterBreak="0">
+    <w:nsid w:val="1E9A3BD0"/>
+    <w:multiLevelType w:val="hybridMultilevel"/>
+    <w:tmpl w:val="81F4CDF6"/>
+    <w:lvl w:ilvl="0" w:tplc="53F2E77E">
+      <w:numFmt w:val="bullet"/>
+      <w:lvlText w:val="-"/>
+      <w:lvlJc w:val="left"/>
+      <w:pPr>
+        <w:ind w:left="720" w:hanging="360"/>
+      </w:pPr>
+      <w:rPr>
+        <w:rFonts w:ascii="Aptos" w:eastAsiaTheme="minorHAnsi" w:hAnsi="Aptos" w:cstheme="minorBidi" w:hint="default"/>
+      </w:rPr>
+    </w:lvl>
+    <w:lvl w:ilvl="1" w:tplc="04090003" w:tentative="1">
+      <w:start w:val="1"/>
+      <w:numFmt w:val="bullet"/>
+      <w:lvlText w:val="o"/>
+      <w:lvlJc w:val="left"/>
+      <w:pPr>
+        <w:ind w:left="1440" w:hanging="360"/>
+      </w:pPr>
+      <w:rPr>
+        <w:rFonts w:ascii="Courier New" w:hAnsi="Courier New" w:cs="Courier New" w:hint="default"/>
+      </w:rPr>
+    </w:lvl>
+    <w:lvl w:ilvl="2" w:tplc="04090005" w:tentative="1">
+      <w:start w:val="1"/>
+      <w:numFmt w:val="bullet"/>
+      <w:lvlText w:val=""/>
+      <w:lvlJc w:val="left"/>
+      <w:pPr>
+        <w:ind w:left="2160" w:hanging="360"/>
+      </w:pPr>
+      <w:rPr>
+        <w:rFonts w:ascii="Wingdings" w:hAnsi="Wingdings" w:hint="default"/>
+      </w:rPr>
+    </w:lvl>
+    <w:lvl w:ilvl="3" w:tplc="04090001" w:tentative="1">
+      <w:start w:val="1"/>
+      <w:numFmt w:val="bullet"/>
+      <w:lvlText w:val=""/>
+      <w:lvlJc w:val="left"/>
+      <w:pPr>
+        <w:ind w:left="2880" w:hanging="360"/>
+      </w:pPr>
+      <w:rPr>
+        <w:rFonts w:ascii="Symbol" w:hAnsi="Symbol" w:hint="default"/>
+      </w:rPr>
+    </w:lvl>
+    <w:lvl w:ilvl="4" w:tplc="04090003" w:tentative="1">
+      <w:start w:val="1"/>
+      <w:numFmt w:val="bullet"/>
+      <w:lvlText w:val="o"/>
+      <w:lvlJc w:val="left"/>
+      <w:pPr>
+        <w:ind w:left="3600" w:hanging="360"/>
+      </w:pPr>
+      <w:rPr>
+        <w:rFonts w:ascii="Courier New" w:hAnsi="Courier New" w:cs="Courier New" w:hint="default"/>
+      </w:rPr>
+    </w:lvl>
+    <w:lvl w:ilvl="5" w:tplc="04090005" w:tentative="1">
+      <w:start w:val="1"/>
+      <w:numFmt w:val="bullet"/>
+      <w:lvlText w:val=""/>
+      <w:lvlJc w:val="left"/>
+      <w:pPr>
+        <w:ind w:left="4320" w:hanging="360"/>
+      </w:pPr>
+      <w:rPr>
+        <w:rFonts w:ascii="Wingdings" w:hAnsi="Wingdings" w:hint="default"/>
+      </w:rPr>
+    </w:lvl>
+    <w:lvl w:ilvl="6" w:tplc="04090001" w:tentative="1">
+      <w:start w:val="1"/>
+      <w:numFmt w:val="bullet"/>
+      <w:lvlText w:val=""/>
+      <w:lvlJc w:val="left"/>
+      <w:pPr>
+        <w:ind w:left="5040" w:hanging="360"/>
+      </w:pPr>
+      <w:rPr>
+        <w:rFonts w:ascii="Symbol" w:hAnsi="Symbol" w:hint="default"/>
+      </w:rPr>
+    </w:lvl>
+    <w:lvl w:ilvl="7" w:tplc="04090003" w:tentative="1">
+      <w:start w:val="1"/>
+      <w:numFmt w:val="bullet"/>
+      <w:lvlText w:val="o"/>
+      <w:lvlJc w:val="left"/>
+      <w:pPr>
+        <w:ind w:left="5760" w:hanging="360"/>
+      </w:pPr>
+      <w:rPr>
+        <w:rFonts w:ascii="Courier New" w:hAnsi="Courier New" w:cs="Courier New" w:hint="default"/>
+      </w:rPr>
+    </w:lvl>
+    <w:lvl w:ilvl="8" w:tplc="04090005" w:tentative="1">
+      <w:start w:val="1"/>
+      <w:numFmt w:val="bullet"/>
+      <w:lvlText w:val=""/>
+      <w:lvlJc w:val="left"/>
+      <w:pPr>
+        <w:ind w:left="6480" w:hanging="360"/>
+      </w:pPr>
+      <w:rPr>
+        <w:rFonts w:ascii="Wingdings" w:hAnsi="Wingdings" w:hint="default"/>
+      </w:rPr>
+    </w:lvl>
+  </w:abstractNum>
+  <w:abstractNum w:abstractNumId="7" w15:restartNumberingAfterBreak="0">
+    <w:nsid w:val="283F3754"/>
+    <w:multiLevelType w:val="hybridMultilevel"/>
+    <w:tmpl w:val="89CC0052"/>
+    <w:lvl w:ilvl="0" w:tplc="04090001">
+      <w:start w:val="1"/>
+      <w:numFmt w:val="bullet"/>
+      <w:lvlText w:val=""/>
+      <w:lvlJc w:val="left"/>
+      <w:pPr>
+        <w:ind w:left="720" w:hanging="360"/>
+      </w:pPr>
+      <w:rPr>
+        <w:rFonts w:ascii="Symbol" w:hAnsi="Symbol" w:hint="default"/>
+      </w:rPr>
+    </w:lvl>
+    <w:lvl w:ilvl="1" w:tplc="04090003" w:tentative="1">
+      <w:start w:val="1"/>
+      <w:numFmt w:val="bullet"/>
+      <w:lvlText w:val="o"/>
+      <w:lvlJc w:val="left"/>
+      <w:pPr>
+        <w:ind w:left="1440" w:hanging="360"/>
+      </w:pPr>
+      <w:rPr>
+        <w:rFonts w:ascii="Courier New" w:hAnsi="Courier New" w:cs="Courier New" w:hint="default"/>
+      </w:rPr>
+    </w:lvl>
+    <w:lvl w:ilvl="2" w:tplc="04090005" w:tentative="1">
+      <w:start w:val="1"/>
+      <w:numFmt w:val="bullet"/>
+      <w:lvlText w:val=""/>
+      <w:lvlJc w:val="left"/>
+      <w:pPr>
+        <w:ind w:left="2160" w:hanging="360"/>
+      </w:pPr>
+      <w:rPr>
+        <w:rFonts w:ascii="Wingdings" w:hAnsi="Wingdings" w:hint="default"/>
+      </w:rPr>
+    </w:lvl>
+    <w:lvl w:ilvl="3" w:tplc="04090001" w:tentative="1">
+      <w:start w:val="1"/>
+      <w:numFmt w:val="bullet"/>
+      <w:lvlText w:val=""/>
+      <w:lvlJc w:val="left"/>
+      <w:pPr>
+        <w:ind w:left="2880" w:hanging="360"/>
+      </w:pPr>
+      <w:rPr>
+        <w:rFonts w:ascii="Symbol" w:hAnsi="Symbol" w:hint="default"/>
+      </w:rPr>
+    </w:lvl>
+    <w:lvl w:ilvl="4" w:tplc="04090003" w:tentative="1">
+      <w:start w:val="1"/>
+      <w:numFmt w:val="bullet"/>
+      <w:lvlText w:val="o"/>
+      <w:lvlJc w:val="left"/>
+      <w:pPr>
+        <w:ind w:left="3600" w:hanging="360"/>
+      </w:pPr>
+      <w:rPr>
+        <w:rFonts w:ascii="Courier New" w:hAnsi="Courier New" w:cs="Courier New" w:hint="default"/>
+      </w:rPr>
+    </w:lvl>
+    <w:lvl w:ilvl="5" w:tplc="04090005" w:tentative="1">
+      <w:start w:val="1"/>
+      <w:numFmt w:val="bullet"/>
+      <w:lvlText w:val=""/>
+      <w:lvlJc w:val="left"/>
+      <w:pPr>
+        <w:ind w:left="4320" w:hanging="360"/>
+      </w:pPr>
+      <w:rPr>
+        <w:rFonts w:ascii="Wingdings" w:hAnsi="Wingdings" w:hint="default"/>
+      </w:rPr>
+    </w:lvl>
+    <w:lvl w:ilvl="6" w:tplc="04090001" w:tentative="1">
+      <w:start w:val="1"/>
+      <w:numFmt w:val="bullet"/>
+      <w:lvlText w:val=""/>
+      <w:lvlJc w:val="left"/>
+      <w:pPr>
+        <w:ind w:left="5040" w:hanging="360"/>
+      </w:pPr>
+      <w:rPr>
+        <w:rFonts w:ascii="Symbol" w:hAnsi="Symbol" w:hint="default"/>
+      </w:rPr>
+    </w:lvl>
+    <w:lvl w:ilvl="7" w:tplc="04090003" w:tentative="1">
+      <w:start w:val="1"/>
+      <w:numFmt w:val="bullet"/>
+      <w:lvlText w:val="o"/>
+      <w:lvlJc w:val="left"/>
+      <w:pPr>
+        <w:ind w:left="5760" w:hanging="360"/>
+      </w:pPr>
+      <w:rPr>
+        <w:rFonts w:ascii="Courier New" w:hAnsi="Courier New" w:cs="Courier New" w:hint="default"/>
+      </w:rPr>
+    </w:lvl>
+    <w:lvl w:ilvl="8" w:tplc="04090005" w:tentative="1">
+      <w:start w:val="1"/>
+      <w:numFmt w:val="bullet"/>
+      <w:lvlText w:val=""/>
+      <w:lvlJc w:val="left"/>
+      <w:pPr>
+        <w:ind w:left="6480" w:hanging="360"/>
+      </w:pPr>
+      <w:rPr>
+        <w:rFonts w:ascii="Wingdings" w:hAnsi="Wingdings" w:hint="default"/>
+      </w:rPr>
+    </w:lvl>
+  </w:abstractNum>
+  <w:abstractNum w:abstractNumId="8" w15:restartNumberingAfterBreak="0">
+    <w:nsid w:val="2F853AED"/>
+    <w:multiLevelType w:val="hybridMultilevel"/>
+    <w:tmpl w:val="6406D842"/>
+    <w:lvl w:ilvl="0" w:tplc="04090001">
+      <w:start w:val="1"/>
+      <w:numFmt w:val="bullet"/>
+      <w:lvlText w:val=""/>
+      <w:lvlJc w:val="left"/>
+      <w:pPr>
+        <w:ind w:left="720" w:hanging="360"/>
+      </w:pPr>
+      <w:rPr>
+        <w:rFonts w:ascii="Symbol" w:hAnsi="Symbol" w:hint="default"/>
+      </w:rPr>
+    </w:lvl>
+    <w:lvl w:ilvl="1" w:tplc="04090003" w:tentative="1">
+      <w:start w:val="1"/>
+      <w:numFmt w:val="bullet"/>
+      <w:lvlText w:val="o"/>
+      <w:lvlJc w:val="left"/>
+      <w:pPr>
+        <w:ind w:left="1440" w:hanging="360"/>
+      </w:pPr>
+      <w:rPr>
+        <w:rFonts w:ascii="Courier New" w:hAnsi="Courier New" w:cs="Courier New" w:hint="default"/>
+      </w:rPr>
+    </w:lvl>
+    <w:lvl w:ilvl="2" w:tplc="04090005" w:tentative="1">
+      <w:start w:val="1"/>
+      <w:numFmt w:val="bullet"/>
+      <w:lvlText w:val=""/>
+      <w:lvlJc w:val="left"/>
+      <w:pPr>
+        <w:ind w:left="2160" w:hanging="360"/>
+      </w:pPr>
+      <w:rPr>
+        <w:rFonts w:ascii="Wingdings" w:hAnsi="Wingdings" w:hint="default"/>
+      </w:rPr>
+    </w:lvl>
+    <w:lvl w:ilvl="3" w:tplc="04090001" w:tentative="1">
+      <w:start w:val="1"/>
+      <w:numFmt w:val="bullet"/>
+      <w:lvlText w:val=""/>
+      <w:lvlJc w:val="left"/>
+      <w:pPr>
+        <w:ind w:left="2880" w:hanging="360"/>
+      </w:pPr>
+      <w:rPr>
+        <w:rFonts w:ascii="Symbol" w:hAnsi="Symbol" w:hint="default"/>
+      </w:rPr>
+    </w:lvl>
+    <w:lvl w:ilvl="4" w:tplc="04090003" w:tentative="1">
+      <w:start w:val="1"/>
+      <w:numFmt w:val="bullet"/>
+      <w:lvlText w:val="o"/>
+      <w:lvlJc w:val="left"/>
+      <w:pPr>
+        <w:ind w:left="3600" w:hanging="360"/>
+      </w:pPr>
+      <w:rPr>
+        <w:rFonts w:ascii="Courier New" w:hAnsi="Courier New" w:cs="Courier New" w:hint="default"/>
+      </w:rPr>
+    </w:lvl>
+    <w:lvl w:ilvl="5" w:tplc="04090005" w:tentative="1">
+      <w:start w:val="1"/>
+      <w:numFmt w:val="bullet"/>
+      <w:lvlText w:val=""/>
+      <w:lvlJc w:val="left"/>
+      <w:pPr>
+        <w:ind w:left="4320" w:hanging="360"/>
+      </w:pPr>
+      <w:rPr>
+        <w:rFonts w:ascii="Wingdings" w:hAnsi="Wingdings" w:hint="default"/>
+      </w:rPr>
+    </w:lvl>
+    <w:lvl w:ilvl="6" w:tplc="04090001" w:tentative="1">
+      <w:start w:val="1"/>
+      <w:numFmt w:val="bullet"/>
+      <w:lvlText w:val=""/>
+      <w:lvlJc w:val="left"/>
+      <w:pPr>
+        <w:ind w:left="5040" w:hanging="360"/>
+      </w:pPr>
+      <w:rPr>
+        <w:rFonts w:ascii="Symbol" w:hAnsi="Symbol" w:hint="default"/>
+      </w:rPr>
+    </w:lvl>
+    <w:lvl w:ilvl="7" w:tplc="04090003" w:tentative="1">
+      <w:start w:val="1"/>
+      <w:numFmt w:val="bullet"/>
+      <w:lvlText w:val="o"/>
+      <w:lvlJc w:val="left"/>
+      <w:pPr>
+        <w:ind w:left="5760" w:hanging="360"/>
+      </w:pPr>
+      <w:rPr>
+        <w:rFonts w:ascii="Courier New" w:hAnsi="Courier New" w:cs="Courier New" w:hint="default"/>
+      </w:rPr>
+    </w:lvl>
+    <w:lvl w:ilvl="8" w:tplc="04090005" w:tentative="1">
+      <w:start w:val="1"/>
+      <w:numFmt w:val="bullet"/>
+      <w:lvlText w:val=""/>
+      <w:lvlJc w:val="left"/>
+      <w:pPr>
+        <w:ind w:left="6480" w:hanging="360"/>
+      </w:pPr>
+      <w:rPr>
+        <w:rFonts w:ascii="Wingdings" w:hAnsi="Wingdings" w:hint="default"/>
+      </w:rPr>
+    </w:lvl>
+  </w:abstractNum>
+  <w:abstractNum w:abstractNumId="9" w15:restartNumberingAfterBreak="0">
+    <w:nsid w:val="3C387E80"/>
+    <w:multiLevelType w:val="hybridMultilevel"/>
+    <w:tmpl w:val="DAE64B52"/>
+    <w:lvl w:ilvl="0" w:tplc="04090001">
+      <w:start w:val="1"/>
+      <w:numFmt w:val="bullet"/>
+      <w:lvlText w:val=""/>
+      <w:lvlJc w:val="left"/>
+      <w:pPr>
+        <w:ind w:left="720" w:hanging="360"/>
+      </w:pPr>
+      <w:rPr>
+        <w:rFonts w:ascii="Symbol" w:hAnsi="Symbol" w:hint="default"/>
+      </w:rPr>
+    </w:lvl>
+    <w:lvl w:ilvl="1" w:tplc="04090003" w:tentative="1">
+      <w:start w:val="1"/>
+      <w:numFmt w:val="bullet"/>
+      <w:lvlText w:val="o"/>
+      <w:lvlJc w:val="left"/>
+      <w:pPr>
+        <w:ind w:left="1440" w:hanging="360"/>
+      </w:pPr>
+      <w:rPr>
+        <w:rFonts w:ascii="Courier New" w:hAnsi="Courier New" w:cs="Courier New" w:hint="default"/>
+      </w:rPr>
+    </w:lvl>
+    <w:lvl w:ilvl="2" w:tplc="04090005" w:tentative="1">
+      <w:start w:val="1"/>
+      <w:numFmt w:val="bullet"/>
+      <w:lvlText w:val=""/>
+      <w:lvlJc w:val="left"/>
+      <w:pPr>
+        <w:ind w:left="2160" w:hanging="360"/>
+      </w:pPr>
+      <w:rPr>
+        <w:rFonts w:ascii="Wingdings" w:hAnsi="Wingdings" w:hint="default"/>
+      </w:rPr>
+    </w:lvl>
+    <w:lvl w:ilvl="3" w:tplc="04090001" w:tentative="1">
+      <w:start w:val="1"/>
+      <w:numFmt w:val="bullet"/>
+      <w:lvlText w:val=""/>
+      <w:lvlJc w:val="left"/>
+      <w:pPr>
+        <w:ind w:left="2880" w:hanging="360"/>
+      </w:pPr>
+      <w:rPr>
+        <w:rFonts w:ascii="Symbol" w:hAnsi="Symbol" w:hint="default"/>
+      </w:rPr>
+    </w:lvl>
+    <w:lvl w:ilvl="4" w:tplc="04090003" w:tentative="1">
+      <w:start w:val="1"/>
+      <w:numFmt w:val="bullet"/>
+      <w:lvlText w:val="o"/>
+      <w:lvlJc w:val="left"/>
+      <w:pPr>
+        <w:ind w:left="3600" w:hanging="360"/>
+      </w:pPr>
+      <w:rPr>
+        <w:rFonts w:ascii="Courier New" w:hAnsi="Courier New" w:cs="Courier New" w:hint="default"/>
+      </w:rPr>
+    </w:lvl>
+    <w:lvl w:ilvl="5" w:tplc="04090005" w:tentative="1">
+      <w:start w:val="1"/>
+      <w:numFmt w:val="bullet"/>
+      <w:lvlText w:val=""/>
+      <w:lvlJc w:val="left"/>
+      <w:pPr>
+        <w:ind w:left="4320" w:hanging="360"/>
+      </w:pPr>
+      <w:rPr>
+        <w:rFonts w:ascii="Wingdings" w:hAnsi="Wingdings" w:hint="default"/>
+      </w:rPr>
+    </w:lvl>
+    <w:lvl w:ilvl="6" w:tplc="04090001" w:tentative="1">
+      <w:start w:val="1"/>
+      <w:numFmt w:val="bullet"/>
+      <w:lvlText w:val=""/>
+      <w:lvlJc w:val="left"/>
+      <w:pPr>
+        <w:ind w:left="5040" w:hanging="360"/>
+      </w:pPr>
+      <w:rPr>
+        <w:rFonts w:ascii="Symbol" w:hAnsi="Symbol" w:hint="default"/>
+      </w:rPr>
+    </w:lvl>
+    <w:lvl w:ilvl="7" w:tplc="04090003" w:tentative="1">
+      <w:start w:val="1"/>
+      <w:numFmt w:val="bullet"/>
+      <w:lvlText w:val="o"/>
+      <w:lvlJc w:val="left"/>
+      <w:pPr>
+        <w:ind w:left="5760" w:hanging="360"/>
+      </w:pPr>
+      <w:rPr>
+        <w:rFonts w:ascii="Courier New" w:hAnsi="Courier New" w:cs="Courier New" w:hint="default"/>
+      </w:rPr>
+    </w:lvl>
+    <w:lvl w:ilvl="8" w:tplc="04090005" w:tentative="1">
+      <w:start w:val="1"/>
+      <w:numFmt w:val="bullet"/>
+      <w:lvlText w:val=""/>
+      <w:lvlJc w:val="left"/>
+      <w:pPr>
+        <w:ind w:left="6480" w:hanging="360"/>
+      </w:pPr>
+      <w:rPr>
+        <w:rFonts w:ascii="Wingdings" w:hAnsi="Wingdings" w:hint="default"/>
+      </w:rPr>
+    </w:lvl>
+  </w:abstractNum>
+  <w:abstractNum w:abstractNumId="10" w15:restartNumberingAfterBreak="0">
+    <w:nsid w:val="56F82C3B"/>
+    <w:multiLevelType w:val="hybridMultilevel"/>
+    <w:tmpl w:val="7D34B7EA"/>
+    <w:lvl w:ilvl="0" w:tplc="A7167E1C">
+      <w:numFmt w:val="bullet"/>
+      <w:lvlText w:val="•"/>
+      <w:lvlJc w:val="left"/>
+      <w:pPr>
+        <w:ind w:left="1080" w:hanging="720"/>
+      </w:pPr>
+      <w:rPr>
+        <w:rFonts w:ascii="Aptos" w:eastAsiaTheme="minorHAnsi" w:hAnsi="Aptos" w:cstheme="minorBidi" w:hint="default"/>
+      </w:rPr>
+    </w:lvl>
+    <w:lvl w:ilvl="1" w:tplc="04090003" w:tentative="1">
+      <w:start w:val="1"/>
+      <w:numFmt w:val="bullet"/>
+      <w:lvlText w:val="o"/>
+      <w:lvlJc w:val="left"/>
+      <w:pPr>
+        <w:ind w:left="1440" w:hanging="360"/>
+      </w:pPr>
+      <w:rPr>
+        <w:rFonts w:ascii="Courier New" w:hAnsi="Courier New" w:cs="Courier New" w:hint="default"/>
+      </w:rPr>
+    </w:lvl>
+    <w:lvl w:ilvl="2" w:tplc="04090005" w:tentative="1">
+      <w:start w:val="1"/>
+      <w:numFmt w:val="bullet"/>
+      <w:lvlText w:val=""/>
+      <w:lvlJc w:val="left"/>
+      <w:pPr>
+        <w:ind w:left="2160" w:hanging="360"/>
+      </w:pPr>
+      <w:rPr>
+        <w:rFonts w:ascii="Wingdings" w:hAnsi="Wingdings" w:hint="default"/>
+      </w:rPr>
+    </w:lvl>
+    <w:lvl w:ilvl="3" w:tplc="04090001" w:tentative="1">
+      <w:start w:val="1"/>
+      <w:numFmt w:val="bullet"/>
+      <w:lvlText w:val=""/>
+      <w:lvlJc w:val="left"/>
+      <w:pPr>
+        <w:ind w:left="2880" w:hanging="360"/>
+      </w:pPr>
+      <w:rPr>
+        <w:rFonts w:ascii="Symbol" w:hAnsi="Symbol" w:hint="default"/>
+      </w:rPr>
+    </w:lvl>
+    <w:lvl w:ilvl="4" w:tplc="04090003" w:tentative="1">
+      <w:start w:val="1"/>
+      <w:numFmt w:val="bullet"/>
+      <w:lvlText w:val="o"/>
+      <w:lvlJc w:val="left"/>
+      <w:pPr>
+        <w:ind w:left="3600" w:hanging="360"/>
+      </w:pPr>
+      <w:rPr>
+        <w:rFonts w:ascii="Courier New" w:hAnsi="Courier New" w:cs="Courier New" w:hint="default"/>
+      </w:rPr>
+    </w:lvl>
+    <w:lvl w:ilvl="5" w:tplc="04090005" w:tentative="1">
+      <w:start w:val="1"/>
+      <w:numFmt w:val="bullet"/>
+      <w:lvlText w:val=""/>
+      <w:lvlJc w:val="left"/>
+      <w:pPr>
+        <w:ind w:left="4320" w:hanging="360"/>
+      </w:pPr>
+      <w:rPr>
+        <w:rFonts w:ascii="Wingdings" w:hAnsi="Wingdings" w:hint="default"/>
+      </w:rPr>
+    </w:lvl>
+    <w:lvl w:ilvl="6" w:tplc="04090001" w:tentative="1">
+      <w:start w:val="1"/>
+      <w:numFmt w:val="bullet"/>
+      <w:lvlText w:val=""/>
+      <w:lvlJc w:val="left"/>
+      <w:pPr>
+        <w:ind w:left="5040" w:hanging="360"/>
+      </w:pPr>
+      <w:rPr>
+        <w:rFonts w:ascii="Symbol" w:hAnsi="Symbol" w:hint="default"/>
+      </w:rPr>
+    </w:lvl>
+    <w:lvl w:ilvl="7" w:tplc="04090003" w:tentative="1">
+      <w:start w:val="1"/>
+      <w:numFmt w:val="bullet"/>
+      <w:lvlText w:val="o"/>
+      <w:lvlJc w:val="left"/>
+      <w:pPr>
+        <w:ind w:left="5760" w:hanging="360"/>
+      </w:pPr>
+      <w:rPr>
+        <w:rFonts w:ascii="Courier New" w:hAnsi="Courier New" w:cs="Courier New" w:hint="default"/>
+      </w:rPr>
+    </w:lvl>
+    <w:lvl w:ilvl="8" w:tplc="04090005" w:tentative="1">
+      <w:start w:val="1"/>
+      <w:numFmt w:val="bullet"/>
+      <w:lvlText w:val=""/>
+      <w:lvlJc w:val="left"/>
+      <w:pPr>
+        <w:ind w:left="6480" w:hanging="360"/>
+      </w:pPr>
+      <w:rPr>
+        <w:rFonts w:ascii="Wingdings" w:hAnsi="Wingdings" w:hint="default"/>
+      </w:rPr>
+    </w:lvl>
+  </w:abstractNum>
+  <w:abstractNum w:abstractNumId="11" w15:restartNumberingAfterBreak="0">
+    <w:nsid w:val="59AC5BD6"/>
+    <w:multiLevelType w:val="hybridMultilevel"/>
+    <w:tmpl w:val="FF8AE0DA"/>
+    <w:lvl w:ilvl="0" w:tplc="04090001">
+      <w:start w:val="1"/>
+      <w:numFmt w:val="bullet"/>
+      <w:lvlText w:val=""/>
+      <w:lvlJc w:val="left"/>
+      <w:pPr>
+        <w:ind w:left="720" w:hanging="360"/>
+      </w:pPr>
+      <w:rPr>
+        <w:rFonts w:ascii="Symbol" w:hAnsi="Symbol" w:hint="default"/>
+      </w:rPr>
+    </w:lvl>
+    <w:lvl w:ilvl="1" w:tplc="B12C6448">
+      <w:numFmt w:val="bullet"/>
+      <w:lvlText w:val="-"/>
+      <w:lvlJc w:val="left"/>
+      <w:pPr>
+        <w:ind w:left="1440" w:hanging="360"/>
+      </w:pPr>
+      <w:rPr>
+        <w:rFonts w:ascii="Aptos" w:eastAsiaTheme="minorHAnsi" w:hAnsi="Aptos" w:cstheme="minorBidi" w:hint="default"/>
+      </w:rPr>
+    </w:lvl>
+    <w:lvl w:ilvl="2" w:tplc="FFFFFFFF" w:tentative="1">
+      <w:start w:val="1"/>
+      <w:numFmt w:val="bullet"/>
+      <w:lvlText w:val=""/>
+      <w:lvlJc w:val="left"/>
+      <w:pPr>
+        <w:ind w:left="2160" w:hanging="360"/>
+      </w:pPr>
+      <w:rPr>
+        <w:rFonts w:ascii="Wingdings" w:hAnsi="Wingdings" w:hint="default"/>
+      </w:rPr>
+    </w:lvl>
+    <w:lvl w:ilvl="3" w:tplc="FFFFFFFF" w:tentative="1">
+      <w:start w:val="1"/>
+      <w:numFmt w:val="bullet"/>
+      <w:lvlText w:val=""/>
+      <w:lvlJc w:val="left"/>
+      <w:pPr>
+        <w:ind w:left="2880" w:hanging="360"/>
+      </w:pPr>
+      <w:rPr>
+        <w:rFonts w:ascii="Symbol" w:hAnsi="Symbol" w:hint="default"/>
+      </w:rPr>
+    </w:lvl>
+    <w:lvl w:ilvl="4" w:tplc="FFFFFFFF" w:tentative="1">
+      <w:start w:val="1"/>
+      <w:numFmt w:val="bullet"/>
+      <w:lvlText w:val="o"/>
+      <w:lvlJc w:val="left"/>
+      <w:pPr>
+        <w:ind w:left="3600" w:hanging="360"/>
+      </w:pPr>
+      <w:rPr>
+        <w:rFonts w:ascii="Courier New" w:hAnsi="Courier New" w:cs="Courier New" w:hint="default"/>
+      </w:rPr>
+    </w:lvl>
+    <w:lvl w:ilvl="5" w:tplc="FFFFFFFF" w:tentative="1">
+      <w:start w:val="1"/>
+      <w:numFmt w:val="bullet"/>
+      <w:lvlText w:val=""/>
+      <w:lvlJc w:val="left"/>
+      <w:pPr>
+        <w:ind w:left="4320" w:hanging="360"/>
+      </w:pPr>
+      <w:rPr>
+        <w:rFonts w:ascii="Wingdings" w:hAnsi="Wingdings" w:hint="default"/>
+      </w:rPr>
+    </w:lvl>
+    <w:lvl w:ilvl="6" w:tplc="FFFFFFFF" w:tentative="1">
+      <w:start w:val="1"/>
+      <w:numFmt w:val="bullet"/>
+      <w:lvlText w:val=""/>
+      <w:lvlJc w:val="left"/>
+      <w:pPr>
+        <w:ind w:left="5040" w:hanging="360"/>
+      </w:pPr>
+      <w:rPr>
+        <w:rFonts w:ascii="Symbol" w:hAnsi="Symbol" w:hint="default"/>
+      </w:rPr>
+    </w:lvl>
+    <w:lvl w:ilvl="7" w:tplc="FFFFFFFF" w:tentative="1">
+      <w:start w:val="1"/>
+      <w:numFmt w:val="bullet"/>
+      <w:lvlText w:val="o"/>
+      <w:lvlJc w:val="left"/>
+      <w:pPr>
+        <w:ind w:left="5760" w:hanging="360"/>
+      </w:pPr>
+      <w:rPr>
+        <w:rFonts w:ascii="Courier New" w:hAnsi="Courier New" w:cs="Courier New" w:hint="default"/>
+      </w:rPr>
+    </w:lvl>
+    <w:lvl w:ilvl="8" w:tplc="FFFFFFFF" w:tentative="1">
+      <w:start w:val="1"/>
+      <w:numFmt w:val="bullet"/>
+      <w:lvlText w:val=""/>
+      <w:lvlJc w:val="left"/>
+      <w:pPr>
+        <w:ind w:left="6480" w:hanging="360"/>
+      </w:pPr>
+      <w:rPr>
+        <w:rFonts w:ascii="Wingdings" w:hAnsi="Wingdings" w:hint="default"/>
+      </w:rPr>
+    </w:lvl>
+  </w:abstractNum>
+  <w:abstractNum w:abstractNumId="12" w15:restartNumberingAfterBreak="0">
+    <w:nsid w:val="669F3314"/>
+    <w:multiLevelType w:val="hybridMultilevel"/>
+    <w:tmpl w:val="89B8E9E2"/>
+    <w:lvl w:ilvl="0" w:tplc="7660D3D8">
+      <w:numFmt w:val="bullet"/>
+      <w:lvlText w:val="-"/>
+      <w:lvlJc w:val="left"/>
+      <w:pPr>
+        <w:ind w:left="360" w:hanging="360"/>
+      </w:pPr>
+      <w:rPr>
+        <w:rFonts w:ascii="Aptos" w:eastAsiaTheme="minorHAnsi" w:hAnsi="Aptos" w:cstheme="minorBidi" w:hint="default"/>
+      </w:rPr>
+    </w:lvl>
+    <w:lvl w:ilvl="1" w:tplc="04090003" w:tentative="1">
+      <w:start w:val="1"/>
+      <w:numFmt w:val="bullet"/>
+      <w:lvlText w:val="o"/>
+      <w:lvlJc w:val="left"/>
+      <w:pPr>
+        <w:ind w:left="1080" w:hanging="360"/>
+      </w:pPr>
+      <w:rPr>
+        <w:rFonts w:ascii="Courier New" w:hAnsi="Courier New" w:cs="Courier New" w:hint="default"/>
+      </w:rPr>
+    </w:lvl>
+    <w:lvl w:ilvl="2" w:tplc="04090005" w:tentative="1">
+      <w:start w:val="1"/>
+      <w:numFmt w:val="bullet"/>
+      <w:lvlText w:val=""/>
+      <w:lvlJc w:val="left"/>
+      <w:pPr>
+        <w:ind w:left="1800" w:hanging="360"/>
+      </w:pPr>
+      <w:rPr>
+        <w:rFonts w:ascii="Wingdings" w:hAnsi="Wingdings" w:hint="default"/>
+      </w:rPr>
+    </w:lvl>
+    <w:lvl w:ilvl="3" w:tplc="04090001" w:tentative="1">
+      <w:start w:val="1"/>
+      <w:numFmt w:val="bullet"/>
+      <w:lvlText w:val=""/>
+      <w:lvlJc w:val="left"/>
+      <w:pPr>
+        <w:ind w:left="2520" w:hanging="360"/>
+      </w:pPr>
+      <w:rPr>
+        <w:rFonts w:ascii="Symbol" w:hAnsi="Symbol" w:hint="default"/>
+      </w:rPr>
+    </w:lvl>
+    <w:lvl w:ilvl="4" w:tplc="04090003" w:tentative="1">
+      <w:start w:val="1"/>
+      <w:numFmt w:val="bullet"/>
+      <w:lvlText w:val="o"/>
+      <w:lvlJc w:val="left"/>
+      <w:pPr>
+        <w:ind w:left="3240" w:hanging="360"/>
+      </w:pPr>
+      <w:rPr>
+        <w:rFonts w:ascii="Courier New" w:hAnsi="Courier New" w:cs="Courier New" w:hint="default"/>
+      </w:rPr>
+    </w:lvl>
+    <w:lvl w:ilvl="5" w:tplc="04090005" w:tentative="1">
+      <w:start w:val="1"/>
+      <w:numFmt w:val="bullet"/>
+      <w:lvlText w:val=""/>
+      <w:lvlJc w:val="left"/>
+      <w:pPr>
+        <w:ind w:left="3960" w:hanging="360"/>
+      </w:pPr>
+      <w:rPr>
+        <w:rFonts w:ascii="Wingdings" w:hAnsi="Wingdings" w:hint="default"/>
+      </w:rPr>
+    </w:lvl>
+    <w:lvl w:ilvl="6" w:tplc="04090001" w:tentative="1">
+      <w:start w:val="1"/>
+      <w:numFmt w:val="bullet"/>
+      <w:lvlText w:val=""/>
+      <w:lvlJc w:val="left"/>
+      <w:pPr>
+        <w:ind w:left="4680" w:hanging="360"/>
+      </w:pPr>
+      <w:rPr>
+        <w:rFonts w:ascii="Symbol" w:hAnsi="Symbol" w:hint="default"/>
+      </w:rPr>
+    </w:lvl>
+    <w:lvl w:ilvl="7" w:tplc="04090003" w:tentative="1">
+      <w:start w:val="1"/>
+      <w:numFmt w:val="bullet"/>
+      <w:lvlText w:val="o"/>
+      <w:lvlJc w:val="left"/>
+      <w:pPr>
+        <w:ind w:left="5400" w:hanging="360"/>
+      </w:pPr>
+      <w:rPr>
+        <w:rFonts w:ascii="Courier New" w:hAnsi="Courier New" w:cs="Courier New" w:hint="default"/>
+      </w:rPr>
+    </w:lvl>
+    <w:lvl w:ilvl="8" w:tplc="04090005" w:tentative="1">
+      <w:start w:val="1"/>
+      <w:numFmt w:val="bullet"/>
+      <w:lvlText w:val=""/>
+      <w:lvlJc w:val="left"/>
+      <w:pPr>
+        <w:ind w:left="6120" w:hanging="360"/>
+      </w:pPr>
+      <w:rPr>
+        <w:rFonts w:ascii="Wingdings" w:hAnsi="Wingdings" w:hint="default"/>
+      </w:rPr>
+    </w:lvl>
+  </w:abstractNum>
+  <w:abstractNum w:abstractNumId="13" w15:restartNumberingAfterBreak="0">
+    <w:nsid w:val="66DA12B9"/>
+    <w:multiLevelType w:val="hybridMultilevel"/>
+    <w:tmpl w:val="C0423450"/>
+    <w:lvl w:ilvl="0" w:tplc="72F477DC">
+      <w:start w:val="1"/>
+      <w:numFmt w:val="bullet"/>
+      <w:lvlText w:val=""/>
+      <w:lvlJc w:val="left"/>
+      <w:pPr>
+        <w:ind w:left="720" w:hanging="360"/>
+      </w:pPr>
+      <w:rPr>
+        <w:rFonts w:ascii="Symbol" w:hAnsi="Symbol" w:hint="default"/>
+        <w:color w:val="auto"/>
+      </w:rPr>
+    </w:lvl>
+    <w:lvl w:ilvl="1" w:tplc="04090003">
+      <w:start w:val="1"/>
+      <w:numFmt w:val="bullet"/>
+      <w:lvlText w:val="o"/>
+      <w:lvlJc w:val="left"/>
+      <w:pPr>
+        <w:ind w:left="1440" w:hanging="360"/>
+      </w:pPr>
+      <w:rPr>
+        <w:rFonts w:ascii="Courier New" w:hAnsi="Courier New" w:cs="Courier New" w:hint="default"/>
+      </w:rPr>
+    </w:lvl>
+    <w:lvl w:ilvl="2" w:tplc="04090005">
+      <w:start w:val="1"/>
+      <w:numFmt w:val="bullet"/>
+      <w:lvlText w:val=""/>
+      <w:lvlJc w:val="left"/>
+      <w:pPr>
+        <w:ind w:left="2160" w:hanging="360"/>
+      </w:pPr>
+      <w:rPr>
+        <w:rFonts w:ascii="Wingdings" w:hAnsi="Wingdings" w:hint="default"/>
+      </w:rPr>
+    </w:lvl>
+    <w:lvl w:ilvl="3" w:tplc="04090001">
+      <w:start w:val="1"/>
+      <w:numFmt w:val="bullet"/>
+      <w:lvlText w:val=""/>
+      <w:lvlJc w:val="left"/>
+      <w:pPr>
+        <w:ind w:left="2880" w:hanging="360"/>
+      </w:pPr>
+      <w:rPr>
+        <w:rFonts w:ascii="Symbol" w:hAnsi="Symbol" w:hint="default"/>
+      </w:rPr>
+    </w:lvl>
+    <w:lvl w:ilvl="4" w:tplc="04090003">
+      <w:start w:val="1"/>
+      <w:numFmt w:val="bullet"/>
+      <w:lvlText w:val="o"/>
+      <w:lvlJc w:val="left"/>
+      <w:pPr>
+        <w:ind w:left="3600" w:hanging="360"/>
+      </w:pPr>
+      <w:rPr>
+        <w:rFonts w:ascii="Courier New" w:hAnsi="Courier New" w:cs="Courier New" w:hint="default"/>
+      </w:rPr>
+    </w:lvl>
+    <w:lvl w:ilvl="5" w:tplc="04090005">
+      <w:start w:val="1"/>
+      <w:numFmt w:val="bullet"/>
+      <w:lvlText w:val=""/>
+      <w:lvlJc w:val="left"/>
+      <w:pPr>
+        <w:ind w:left="4320" w:hanging="360"/>
+      </w:pPr>
+      <w:rPr>
+        <w:rFonts w:ascii="Wingdings" w:hAnsi="Wingdings" w:hint="default"/>
+      </w:rPr>
+    </w:lvl>
+    <w:lvl w:ilvl="6" w:tplc="04090001">
+      <w:start w:val="1"/>
+      <w:numFmt w:val="bullet"/>
+      <w:lvlText w:val=""/>
+      <w:lvlJc w:val="left"/>
+      <w:pPr>
+        <w:ind w:left="5040" w:hanging="360"/>
+      </w:pPr>
+      <w:rPr>
+        <w:rFonts w:ascii="Symbol" w:hAnsi="Symbol" w:hint="default"/>
+      </w:rPr>
+    </w:lvl>
+    <w:lvl w:ilvl="7" w:tplc="04090003">
+      <w:start w:val="1"/>
+      <w:numFmt w:val="bullet"/>
+      <w:lvlText w:val="o"/>
+      <w:lvlJc w:val="left"/>
+      <w:pPr>
+        <w:ind w:left="5760" w:hanging="360"/>
+      </w:pPr>
+      <w:rPr>
+        <w:rFonts w:ascii="Courier New" w:hAnsi="Courier New" w:cs="Courier New" w:hint="default"/>
+      </w:rPr>
+    </w:lvl>
+    <w:lvl w:ilvl="8" w:tplc="04090005">
+      <w:start w:val="1"/>
+      <w:numFmt w:val="bullet"/>
+      <w:lvlText w:val=""/>
+      <w:lvlJc w:val="left"/>
+      <w:pPr>
+        <w:ind w:left="6480" w:hanging="360"/>
+      </w:pPr>
+      <w:rPr>
+        <w:rFonts w:ascii="Wingdings" w:hAnsi="Wingdings" w:hint="default"/>
+      </w:rPr>
+    </w:lvl>
+  </w:abstractNum>
+  <w:abstractNum w:abstractNumId="14" w15:restartNumberingAfterBreak="0">
+    <w:nsid w:val="6BEA309E"/>
+    <w:multiLevelType w:val="hybridMultilevel"/>
+    <w:tmpl w:val="D45C5488"/>
+    <w:lvl w:ilvl="0" w:tplc="04090001">
+      <w:start w:val="1"/>
+      <w:numFmt w:val="bullet"/>
+      <w:lvlText w:val=""/>
+      <w:lvlJc w:val="left"/>
+      <w:pPr>
+        <w:ind w:left="720" w:hanging="360"/>
+      </w:pPr>
+      <w:rPr>
+        <w:rFonts w:ascii="Symbol" w:hAnsi="Symbol" w:hint="default"/>
+      </w:rPr>
+    </w:lvl>
+    <w:lvl w:ilvl="1" w:tplc="04090003" w:tentative="1">
+      <w:start w:val="1"/>
+      <w:numFmt w:val="bullet"/>
+      <w:lvlText w:val="o"/>
+      <w:lvlJc w:val="left"/>
+      <w:pPr>
+        <w:ind w:left="1440" w:hanging="360"/>
+      </w:pPr>
+      <w:rPr>
+        <w:rFonts w:ascii="Courier New" w:hAnsi="Courier New" w:cs="Courier New" w:hint="default"/>
+      </w:rPr>
+    </w:lvl>
+    <w:lvl w:ilvl="2" w:tplc="04090005" w:tentative="1">
+      <w:start w:val="1"/>
+      <w:numFmt w:val="bullet"/>
+      <w:lvlText w:val=""/>
+      <w:lvlJc w:val="left"/>
+      <w:pPr>
+        <w:ind w:left="2160" w:hanging="360"/>
+      </w:pPr>
+      <w:rPr>
+        <w:rFonts w:ascii="Wingdings" w:hAnsi="Wingdings" w:hint="default"/>
+      </w:rPr>
+    </w:lvl>
+    <w:lvl w:ilvl="3" w:tplc="04090001" w:tentative="1">
+      <w:start w:val="1"/>
+      <w:numFmt w:val="bullet"/>
+      <w:lvlText w:val=""/>
+      <w:lvlJc w:val="left"/>
+      <w:pPr>
+        <w:ind w:left="2880" w:hanging="360"/>
+      </w:pPr>
+      <w:rPr>
+        <w:rFonts w:ascii="Symbol" w:hAnsi="Symbol" w:hint="default"/>
+      </w:rPr>
+    </w:lvl>
+    <w:lvl w:ilvl="4" w:tplc="04090003" w:tentative="1">
+      <w:start w:val="1"/>
+      <w:numFmt w:val="bullet"/>
+      <w:lvlText w:val="o"/>
+      <w:lvlJc w:val="left"/>
+      <w:pPr>
+        <w:ind w:left="3600" w:hanging="360"/>
+      </w:pPr>
+      <w:rPr>
+        <w:rFonts w:ascii="Courier New" w:hAnsi="Courier New" w:cs="Courier New" w:hint="default"/>
+      </w:rPr>
+    </w:lvl>
+    <w:lvl w:ilvl="5" w:tplc="04090005" w:tentative="1">
+      <w:start w:val="1"/>
+      <w:numFmt w:val="bullet"/>
+      <w:lvlText w:val=""/>
+      <w:lvlJc w:val="left"/>
+      <w:pPr>
+        <w:ind w:left="4320" w:hanging="360"/>
+      </w:pPr>
+      <w:rPr>
+        <w:rFonts w:ascii="Wingdings" w:hAnsi="Wingdings" w:hint="default"/>
+      </w:rPr>
+    </w:lvl>
+    <w:lvl w:ilvl="6" w:tplc="04090001" w:tentative="1">
+      <w:start w:val="1"/>
+      <w:numFmt w:val="bullet"/>
+      <w:lvlText w:val=""/>
+      <w:lvlJc w:val="left"/>
+      <w:pPr>
+        <w:ind w:left="5040" w:hanging="360"/>
+      </w:pPr>
+      <w:rPr>
+        <w:rFonts w:ascii="Symbol" w:hAnsi="Symbol" w:hint="default"/>
+      </w:rPr>
+    </w:lvl>
+    <w:lvl w:ilvl="7" w:tplc="04090003" w:tentative="1">
+      <w:start w:val="1"/>
+      <w:numFmt w:val="bullet"/>
+      <w:lvlText w:val="o"/>
+      <w:lvlJc w:val="left"/>
+      <w:pPr>
+        <w:ind w:left="5760" w:hanging="360"/>
+      </w:pPr>
+      <w:rPr>
+        <w:rFonts w:ascii="Courier New" w:hAnsi="Courier New" w:cs="Courier New" w:hint="default"/>
+      </w:rPr>
+    </w:lvl>
+    <w:lvl w:ilvl="8" w:tplc="04090005" w:tentative="1">
+      <w:start w:val="1"/>
+      <w:numFmt w:val="bullet"/>
+      <w:lvlText w:val=""/>
+      <w:lvlJc w:val="left"/>
+      <w:pPr>
+        <w:ind w:left="6480" w:hanging="360"/>
+      </w:pPr>
+      <w:rPr>
+        <w:rFonts w:ascii="Wingdings" w:hAnsi="Wingdings" w:hint="default"/>
+      </w:rPr>
+    </w:lvl>
+  </w:abstractNum>
+  <w:abstractNum w:abstractNumId="15" w15:restartNumberingAfterBreak="0">
+    <w:nsid w:val="78CA3174"/>
+    <w:multiLevelType w:val="hybridMultilevel"/>
+    <w:tmpl w:val="F3941AB8"/>
+    <w:lvl w:ilvl="0" w:tplc="04090001">
+      <w:start w:val="1"/>
+      <w:numFmt w:val="bullet"/>
+      <w:lvlText w:val=""/>
+      <w:lvlJc w:val="left"/>
+      <w:pPr>
+        <w:ind w:left="1440" w:hanging="720"/>
+      </w:pPr>
+      <w:rPr>
+        <w:rFonts w:ascii="Symbol" w:hAnsi="Symbol" w:hint="default"/>
+      </w:rPr>
+    </w:lvl>
+    <w:lvl w:ilvl="1" w:tplc="04090003" w:tentative="1">
+      <w:start w:val="1"/>
+      <w:numFmt w:val="bullet"/>
+      <w:lvlText w:val="o"/>
+      <w:lvlJc w:val="left"/>
+      <w:pPr>
+        <w:ind w:left="1800" w:hanging="360"/>
+      </w:pPr>
+      <w:rPr>
+        <w:rFonts w:ascii="Courier New" w:hAnsi="Courier New" w:cs="Courier New" w:hint="default"/>
+      </w:rPr>
+    </w:lvl>
+    <w:lvl w:ilvl="2" w:tplc="04090005" w:tentative="1">
+      <w:start w:val="1"/>
+      <w:numFmt w:val="bullet"/>
+      <w:lvlText w:val=""/>
+      <w:lvlJc w:val="left"/>
+      <w:pPr>
+        <w:ind w:left="2520" w:hanging="360"/>
+      </w:pPr>
+      <w:rPr>
+        <w:rFonts w:ascii="Wingdings" w:hAnsi="Wingdings" w:hint="default"/>
+      </w:rPr>
+    </w:lvl>
+    <w:lvl w:ilvl="3" w:tplc="04090001" w:tentative="1">
+      <w:start w:val="1"/>
+      <w:numFmt w:val="bullet"/>
+      <w:lvlText w:val=""/>
+      <w:lvlJc w:val="left"/>
+      <w:pPr>
+        <w:ind w:left="3240" w:hanging="360"/>
+      </w:pPr>
+      <w:rPr>
+        <w:rFonts w:ascii="Symbol" w:hAnsi="Symbol" w:hint="default"/>
+      </w:rPr>
+    </w:lvl>
+    <w:lvl w:ilvl="4" w:tplc="04090003" w:tentative="1">
+      <w:start w:val="1"/>
+      <w:numFmt w:val="bullet"/>
+      <w:lvlText w:val="o"/>
+      <w:lvlJc w:val="left"/>
+      <w:pPr>
+        <w:ind w:left="3960" w:hanging="360"/>
+      </w:pPr>
+      <w:rPr>
+        <w:rFonts w:ascii="Courier New" w:hAnsi="Courier New" w:cs="Courier New" w:hint="default"/>
+      </w:rPr>
+    </w:lvl>
+    <w:lvl w:ilvl="5" w:tplc="04090005" w:tentative="1">
+      <w:start w:val="1"/>
+      <w:numFmt w:val="bullet"/>
+      <w:lvlText w:val=""/>
+      <w:lvlJc w:val="left"/>
+      <w:pPr>
+        <w:ind w:left="4680" w:hanging="360"/>
+      </w:pPr>
+      <w:rPr>
+        <w:rFonts w:ascii="Wingdings" w:hAnsi="Wingdings" w:hint="default"/>
+      </w:rPr>
+    </w:lvl>
+    <w:lvl w:ilvl="6" w:tplc="04090001" w:tentative="1">
+      <w:start w:val="1"/>
+      <w:numFmt w:val="bullet"/>
+      <w:lvlText w:val=""/>
+      <w:lvlJc w:val="left"/>
+      <w:pPr>
+        <w:ind w:left="5400" w:hanging="360"/>
+      </w:pPr>
+      <w:rPr>
+        <w:rFonts w:ascii="Symbol" w:hAnsi="Symbol" w:hint="default"/>
+      </w:rPr>
+    </w:lvl>
+    <w:lvl w:ilvl="7" w:tplc="04090003" w:tentative="1">
+      <w:start w:val="1"/>
+      <w:numFmt w:val="bullet"/>
+      <w:lvlText w:val="o"/>
+      <w:lvlJc w:val="left"/>
+      <w:pPr>
+        <w:ind w:left="6120" w:hanging="360"/>
+      </w:pPr>
+      <w:rPr>
+        <w:rFonts w:ascii="Courier New" w:hAnsi="Courier New" w:cs="Courier New" w:hint="default"/>
+      </w:rPr>
+    </w:lvl>
+    <w:lvl w:ilvl="8" w:tplc="04090005" w:tentative="1">
+      <w:start w:val="1"/>
+      <w:numFmt w:val="bullet"/>
+      <w:lvlText w:val=""/>
+      <w:lvlJc w:val="left"/>
+      <w:pPr>
+        <w:ind w:left="6840" w:hanging="360"/>
+      </w:pPr>
+      <w:rPr>
+        <w:rFonts w:ascii="Wingdings" w:hAnsi="Wingdings" w:hint="default"/>
+      </w:rPr>
+    </w:lvl>
+  </w:abstractNum>
+  <w:num w:numId="1" w16cid:durableId="420029891">
+    <w:abstractNumId w:val="0"/>
+  </w:num>
+  <w:num w:numId="2" w16cid:durableId="408356650">
+    <w:abstractNumId w:val="1"/>
+  </w:num>
+  <w:num w:numId="3" w16cid:durableId="1585727914">
+    <w:abstractNumId w:val="12"/>
+  </w:num>
+  <w:num w:numId="4" w16cid:durableId="279604378">
+    <w:abstractNumId w:val="6"/>
+  </w:num>
+  <w:num w:numId="5" w16cid:durableId="867178544">
+    <w:abstractNumId w:val="7"/>
+  </w:num>
+  <w:num w:numId="6" w16cid:durableId="1369143294">
+    <w:abstractNumId w:val="9"/>
+  </w:num>
+  <w:num w:numId="7" w16cid:durableId="196428787">
+    <w:abstractNumId w:val="3"/>
+  </w:num>
+  <w:num w:numId="8" w16cid:durableId="986057700">
+    <w:abstractNumId w:val="10"/>
+  </w:num>
+  <w:num w:numId="9" w16cid:durableId="406197328">
+    <w:abstractNumId w:val="15"/>
+  </w:num>
+  <w:num w:numId="10" w16cid:durableId="1996296945">
+    <w:abstractNumId w:val="14"/>
+  </w:num>
+  <w:num w:numId="11" w16cid:durableId="1490516239">
+    <w:abstractNumId w:val="4"/>
+  </w:num>
+  <w:num w:numId="12" w16cid:durableId="1303193320">
+    <w:abstractNumId w:val="2"/>
+  </w:num>
+  <w:num w:numId="13" w16cid:durableId="1607806549">
+    <w:abstractNumId w:val="11"/>
+  </w:num>
+  <w:num w:numId="14" w16cid:durableId="1192183549">
+    <w:abstractNumId w:val="5"/>
+  </w:num>
+  <w:num w:numId="15" w16cid:durableId="1080714721">
+    <w:abstractNumId w:val="8"/>
+  </w:num>
+  <w:num w:numId="16" w16cid:durableId="247271652">
+    <w:abstractNumId w:val="13"/>
+    <w:lvlOverride w:ilvl="0"/>
+    <w:lvlOverride w:ilvl="1"/>
+    <w:lvlOverride w:ilvl="2"/>
+    <w:lvlOverride w:ilvl="3"/>
+    <w:lvlOverride w:ilvl="4"/>
+    <w:lvlOverride w:ilvl="5"/>
+    <w:lvlOverride w:ilvl="6"/>
+    <w:lvlOverride w:ilvl="7"/>
+    <w:lvlOverride w:ilvl="8"/>
+  </w:num>
+</w:numbering>
+</file>
+
 <file path=word/styles.xml><?xml version="1.0" encoding="utf-8"?>
-<w:styles xmlns:mc="http://schemas.openxmlformats.org/markup-compatibility/2006" xmlns:r="http://schemas.openxmlformats.org/officeDocument/2006/relationships" xmlns:w="http://schemas.openxmlformats.org/wordprocessingml/2006/main" xmlns:w14="http://schemas.microsoft.com/office/word/2010/wordml" xmlns:w15="http://schemas.microsoft.com/office/word/2012/wordml" xmlns:w16cex="http://schemas.microsoft.com/office/word/2018/wordml/cex" xmlns:w16cid="http://schemas.microsoft.com/office/word/2016/wordml/cid" xmlns:w16="http://schemas.microsoft.com/office/word/2018/wordml" xmlns:w16se="http://schemas.microsoft.com/office/word/2015/wordml/symex" mc:Ignorable="w14 w15 w16se w16cid w16 w16cex">
+<w:styles xmlns:mc="http://schemas.openxmlformats.org/markup-compatibility/2006" xmlns:r="http://schemas.openxmlformats.org/officeDocument/2006/relationships" xmlns:w="http://schemas.openxmlformats.org/wordprocessingml/2006/main" xmlns:w14="http://schemas.microsoft.com/office/word/2010/wordml" xmlns:w15="http://schemas.microsoft.com/office/word/2012/wordml" xmlns:w16cex="http://schemas.microsoft.com/office/word/2018/wordml/cex" xmlns:w16cid="http://schemas.microsoft.com/office/word/2016/wordml/cid" xmlns:w16="http://schemas.microsoft.com/office/word/2018/wordml" xmlns:w16du="http://schemas.microsoft.com/office/word/2023/wordml/word16du" xmlns:w16sdtdh="http://schemas.microsoft.com/office/word/2020/wordml/sdtdatahash" xmlns:w16sdtfl="http://schemas.microsoft.com/office/word/2024/wordml/sdtformatlock" xmlns:w16se="http://schemas.microsoft.com/office/word/2015/wordml/symex" mc:Ignorable="w14 w15 w16se w16cid w16 w16cex w16sdtdh w16sdtfl w16du">
   <w:docDefaults>
     <w:rPrDefault>
       <w:rPr>
         <w:rFonts w:asciiTheme="minorHAnsi" w:eastAsiaTheme="minorHAnsi" w:hAnsiTheme="minorHAnsi" w:cstheme="minorBidi"/>
-        <w:sz w:val="22"/>
-        <w:szCs w:val="22"/>
-        <w:lang w:val="en-GB" w:eastAsia="en-US" w:bidi="ar-SA"/>
+        <w:sz w:val="24"/>
+        <w:szCs w:val="24"/>
+        <w:lang w:val="en-US" w:eastAsia="en-US" w:bidi="ar-SA"/>
       </w:rPr>
     </w:rPrDefault>
     <w:pPrDefault>
       <w:pPr>
-        <w:spacing w:after="160" w:line="259" w:lineRule="auto"/>
+        <w:spacing w:after="200"/>
       </w:pPr>
     </w:pPrDefault>
   </w:docDefaults>
-  <w:latentStyles w:defLockedState="0" w:defUIPriority="99" w:defSemiHidden="0" w:defUnhideWhenUsed="0" w:defQFormat="0" w:count="376">
-    <w:lsdException w:name="Normal" w:uiPriority="0" w:qFormat="1"/>
-    <w:lsdException w:name="heading 1" w:uiPriority="9" w:qFormat="1"/>
-    <w:lsdException w:name="heading 2" w:semiHidden="1" w:uiPriority="9" w:unhideWhenUsed="1" w:qFormat="1"/>
-    <w:lsdException w:name="heading 3" w:semiHidden="1" w:uiPriority="9" w:unhideWhenUsed="1" w:qFormat="1"/>
-    <w:lsdException w:name="heading 4" w:semiHidden="1" w:uiPriority="9" w:unhideWhenUsed="1" w:qFormat="1"/>
-    <w:lsdException w:name="heading 5" w:semiHidden="1" w:uiPriority="9" w:unhideWhenUsed="1" w:qFormat="1"/>
-    <w:lsdException w:name="heading 6" w:semiHidden="1" w:uiPriority="9" w:unhideWhenUsed="1" w:qFormat="1"/>
-    <w:lsdException w:name="heading 7" w:semiHidden="1" w:uiPriority="9" w:unhideWhenUsed="1" w:qFormat="1"/>
-    <w:lsdException w:name="heading 8" w:semiHidden="1" w:uiPriority="9" w:unhideWhenUsed="1" w:qFormat="1"/>
-    <w:lsdException w:name="heading 9" w:semiHidden="1" w:uiPriority="9" w:unhideWhenUsed="1" w:qFormat="1"/>
-    <w:lsdException w:name="index 1" w:semiHidden="1" w:unhideWhenUsed="1"/>
-    <w:lsdException w:name="index 2" w:semiHidden="1" w:unhideWhenUsed="1"/>
-    <w:lsdException w:name="index 3" w:semiHidden="1" w:unhideWhenUsed="1"/>
-    <w:lsdException w:name="index 4" w:semiHidden="1" w:unhideWhenUsed="1"/>
-    <w:lsdException w:name="index 5" w:semiHidden="1" w:unhideWhenUsed="1"/>
-    <w:lsdException w:name="index 6" w:semiHidden="1" w:unhideWhenUsed="1"/>
-    <w:lsdException w:name="index 7" w:semiHidden="1" w:unhideWhenUsed="1"/>
-    <w:lsdException w:name="index 8" w:semiHidden="1" w:unhideWhenUsed="1"/>
-    <w:lsdException w:name="index 9" w:semiHidden="1" w:unhideWhenUsed="1"/>
-    <w:lsdException w:name="toc 1" w:semiHidden="1" w:uiPriority="39" w:unhideWhenUsed="1"/>
-    <w:lsdException w:name="toc 2" w:semiHidden="1" w:uiPriority="39" w:unhideWhenUsed="1"/>
-    <w:lsdException w:name="toc 3" w:semiHidden="1" w:uiPriority="39" w:unhideWhenUsed="1"/>
-    <w:lsdException w:name="toc 4" w:semiHidden="1" w:uiPriority="39" w:unhideWhenUsed="1"/>
-    <w:lsdException w:name="toc 5" w:semiHidden="1" w:uiPriority="39" w:unhideWhenUsed="1"/>
-    <w:lsdException w:name="toc 6" w:semiHidden="1" w:uiPriority="39" w:unhideWhenUsed="1"/>
-    <w:lsdException w:name="toc 7" w:semiHidden="1" w:uiPriority="39" w:unhideWhenUsed="1"/>
-    <w:lsdException w:name="toc 8" w:semiHidden="1" w:uiPriority="39" w:unhideWhenUsed="1"/>
-    <w:lsdException w:name="toc 9" w:semiHidden="1" w:uiPriority="39" w:unhideWhenUsed="1"/>
-    <w:lsdException w:name="Normal Indent" w:semiHidden="1" w:unhideWhenUsed="1"/>
-    <w:lsdException w:name="footnote text" w:semiHidden="1" w:unhideWhenUsed="1"/>
-    <w:lsdException w:name="annotation text" w:semiHidden="1" w:unhideWhenUsed="1"/>
-    <w:lsdException w:name="header" w:semiHidden="1" w:unhideWhenUsed="1"/>
-    <w:lsdException w:name="footer" w:semiHidden="1" w:unhideWhenUsed="1"/>
-    <w:lsdException w:name="index heading" w:semiHidden="1" w:unhideWhenUsed="1"/>
-    <w:lsdException w:name="caption" w:semiHidden="1" w:uiPriority="35" w:unhideWhenUsed="1" w:qFormat="1"/>
-    <w:lsdException w:name="table of figures" w:semiHidden="1" w:unhideWhenUsed="1"/>
-    <w:lsdException w:name="envelope address" w:semiHidden="1" w:unhideWhenUsed="1"/>
-    <w:lsdException w:name="envelope return" w:semiHidden="1" w:unhideWhenUsed="1"/>
-    <w:lsdException w:name="footnote reference" w:semiHidden="1" w:unhideWhenUsed="1"/>
-    <w:lsdException w:name="annotation reference" w:semiHidden="1" w:unhideWhenUsed="1"/>
-    <w:lsdException w:name="line number" w:semiHidden="1" w:unhideWhenUsed="1"/>
-    <w:lsdException w:name="page number" w:semiHidden="1" w:unhideWhenUsed="1"/>
-    <w:lsdException w:name="endnote reference" w:semiHidden="1" w:unhideWhenUsed="1"/>
-    <w:lsdException w:name="endnote text" w:semiHidden="1" w:unhideWhenUsed="1"/>
-    <w:lsdException w:name="table of authorities" w:semiHidden="1" w:unhideWhenUsed="1"/>
-    <w:lsdException w:name="macro" w:semiHidden="1" w:unhideWhenUsed="1"/>
-    <w:lsdException w:name="toa heading" w:semiHidden="1" w:unhideWhenUsed="1"/>
-    <w:lsdException w:name="List" w:semiHidden="1" w:unhideWhenUsed="1"/>
-    <w:lsdException w:name="List Bullet" w:semiHidden="1" w:unhideWhenUsed="1"/>
-    <w:lsdException w:name="List Number" w:semiHidden="1" w:unhideWhenUsed="1"/>
-    <w:lsdException w:name="List 2" w:semiHidden="1" w:unhideWhenUsed="1"/>
-    <w:lsdException w:name="List 3" w:semiHidden="1" w:unhideWhenUsed="1"/>
-    <w:lsdException w:name="List 4" w:semiHidden="1" w:unhideWhenUsed="1"/>
-    <w:lsdException w:name="List 5" w:semiHidden="1" w:unhideWhenUsed="1"/>
-    <w:lsdException w:name="List Bullet 2" w:semiHidden="1" w:unhideWhenUsed="1"/>
-    <w:lsdException w:name="List Bullet 3" w:semiHidden="1" w:unhideWhenUsed="1"/>
-    <w:lsdException w:name="List Bullet 4" w:semiHidden="1" w:unhideWhenUsed="1"/>
-    <w:lsdException w:name="List Bullet 5" w:semiHidden="1" w:unhideWhenUsed="1"/>
-    <w:lsdException w:name="List Number 2" w:semiHidden="1" w:unhideWhenUsed="1"/>
-    <w:lsdException w:name="List Number 3" w:semiHidden="1" w:unhideWhenUsed="1"/>
-    <w:lsdException w:name="List Number 4" w:semiHidden="1" w:unhideWhenUsed="1"/>
-    <w:lsdException w:name="List Number 5" w:semiHidden="1" w:unhideWhenUsed="1"/>
-    <w:lsdException w:name="Title" w:uiPriority="10" w:qFormat="1"/>
-    <w:lsdException w:name="Closing" w:semiHidden="1" w:unhideWhenUsed="1"/>
-    <w:lsdException w:name="Signature" w:semiHidden="1" w:unhideWhenUsed="1"/>
-    <w:lsdException w:name="Default Paragraph Font" w:semiHidden="1" w:uiPriority="1" w:unhideWhenUsed="1"/>
-    <w:lsdException w:name="Body Text" w:semiHidden="1" w:unhideWhenUsed="1"/>
-    <w:lsdException w:name="Body Text Indent" w:semiHidden="1" w:unhideWhenUsed="1"/>
-    <w:lsdException w:name="List Continue" w:semiHidden="1" w:unhideWhenUsed="1"/>
-    <w:lsdException w:name="List Continue 2" w:semiHidden="1" w:unhideWhenUsed="1"/>
-    <w:lsdException w:name="List Continue 3" w:semiHidden="1" w:unhideWhenUsed="1"/>
-    <w:lsdException w:name="List Continue 4" w:semiHidden="1" w:unhideWhenUsed="1"/>
-    <w:lsdException w:name="List Continue 5" w:semiHidden="1" w:unhideWhenUsed="1"/>
-    <w:lsdException w:name="Message Header" w:semiHidden="1" w:unhideWhenUsed="1"/>
-    <w:lsdException w:name="Subtitle" w:uiPriority="11" w:qFormat="1"/>
-    <w:lsdException w:name="Salutation" w:semiHidden="1" w:unhideWhenUsed="1"/>
-    <w:lsdException w:name="Date" w:semiHidden="1" w:unhideWhenUsed="1"/>
-    <w:lsdException w:name="Body Text First Indent" w:semiHidden="1" w:unhideWhenUsed="1"/>
-    <w:lsdException w:name="Body Text First Indent 2" w:semiHidden="1" w:unhideWhenUsed="1"/>
-    <w:lsdException w:name="Note Heading" w:semiHidden="1" w:unhideWhenUsed="1"/>
-    <w:lsdException w:name="Body Text 2" w:semiHidden="1" w:unhideWhenUsed="1"/>
-    <w:lsdException w:name="Body Text 3" w:semiHidden="1" w:unhideWhenUsed="1"/>
-    <w:lsdException w:name="Body Text Indent 2" w:semiHidden="1" w:unhideWhenUsed="1"/>
-    <w:lsdException w:name="Body Text Indent 3" w:semiHidden="1" w:unhideWhenUsed="1"/>
-    <w:lsdException w:name="Block Text" w:semiHidden="1" w:unhideWhenUsed="1"/>
-    <w:lsdException w:name="Hyperlink" w:semiHidden="1" w:unhideWhenUsed="1"/>
-    <w:lsdException w:name="FollowedHyperlink" w:semiHidden="1" w:unhideWhenUsed="1"/>
-    <w:lsdException w:name="Strong" w:uiPriority="22" w:qFormat="1"/>
-    <w:lsdException w:name="Emphasis" w:uiPriority="20" w:qFormat="1"/>
-    <w:lsdException w:name="Document Map" w:semiHidden="1" w:unhideWhenUsed="1"/>
-    <w:lsdException w:name="Plain Text" w:semiHidden="1" w:unhideWhenUsed="1"/>
-    <w:lsdException w:name="E-mail Signature" w:semiHidden="1" w:unhideWhenUsed="1"/>
-    <w:lsdException w:name="HTML Top of Form" w:semiHidden="1" w:unhideWhenUsed="1"/>
-    <w:lsdException w:name="HTML Bottom of Form" w:semiHidden="1" w:unhideWhenUsed="1"/>
-    <w:lsdException w:name="Normal (Web)" w:semiHidden="1" w:unhideWhenUsed="1"/>
-    <w:lsdException w:name="HTML Acronym" w:semiHidden="1" w:unhideWhenUsed="1"/>
-    <w:lsdException w:name="HTML Address" w:semiHidden="1" w:unhideWhenUsed="1"/>
-    <w:lsdException w:name="HTML Cite" w:semiHidden="1" w:unhideWhenUsed="1"/>
-    <w:lsdException w:name="HTML Code" w:semiHidden="1" w:unhideWhenUsed="1"/>
-    <w:lsdException w:name="HTML Definition" w:semiHidden="1" w:unhideWhenUsed="1"/>
-    <w:lsdException w:name="HTML Keyboard" w:semiHidden="1" w:unhideWhenUsed="1"/>
-    <w:lsdException w:name="HTML Preformatted" w:semiHidden="1" w:unhideWhenUsed="1"/>
-    <w:lsdException w:name="HTML Sample" w:semiHidden="1" w:unhideWhenUsed="1"/>
-    <w:lsdException w:name="HTML Typewriter" w:semiHidden="1" w:unhideWhenUsed="1"/>
-    <w:lsdException w:name="HTML Variable" w:semiHidden="1" w:unhideWhenUsed="1"/>
+  <w:latentStyles w:defLockedState="0" w:defUIPriority="0" w:defSemiHidden="0" w:defUnhideWhenUsed="0" w:defQFormat="0" w:count="376">
     <w:lsdException w:name="Normal Table" w:semiHidden="1" w:unhideWhenUsed="1"/>
-    <w:lsdException w:name="annotation subject" w:semiHidden="1" w:unhideWhenUsed="1"/>
-    <w:lsdException w:name="No List" w:semiHidden="1" w:unhideWhenUsed="1"/>
-    <w:lsdException w:name="Outline List 1" w:semiHidden="1" w:unhideWhenUsed="1"/>
-    <w:lsdException w:name="Outline List 2" w:semiHidden="1" w:unhideWhenUsed="1"/>
-    <w:lsdException w:name="Outline List 3" w:semiHidden="1" w:unhideWhenUsed="1"/>
     <w:lsdException w:name="Table Simple 1" w:semiHidden="1" w:unhideWhenUsed="1"/>
     <w:lsdException w:name="Table Simple 2" w:semiHidden="1" w:unhideWhenUsed="1"/>
     <w:lsdException w:name="Table Simple 3" w:semiHidden="1" w:unhideWhenUsed="1"/>
@@ -188,129 +2713,106 @@
     <w:lsdException w:name="Table Web 1" w:semiHidden="1" w:unhideWhenUsed="1"/>
     <w:lsdException w:name="Table Web 2" w:semiHidden="1" w:unhideWhenUsed="1"/>
     <w:lsdException w:name="Table Web 3" w:semiHidden="1" w:unhideWhenUsed="1"/>
-    <w:lsdException w:name="Balloon Text" w:semiHidden="1" w:unhideWhenUsed="1"/>
-    <w:lsdException w:name="Table Grid" w:uiPriority="39"/>
     <w:lsdException w:name="Table Theme" w:semiHidden="1" w:unhideWhenUsed="1"/>
-    <w:lsdException w:name="Placeholder Text" w:semiHidden="1"/>
     <w:lsdException w:name="No Spacing" w:uiPriority="1" w:qFormat="1"/>
-    <w:lsdException w:name="Light Shading" w:uiPriority="60"/>
-    <w:lsdException w:name="Light List" w:uiPriority="61"/>
-    <w:lsdException w:name="Light Grid" w:uiPriority="62"/>
-    <w:lsdException w:name="Medium Shading 1" w:uiPriority="63"/>
-    <w:lsdException w:name="Medium Shading 2" w:uiPriority="64"/>
-    <w:lsdException w:name="Medium List 1" w:uiPriority="65"/>
-    <w:lsdException w:name="Medium List 2" w:uiPriority="66"/>
-    <w:lsdException w:name="Medium Grid 1" w:uiPriority="67"/>
-    <w:lsdException w:name="Medium Grid 2" w:uiPriority="68"/>
-    <w:lsdException w:name="Medium Grid 3" w:uiPriority="69"/>
-    <w:lsdException w:name="Dark List" w:uiPriority="70"/>
-    <w:lsdException w:name="Colorful Shading" w:uiPriority="71"/>
-    <w:lsdException w:name="Colorful List" w:uiPriority="72"/>
-    <w:lsdException w:name="Colorful Grid" w:uiPriority="73"/>
-    <w:lsdException w:name="Light Shading Accent 1" w:uiPriority="60"/>
-    <w:lsdException w:name="Light List Accent 1" w:uiPriority="61"/>
-    <w:lsdException w:name="Light Grid Accent 1" w:uiPriority="62"/>
-    <w:lsdException w:name="Medium Shading 1 Accent 1" w:uiPriority="63"/>
-    <w:lsdException w:name="Medium Shading 2 Accent 1" w:uiPriority="64"/>
-    <w:lsdException w:name="Medium List 1 Accent 1" w:uiPriority="65"/>
-    <w:lsdException w:name="Revision" w:semiHidden="1"/>
-    <w:lsdException w:name="List Paragraph" w:uiPriority="34" w:qFormat="1"/>
-    <w:lsdException w:name="Quote" w:uiPriority="29" w:qFormat="1"/>
-    <w:lsdException w:name="Intense Quote" w:uiPriority="30" w:qFormat="1"/>
-    <w:lsdException w:name="Medium List 2 Accent 1" w:uiPriority="66"/>
-    <w:lsdException w:name="Medium Grid 1 Accent 1" w:uiPriority="67"/>
-    <w:lsdException w:name="Medium Grid 2 Accent 1" w:uiPriority="68"/>
-    <w:lsdException w:name="Medium Grid 3 Accent 1" w:uiPriority="69"/>
-    <w:lsdException w:name="Dark List Accent 1" w:uiPriority="70"/>
-    <w:lsdException w:name="Colorful Shading Accent 1" w:uiPriority="71"/>
-    <w:lsdException w:name="Colorful List Accent 1" w:uiPriority="72"/>
-    <w:lsdException w:name="Colorful Grid Accent 1" w:uiPriority="73"/>
-    <w:lsdException w:name="Light Shading Accent 2" w:uiPriority="60"/>
-    <w:lsdException w:name="Light List Accent 2" w:uiPriority="61"/>
-    <w:lsdException w:name="Light Grid Accent 2" w:uiPriority="62"/>
-    <w:lsdException w:name="Medium Shading 1 Accent 2" w:uiPriority="63"/>
-    <w:lsdException w:name="Medium Shading 2 Accent 2" w:uiPriority="64"/>
-    <w:lsdException w:name="Medium List 1 Accent 2" w:uiPriority="65"/>
-    <w:lsdException w:name="Medium List 2 Accent 2" w:uiPriority="66"/>
-    <w:lsdException w:name="Medium Grid 1 Accent 2" w:uiPriority="67"/>
-    <w:lsdException w:name="Medium Grid 2 Accent 2" w:uiPriority="68"/>
-    <w:lsdException w:name="Medium Grid 3 Accent 2" w:uiPriority="69"/>
-    <w:lsdException w:name="Dark List Accent 2" w:uiPriority="70"/>
-    <w:lsdException w:name="Colorful Shading Accent 2" w:uiPriority="71"/>
-    <w:lsdException w:name="Colorful List Accent 2" w:uiPriority="72"/>
-    <w:lsdException w:name="Colorful Grid Accent 2" w:uiPriority="73"/>
-    <w:lsdException w:name="Light Shading Accent 3" w:uiPriority="60"/>
-    <w:lsdException w:name="Light List Accent 3" w:uiPriority="61"/>
-    <w:lsdException w:name="Light Grid Accent 3" w:uiPriority="62"/>
-    <w:lsdException w:name="Medium Shading 1 Accent 3" w:uiPriority="63"/>
-    <w:lsdException w:name="Medium Shading 2 Accent 3" w:uiPriority="64"/>
-    <w:lsdException w:name="Medium List 1 Accent 3" w:uiPriority="65"/>
-    <w:lsdException w:name="Medium List 2 Accent 3" w:uiPriority="66"/>
-    <w:lsdException w:name="Medium Grid 1 Accent 3" w:uiPriority="67"/>
-    <w:lsdException w:name="Medium Grid 2 Accent 3" w:uiPriority="68"/>
-    <w:lsdException w:name="Medium Grid 3 Accent 3" w:uiPriority="69"/>
-    <w:lsdException w:name="Dark List Accent 3" w:uiPriority="70"/>
-    <w:lsdException w:name="Colorful Shading Accent 3" w:uiPriority="71"/>
-    <w:lsdException w:name="Colorful List Accent 3" w:uiPriority="72"/>
-    <w:lsdException w:name="Colorful Grid Accent 3" w:uiPriority="73"/>
-    <w:lsdException w:name="Light Shading Accent 4" w:uiPriority="60"/>
-    <w:lsdException w:name="Light List Accent 4" w:uiPriority="61"/>
-    <w:lsdException w:name="Light Grid Accent 4" w:uiPriority="62"/>
-    <w:lsdException w:name="Medium Shading 1 Accent 4" w:uiPriority="63"/>
-    <w:lsdException w:name="Medium Shading 2 Accent 4" w:uiPriority="64"/>
-    <w:lsdException w:name="Medium List 1 Accent 4" w:uiPriority="65"/>
-    <w:lsdException w:name="Medium List 2 Accent 4" w:uiPriority="66"/>
-    <w:lsdException w:name="Medium Grid 1 Accent 4" w:uiPriority="67"/>
-    <w:lsdException w:name="Medium Grid 2 Accent 4" w:uiPriority="68"/>
-    <w:lsdException w:name="Medium Grid 3 Accent 4" w:uiPriority="69"/>
-    <w:lsdException w:name="Dark List Accent 4" w:uiPriority="70"/>
-    <w:lsdException w:name="Colorful Shading Accent 4" w:uiPriority="71"/>
-    <w:lsdException w:name="Colorful List Accent 4" w:uiPriority="72"/>
-    <w:lsdException w:name="Colorful Grid Accent 4" w:uiPriority="73"/>
-    <w:lsdException w:name="Light Shading Accent 5" w:uiPriority="60"/>
-    <w:lsdException w:name="Light List Accent 5" w:uiPriority="61"/>
-    <w:lsdException w:name="Light Grid Accent 5" w:uiPriority="62"/>
-    <w:lsdException w:name="Medium Shading 1 Accent 5" w:uiPriority="63"/>
-    <w:lsdException w:name="Medium Shading 2 Accent 5" w:uiPriority="64"/>
-    <w:lsdException w:name="Medium List 1 Accent 5" w:uiPriority="65"/>
-    <w:lsdException w:name="Medium List 2 Accent 5" w:uiPriority="66"/>
-    <w:lsdException w:name="Medium Grid 1 Accent 5" w:uiPriority="67"/>
-    <w:lsdException w:name="Medium Grid 2 Accent 5" w:uiPriority="68"/>
-    <w:lsdException w:name="Medium Grid 3 Accent 5" w:uiPriority="69"/>
-    <w:lsdException w:name="Dark List Accent 5" w:uiPriority="70"/>
-    <w:lsdException w:name="Colorful Shading Accent 5" w:uiPriority="71"/>
-    <w:lsdException w:name="Colorful List Accent 5" w:uiPriority="72"/>
-    <w:lsdException w:name="Colorful Grid Accent 5" w:uiPriority="73"/>
-    <w:lsdException w:name="Light Shading Accent 6" w:uiPriority="60"/>
-    <w:lsdException w:name="Light List Accent 6" w:uiPriority="61"/>
-    <w:lsdException w:name="Light Grid Accent 6" w:uiPriority="62"/>
-    <w:lsdException w:name="Medium Shading 1 Accent 6" w:uiPriority="63"/>
-    <w:lsdException w:name="Medium Shading 2 Accent 6" w:uiPriority="64"/>
-    <w:lsdException w:name="Medium List 1 Accent 6" w:uiPriority="65"/>
-    <w:lsdException w:name="Medium List 2 Accent 6" w:uiPriority="66"/>
-    <w:lsdException w:name="Medium Grid 1 Accent 6" w:uiPriority="67"/>
-    <w:lsdException w:name="Medium Grid 2 Accent 6" w:uiPriority="68"/>
-    <w:lsdException w:name="Medium Grid 3 Accent 6" w:uiPriority="69"/>
-    <w:lsdException w:name="Dark List Accent 6" w:uiPriority="70"/>
-    <w:lsdException w:name="Colorful Shading Accent 6" w:uiPriority="71"/>
-    <w:lsdException w:name="Colorful List Accent 6" w:uiPriority="72"/>
-    <w:lsdException w:name="Colorful Grid Accent 6" w:uiPriority="73"/>
-    <w:lsdException w:name="Subtle Emphasis" w:uiPriority="19" w:qFormat="1"/>
-    <w:lsdException w:name="Intense Emphasis" w:uiPriority="21" w:qFormat="1"/>
-    <w:lsdException w:name="Subtle Reference" w:uiPriority="31" w:qFormat="1"/>
-    <w:lsdException w:name="Intense Reference" w:uiPriority="32" w:qFormat="1"/>
-    <w:lsdException w:name="Book Title" w:uiPriority="33" w:qFormat="1"/>
-    <w:lsdException w:name="Bibliography" w:semiHidden="1" w:uiPriority="37" w:unhideWhenUsed="1"/>
-    <w:lsdException w:name="TOC Heading" w:semiHidden="1" w:uiPriority="39" w:unhideWhenUsed="1" w:qFormat="1"/>
-    <w:lsdException w:name="Plain Table 1" w:uiPriority="41"/>
-    <w:lsdException w:name="Plain Table 2" w:uiPriority="42"/>
-    <w:lsdException w:name="Plain Table 3" w:uiPriority="43"/>
-    <w:lsdException w:name="Plain Table 4" w:uiPriority="44"/>
-    <w:lsdException w:name="Plain Table 5" w:uiPriority="45"/>
-    <w:lsdException w:name="Grid Table Light" w:uiPriority="40"/>
-    <w:lsdException w:name="Grid Table 1 Light" w:uiPriority="46"/>
-    <w:lsdException w:name="Grid Table 2" w:uiPriority="47"/>
-    <w:lsdException w:name="Grid Table 3" w:uiPriority="48"/>
+    <w:lsdException w:name="Light Shading"/>
+    <w:lsdException w:name="Light List"/>
+    <w:lsdException w:name="Light Grid"/>
+    <w:lsdException w:name="Medium Shading 1"/>
+    <w:lsdException w:name="Medium Shading 2"/>
+    <w:lsdException w:name="Medium List 1"/>
+    <w:lsdException w:name="Medium List 2"/>
+    <w:lsdException w:name="Medium Grid 1"/>
+    <w:lsdException w:name="Medium Grid 2"/>
+    <w:lsdException w:name="Medium Grid 3"/>
+    <w:lsdException w:name="Dark List"/>
+    <w:lsdException w:name="Colorful Shading"/>
+    <w:lsdException w:name="Colorful List"/>
+    <w:lsdException w:name="Colorful Grid"/>
+    <w:lsdException w:name="Light Shading Accent 1"/>
+    <w:lsdException w:name="Light List Accent 1"/>
+    <w:lsdException w:name="Light Grid Accent 1"/>
+    <w:lsdException w:name="Medium Shading 1 Accent 1"/>
+    <w:lsdException w:name="Medium Shading 2 Accent 1"/>
+    <w:lsdException w:name="Medium List 1 Accent 1"/>
+    <w:lsdException w:name="Medium List 2 Accent 1"/>
+    <w:lsdException w:name="Medium Grid 1 Accent 1"/>
+    <w:lsdException w:name="Medium Grid 2 Accent 1"/>
+    <w:lsdException w:name="Medium Grid 3 Accent 1"/>
+    <w:lsdException w:name="Dark List Accent 1"/>
+    <w:lsdException w:name="Colorful Shading Accent 1"/>
+    <w:lsdException w:name="Colorful List Accent 1"/>
+    <w:lsdException w:name="Colorful Grid Accent 1"/>
+    <w:lsdException w:name="Light Shading Accent 2"/>
+    <w:lsdException w:name="Light List Accent 2"/>
+    <w:lsdException w:name="Light Grid Accent 2"/>
+    <w:lsdException w:name="Medium Shading 1 Accent 2"/>
+    <w:lsdException w:name="Medium Shading 2 Accent 2"/>
+    <w:lsdException w:name="Medium List 1 Accent 2"/>
+    <w:lsdException w:name="Medium List 2 Accent 2"/>
+    <w:lsdException w:name="Medium Grid 1 Accent 2"/>
+    <w:lsdException w:name="Medium Grid 2 Accent 2"/>
+    <w:lsdException w:name="Medium Grid 3 Accent 2"/>
+    <w:lsdException w:name="Dark List Accent 2"/>
+    <w:lsdException w:name="Colorful Shading Accent 2"/>
+    <w:lsdException w:name="Colorful List Accent 2"/>
+    <w:lsdException w:name="Colorful Grid Accent 2"/>
+    <w:lsdException w:name="Light Shading Accent 3"/>
+    <w:lsdException w:name="Light List Accent 3"/>
+    <w:lsdException w:name="Light Grid Accent 3"/>
+    <w:lsdException w:name="Medium Shading 1 Accent 3"/>
+    <w:lsdException w:name="Medium Shading 2 Accent 3"/>
+    <w:lsdException w:name="Medium List 1 Accent 3"/>
+    <w:lsdException w:name="Medium List 2 Accent 3"/>
+    <w:lsdException w:name="Medium Grid 1 Accent 3"/>
+    <w:lsdException w:name="Medium Grid 2 Accent 3"/>
+    <w:lsdException w:name="Medium Grid 3 Accent 3"/>
+    <w:lsdException w:name="Dark List Accent 3"/>
+    <w:lsdException w:name="Colorful Shading Accent 3"/>
+    <w:lsdException w:name="Colorful List Accent 3"/>
+    <w:lsdException w:name="Colorful Grid Accent 3"/>
+    <w:lsdException w:name="Light Shading Accent 4"/>
+    <w:lsdException w:name="Light List Accent 4"/>
+    <w:lsdException w:name="Light Grid Accent 4"/>
+    <w:lsdException w:name="Medium Shading 1 Accent 4"/>
+    <w:lsdException w:name="Medium Shading 2 Accent 4"/>
+    <w:lsdException w:name="Medium List 1 Accent 4"/>
+    <w:lsdException w:name="Medium List 2 Accent 4"/>
+    <w:lsdException w:name="Medium Grid 1 Accent 4"/>
+    <w:lsdException w:name="Medium Grid 2 Accent 4"/>
+    <w:lsdException w:name="Medium Grid 3 Accent 4"/>
+    <w:lsdException w:name="Dark List Accent 4"/>
+    <w:lsdException w:name="Colorful Shading Accent 4"/>
+    <w:lsdException w:name="Colorful List Accent 4"/>
+    <w:lsdException w:name="Colorful Grid Accent 4"/>
+    <w:lsdException w:name="Light Shading Accent 5"/>
+    <w:lsdException w:name="Light List Accent 5"/>
+    <w:lsdException w:name="Light Grid Accent 5"/>
+    <w:lsdException w:name="Medium Shading 1 Accent 5"/>
+    <w:lsdException w:name="Medium Shading 2 Accent 5"/>
+    <w:lsdException w:name="Medium List 1 Accent 5"/>
+    <w:lsdException w:name="Medium List 2 Accent 5"/>
+    <w:lsdException w:name="Medium Grid 1 Accent 5"/>
+    <w:lsdException w:name="Medium Grid 2 Accent 5"/>
+    <w:lsdException w:name="Medium Grid 3 Accent 5"/>
+    <w:lsdException w:name="Dark List Accent 5"/>
+    <w:lsdException w:name="Colorful Shading Accent 5"/>
+    <w:lsdException w:name="Colorful List Accent 5"/>
+    <w:lsdException w:name="Colorful Grid Accent 5"/>
+    <w:lsdException w:name="Light Shading Accent 6"/>
+    <w:lsdException w:name="Light List Accent 6"/>
+    <w:lsdException w:name="Light Grid Accent 6"/>
+    <w:lsdException w:name="Medium Shading 1 Accent 6"/>
+    <w:lsdException w:name="Medium Shading 2 Accent 6"/>
+    <w:lsdException w:name="Medium List 1 Accent 6"/>
+    <w:lsdException w:name="Medium List 2 Accent 6"/>
+    <w:lsdException w:name="Medium Grid 1 Accent 6"/>
+    <w:lsdException w:name="Medium Grid 2 Accent 6"/>
+    <w:lsdException w:name="Medium Grid 3 Accent 6"/>
+    <w:lsdException w:name="Dark List Accent 6"/>
+    <w:lsdException w:name="Colorful Shading Accent 6"/>
+    <w:lsdException w:name="Colorful List Accent 6"/>
+    <w:lsdException w:name="Colorful Grid Accent 6"/>
     <w:lsdException w:name="Grid Table 4" w:uiPriority="49"/>
     <w:lsdException w:name="Grid Table 5 Dark" w:uiPriority="50"/>
     <w:lsdException w:name="Grid Table 6 Colorful" w:uiPriority="51"/>
@@ -406,15 +2908,214 @@
     <w:lsdException w:name="List Table 5 Dark Accent 6" w:uiPriority="50"/>
     <w:lsdException w:name="List Table 6 Colorful Accent 6" w:uiPriority="51"/>
     <w:lsdException w:name="List Table 7 Colorful Accent 6" w:uiPriority="52"/>
-    <w:lsdException w:name="Mention" w:semiHidden="1" w:unhideWhenUsed="1"/>
-    <w:lsdException w:name="Smart Hyperlink" w:semiHidden="1" w:unhideWhenUsed="1"/>
-    <w:lsdException w:name="Hashtag" w:semiHidden="1" w:unhideWhenUsed="1"/>
-    <w:lsdException w:name="Unresolved Mention" w:semiHidden="1" w:unhideWhenUsed="1"/>
-    <w:lsdException w:name="Smart Link" w:semiHidden="1" w:unhideWhenUsed="1"/>
+    <w:lsdException w:name="Mention" w:semiHidden="1" w:uiPriority="99" w:unhideWhenUsed="1"/>
+    <w:lsdException w:name="Smart Hyperlink" w:semiHidden="1" w:uiPriority="99" w:unhideWhenUsed="1"/>
+    <w:lsdException w:name="Hashtag" w:semiHidden="1" w:uiPriority="99" w:unhideWhenUsed="1"/>
+    <w:lsdException w:name="Unresolved Mention" w:semiHidden="1" w:uiPriority="99" w:unhideWhenUsed="1"/>
+    <w:lsdException w:name="Smart Link" w:semiHidden="1" w:uiPriority="99" w:unhideWhenUsed="1"/>
   </w:latentStyles>
   <w:style w:type="paragraph" w:default="1" w:styleId="Normal">
     <w:name w:val="Normal"/>
     <w:qFormat/>
+  </w:style>
+  <w:style w:type="paragraph" w:styleId="Heading1">
+    <w:name w:val="heading 1"/>
+    <w:basedOn w:val="Normal"/>
+    <w:next w:val="BodyText"/>
+    <w:link w:val="Heading1Char"/>
+    <w:uiPriority w:val="9"/>
+    <w:qFormat/>
+    <w:rsid w:val="00A10FD9"/>
+    <w:pPr>
+      <w:keepNext/>
+      <w:keepLines/>
+      <w:spacing w:before="360" w:after="80"/>
+      <w:outlineLvl w:val="0"/>
+    </w:pPr>
+    <w:rPr>
+      <w:rFonts w:asciiTheme="majorHAnsi" w:eastAsiaTheme="majorEastAsia" w:hAnsiTheme="majorHAnsi" w:cstheme="majorBidi"/>
+      <w:color w:val="0F4761" w:themeColor="accent1" w:themeShade="BF"/>
+      <w:sz w:val="40"/>
+      <w:szCs w:val="40"/>
+    </w:rPr>
+  </w:style>
+  <w:style w:type="paragraph" w:styleId="Heading2">
+    <w:name w:val="heading 2"/>
+    <w:basedOn w:val="Normal"/>
+    <w:next w:val="BodyText"/>
+    <w:link w:val="Heading2Char"/>
+    <w:uiPriority w:val="9"/>
+    <w:semiHidden/>
+    <w:unhideWhenUsed/>
+    <w:qFormat/>
+    <w:rsid w:val="00A10FD9"/>
+    <w:pPr>
+      <w:keepNext/>
+      <w:keepLines/>
+      <w:spacing w:before="160" w:after="80"/>
+      <w:outlineLvl w:val="1"/>
+    </w:pPr>
+    <w:rPr>
+      <w:rFonts w:asciiTheme="majorHAnsi" w:eastAsiaTheme="majorEastAsia" w:hAnsiTheme="majorHAnsi" w:cstheme="majorBidi"/>
+      <w:color w:val="0F4761" w:themeColor="accent1" w:themeShade="BF"/>
+      <w:sz w:val="32"/>
+      <w:szCs w:val="32"/>
+    </w:rPr>
+  </w:style>
+  <w:style w:type="paragraph" w:styleId="Heading3">
+    <w:name w:val="heading 3"/>
+    <w:basedOn w:val="Normal"/>
+    <w:next w:val="BodyText"/>
+    <w:link w:val="Heading3Char"/>
+    <w:uiPriority w:val="9"/>
+    <w:semiHidden/>
+    <w:unhideWhenUsed/>
+    <w:qFormat/>
+    <w:rsid w:val="00A10FD9"/>
+    <w:pPr>
+      <w:keepNext/>
+      <w:keepLines/>
+      <w:spacing w:before="160" w:after="80"/>
+      <w:outlineLvl w:val="2"/>
+    </w:pPr>
+    <w:rPr>
+      <w:rFonts w:eastAsiaTheme="majorEastAsia" w:cstheme="majorBidi"/>
+      <w:color w:val="0F4761" w:themeColor="accent1" w:themeShade="BF"/>
+      <w:sz w:val="28"/>
+      <w:szCs w:val="28"/>
+    </w:rPr>
+  </w:style>
+  <w:style w:type="paragraph" w:styleId="Heading4">
+    <w:name w:val="heading 4"/>
+    <w:basedOn w:val="Normal"/>
+    <w:next w:val="BodyText"/>
+    <w:link w:val="Heading4Char"/>
+    <w:uiPriority w:val="9"/>
+    <w:semiHidden/>
+    <w:unhideWhenUsed/>
+    <w:qFormat/>
+    <w:rsid w:val="00A10FD9"/>
+    <w:pPr>
+      <w:keepNext/>
+      <w:keepLines/>
+      <w:spacing w:before="80" w:after="40"/>
+      <w:outlineLvl w:val="3"/>
+    </w:pPr>
+    <w:rPr>
+      <w:rFonts w:eastAsiaTheme="majorEastAsia" w:cstheme="majorBidi"/>
+      <w:i/>
+      <w:iCs/>
+      <w:color w:val="0F4761" w:themeColor="accent1" w:themeShade="BF"/>
+    </w:rPr>
+  </w:style>
+  <w:style w:type="paragraph" w:styleId="Heading5">
+    <w:name w:val="heading 5"/>
+    <w:basedOn w:val="Normal"/>
+    <w:next w:val="BodyText"/>
+    <w:link w:val="Heading5Char"/>
+    <w:uiPriority w:val="9"/>
+    <w:semiHidden/>
+    <w:unhideWhenUsed/>
+    <w:qFormat/>
+    <w:rsid w:val="00A10FD9"/>
+    <w:pPr>
+      <w:keepNext/>
+      <w:keepLines/>
+      <w:spacing w:before="80" w:after="40"/>
+      <w:outlineLvl w:val="4"/>
+    </w:pPr>
+    <w:rPr>
+      <w:rFonts w:eastAsiaTheme="majorEastAsia" w:cstheme="majorBidi"/>
+      <w:color w:val="0F4761" w:themeColor="accent1" w:themeShade="BF"/>
+    </w:rPr>
+  </w:style>
+  <w:style w:type="paragraph" w:styleId="Heading6">
+    <w:name w:val="heading 6"/>
+    <w:basedOn w:val="Normal"/>
+    <w:next w:val="BodyText"/>
+    <w:link w:val="Heading6Char"/>
+    <w:uiPriority w:val="9"/>
+    <w:semiHidden/>
+    <w:unhideWhenUsed/>
+    <w:qFormat/>
+    <w:rsid w:val="00A10FD9"/>
+    <w:pPr>
+      <w:keepNext/>
+      <w:keepLines/>
+      <w:spacing w:before="40" w:after="0"/>
+      <w:outlineLvl w:val="5"/>
+    </w:pPr>
+    <w:rPr>
+      <w:rFonts w:eastAsiaTheme="majorEastAsia" w:cstheme="majorBidi"/>
+      <w:i/>
+      <w:iCs/>
+      <w:color w:val="595959" w:themeColor="text1" w:themeTint="A6"/>
+    </w:rPr>
+  </w:style>
+  <w:style w:type="paragraph" w:styleId="Heading7">
+    <w:name w:val="heading 7"/>
+    <w:basedOn w:val="Normal"/>
+    <w:next w:val="BodyText"/>
+    <w:link w:val="Heading7Char"/>
+    <w:uiPriority w:val="9"/>
+    <w:semiHidden/>
+    <w:unhideWhenUsed/>
+    <w:qFormat/>
+    <w:rsid w:val="00A10FD9"/>
+    <w:pPr>
+      <w:keepNext/>
+      <w:keepLines/>
+      <w:spacing w:before="40" w:after="0"/>
+      <w:outlineLvl w:val="6"/>
+    </w:pPr>
+    <w:rPr>
+      <w:rFonts w:eastAsiaTheme="majorEastAsia" w:cstheme="majorBidi"/>
+      <w:color w:val="595959" w:themeColor="text1" w:themeTint="A6"/>
+    </w:rPr>
+  </w:style>
+  <w:style w:type="paragraph" w:styleId="Heading8">
+    <w:name w:val="heading 8"/>
+    <w:basedOn w:val="Normal"/>
+    <w:next w:val="BodyText"/>
+    <w:link w:val="Heading8Char"/>
+    <w:uiPriority w:val="9"/>
+    <w:semiHidden/>
+    <w:unhideWhenUsed/>
+    <w:qFormat/>
+    <w:rsid w:val="00A10FD9"/>
+    <w:pPr>
+      <w:keepNext/>
+      <w:keepLines/>
+      <w:spacing w:after="0"/>
+      <w:outlineLvl w:val="7"/>
+    </w:pPr>
+    <w:rPr>
+      <w:rFonts w:eastAsiaTheme="majorEastAsia" w:cstheme="majorBidi"/>
+      <w:i/>
+      <w:iCs/>
+      <w:color w:val="272727" w:themeColor="text1" w:themeTint="D8"/>
+    </w:rPr>
+  </w:style>
+  <w:style w:type="paragraph" w:styleId="Heading9">
+    <w:name w:val="heading 9"/>
+    <w:basedOn w:val="Normal"/>
+    <w:next w:val="BodyText"/>
+    <w:link w:val="Heading9Char"/>
+    <w:uiPriority w:val="9"/>
+    <w:semiHidden/>
+    <w:unhideWhenUsed/>
+    <w:qFormat/>
+    <w:rsid w:val="00A10FD9"/>
+    <w:pPr>
+      <w:keepNext/>
+      <w:keepLines/>
+      <w:spacing w:after="0"/>
+      <w:outlineLvl w:val="8"/>
+    </w:pPr>
+    <w:rPr>
+      <w:rFonts w:eastAsiaTheme="majorEastAsia" w:cstheme="majorBidi"/>
+      <w:color w:val="272727" w:themeColor="text1" w:themeTint="D8"/>
+    </w:rPr>
   </w:style>
   <w:style w:type="character" w:default="1" w:styleId="DefaultParagraphFont">
     <w:name w:val="Default Paragraph Font"/>
@@ -443,6 +3144,766 @@
     <w:semiHidden/>
     <w:unhideWhenUsed/>
   </w:style>
+  <w:style w:type="paragraph" w:styleId="BodyText">
+    <w:name w:val="Body Text"/>
+    <w:basedOn w:val="Normal"/>
+    <w:link w:val="BodyTextChar"/>
+    <w:qFormat/>
+    <w:pPr>
+      <w:spacing w:before="180" w:after="180"/>
+    </w:pPr>
+  </w:style>
+  <w:style w:type="paragraph" w:customStyle="1" w:styleId="FirstParagraph">
+    <w:name w:val="First Paragraph"/>
+    <w:basedOn w:val="BodyText"/>
+    <w:next w:val="BodyText"/>
+    <w:qFormat/>
+  </w:style>
+  <w:style w:type="paragraph" w:customStyle="1" w:styleId="Compact">
+    <w:name w:val="Compact"/>
+    <w:basedOn w:val="BodyText"/>
+    <w:qFormat/>
+    <w:pPr>
+      <w:spacing w:before="36" w:after="36"/>
+    </w:pPr>
+  </w:style>
+  <w:style w:type="paragraph" w:styleId="Title">
+    <w:name w:val="Title"/>
+    <w:basedOn w:val="Normal"/>
+    <w:next w:val="BodyText"/>
+    <w:link w:val="TitleChar"/>
+    <w:uiPriority w:val="10"/>
+    <w:qFormat/>
+    <w:rsid w:val="00A10FD9"/>
+    <w:pPr>
+      <w:spacing w:after="80"/>
+      <w:contextualSpacing/>
+      <w:jc w:val="center"/>
+    </w:pPr>
+    <w:rPr>
+      <w:rFonts w:asciiTheme="majorHAnsi" w:eastAsiaTheme="majorEastAsia" w:hAnsiTheme="majorHAnsi" w:cstheme="majorBidi"/>
+      <w:spacing w:val="-10"/>
+      <w:kern w:val="28"/>
+      <w:sz w:val="56"/>
+      <w:szCs w:val="56"/>
+    </w:rPr>
+  </w:style>
+  <w:style w:type="character" w:customStyle="1" w:styleId="TitleChar">
+    <w:name w:val="Title Char"/>
+    <w:basedOn w:val="DefaultParagraphFont"/>
+    <w:link w:val="Title"/>
+    <w:uiPriority w:val="10"/>
+    <w:rsid w:val="00A10FD9"/>
+    <w:rPr>
+      <w:rFonts w:asciiTheme="majorHAnsi" w:eastAsiaTheme="majorEastAsia" w:hAnsiTheme="majorHAnsi" w:cstheme="majorBidi"/>
+      <w:spacing w:val="-10"/>
+      <w:kern w:val="28"/>
+      <w:sz w:val="56"/>
+      <w:szCs w:val="56"/>
+    </w:rPr>
+  </w:style>
+  <w:style w:type="paragraph" w:styleId="Subtitle">
+    <w:name w:val="Subtitle"/>
+    <w:basedOn w:val="Title"/>
+    <w:next w:val="BodyText"/>
+    <w:link w:val="SubtitleChar"/>
+    <w:uiPriority w:val="11"/>
+    <w:qFormat/>
+    <w:rsid w:val="00A10FD9"/>
+    <w:pPr>
+      <w:numPr>
+        <w:ilvl w:val="1"/>
+      </w:numPr>
+    </w:pPr>
+    <w:rPr>
+      <w:spacing w:val="15"/>
+      <w:sz w:val="28"/>
+      <w:szCs w:val="28"/>
+    </w:rPr>
+  </w:style>
+  <w:style w:type="character" w:customStyle="1" w:styleId="SubtitleChar">
+    <w:name w:val="Subtitle Char"/>
+    <w:basedOn w:val="DefaultParagraphFont"/>
+    <w:link w:val="Subtitle"/>
+    <w:uiPriority w:val="11"/>
+    <w:rsid w:val="00A10FD9"/>
+    <w:rPr>
+      <w:rFonts w:eastAsiaTheme="majorEastAsia" w:cstheme="majorBidi"/>
+      <w:color w:val="595959" w:themeColor="text1" w:themeTint="A6"/>
+      <w:spacing w:val="15"/>
+      <w:sz w:val="28"/>
+      <w:szCs w:val="28"/>
+    </w:rPr>
+  </w:style>
+  <w:style w:type="paragraph" w:customStyle="1" w:styleId="Author">
+    <w:name w:val="Author"/>
+    <w:next w:val="BodyText"/>
+    <w:qFormat/>
+    <w:pPr>
+      <w:keepNext/>
+      <w:keepLines/>
+      <w:jc w:val="center"/>
+    </w:pPr>
+  </w:style>
+  <w:style w:type="paragraph" w:styleId="Date">
+    <w:name w:val="Date"/>
+    <w:next w:val="BodyText"/>
+    <w:qFormat/>
+    <w:pPr>
+      <w:keepNext/>
+      <w:keepLines/>
+      <w:jc w:val="center"/>
+    </w:pPr>
+  </w:style>
+  <w:style w:type="paragraph" w:customStyle="1" w:styleId="AbstractTitle">
+    <w:name w:val="Abstract Title"/>
+    <w:basedOn w:val="Normal"/>
+    <w:next w:val="Abstract"/>
+    <w:qFormat/>
+    <w:pPr>
+      <w:keepNext/>
+      <w:keepLines/>
+      <w:spacing w:before="300" w:after="0"/>
+      <w:jc w:val="center"/>
+    </w:pPr>
+    <w:rPr>
+      <w:b/>
+      <w:sz w:val="20"/>
+      <w:szCs w:val="20"/>
+    </w:rPr>
+  </w:style>
+  <w:style w:type="paragraph" w:customStyle="1" w:styleId="Abstract">
+    <w:name w:val="Abstract"/>
+    <w:basedOn w:val="Normal"/>
+    <w:next w:val="BodyText"/>
+    <w:qFormat/>
+    <w:pPr>
+      <w:keepNext/>
+      <w:keepLines/>
+      <w:spacing w:before="100" w:after="300"/>
+    </w:pPr>
+    <w:rPr>
+      <w:sz w:val="20"/>
+      <w:szCs w:val="20"/>
+    </w:rPr>
+  </w:style>
+  <w:style w:type="paragraph" w:styleId="Bibliography">
+    <w:name w:val="Bibliography"/>
+    <w:basedOn w:val="Normal"/>
+    <w:qFormat/>
+  </w:style>
+  <w:style w:type="character" w:customStyle="1" w:styleId="Heading1Char">
+    <w:name w:val="Heading 1 Char"/>
+    <w:basedOn w:val="DefaultParagraphFont"/>
+    <w:link w:val="Heading1"/>
+    <w:uiPriority w:val="9"/>
+    <w:rsid w:val="00A10FD9"/>
+    <w:rPr>
+      <w:rFonts w:asciiTheme="majorHAnsi" w:eastAsiaTheme="majorEastAsia" w:hAnsiTheme="majorHAnsi" w:cstheme="majorBidi"/>
+      <w:color w:val="0F4761" w:themeColor="accent1" w:themeShade="BF"/>
+      <w:sz w:val="40"/>
+      <w:szCs w:val="40"/>
+    </w:rPr>
+  </w:style>
+  <w:style w:type="character" w:customStyle="1" w:styleId="Heading2Char">
+    <w:name w:val="Heading 2 Char"/>
+    <w:basedOn w:val="DefaultParagraphFont"/>
+    <w:link w:val="Heading2"/>
+    <w:uiPriority w:val="9"/>
+    <w:semiHidden/>
+    <w:rsid w:val="00A10FD9"/>
+    <w:rPr>
+      <w:rFonts w:asciiTheme="majorHAnsi" w:eastAsiaTheme="majorEastAsia" w:hAnsiTheme="majorHAnsi" w:cstheme="majorBidi"/>
+      <w:color w:val="0F4761" w:themeColor="accent1" w:themeShade="BF"/>
+      <w:sz w:val="32"/>
+      <w:szCs w:val="32"/>
+    </w:rPr>
+  </w:style>
+  <w:style w:type="character" w:customStyle="1" w:styleId="Heading3Char">
+    <w:name w:val="Heading 3 Char"/>
+    <w:basedOn w:val="DefaultParagraphFont"/>
+    <w:link w:val="Heading3"/>
+    <w:uiPriority w:val="9"/>
+    <w:semiHidden/>
+    <w:rsid w:val="00A10FD9"/>
+    <w:rPr>
+      <w:rFonts w:eastAsiaTheme="majorEastAsia" w:cstheme="majorBidi"/>
+      <w:color w:val="0F4761" w:themeColor="accent1" w:themeShade="BF"/>
+      <w:sz w:val="28"/>
+      <w:szCs w:val="28"/>
+    </w:rPr>
+  </w:style>
+  <w:style w:type="character" w:customStyle="1" w:styleId="Heading4Char">
+    <w:name w:val="Heading 4 Char"/>
+    <w:basedOn w:val="DefaultParagraphFont"/>
+    <w:link w:val="Heading4"/>
+    <w:uiPriority w:val="9"/>
+    <w:semiHidden/>
+    <w:rsid w:val="00A10FD9"/>
+    <w:rPr>
+      <w:rFonts w:eastAsiaTheme="majorEastAsia" w:cstheme="majorBidi"/>
+      <w:i/>
+      <w:iCs/>
+      <w:color w:val="0F4761" w:themeColor="accent1" w:themeShade="BF"/>
+    </w:rPr>
+  </w:style>
+  <w:style w:type="character" w:customStyle="1" w:styleId="Heading5Char">
+    <w:name w:val="Heading 5 Char"/>
+    <w:basedOn w:val="DefaultParagraphFont"/>
+    <w:link w:val="Heading5"/>
+    <w:uiPriority w:val="9"/>
+    <w:semiHidden/>
+    <w:rsid w:val="00A10FD9"/>
+    <w:rPr>
+      <w:rFonts w:eastAsiaTheme="majorEastAsia" w:cstheme="majorBidi"/>
+      <w:color w:val="0F4761" w:themeColor="accent1" w:themeShade="BF"/>
+    </w:rPr>
+  </w:style>
+  <w:style w:type="character" w:customStyle="1" w:styleId="Heading6Char">
+    <w:name w:val="Heading 6 Char"/>
+    <w:basedOn w:val="DefaultParagraphFont"/>
+    <w:link w:val="Heading6"/>
+    <w:uiPriority w:val="9"/>
+    <w:semiHidden/>
+    <w:rsid w:val="00A10FD9"/>
+    <w:rPr>
+      <w:rFonts w:eastAsiaTheme="majorEastAsia" w:cstheme="majorBidi"/>
+      <w:i/>
+      <w:iCs/>
+      <w:color w:val="595959" w:themeColor="text1" w:themeTint="A6"/>
+    </w:rPr>
+  </w:style>
+  <w:style w:type="character" w:customStyle="1" w:styleId="Heading7Char">
+    <w:name w:val="Heading 7 Char"/>
+    <w:basedOn w:val="DefaultParagraphFont"/>
+    <w:link w:val="Heading7"/>
+    <w:uiPriority w:val="9"/>
+    <w:semiHidden/>
+    <w:rsid w:val="00A10FD9"/>
+    <w:rPr>
+      <w:rFonts w:eastAsiaTheme="majorEastAsia" w:cstheme="majorBidi"/>
+      <w:color w:val="595959" w:themeColor="text1" w:themeTint="A6"/>
+    </w:rPr>
+  </w:style>
+  <w:style w:type="character" w:customStyle="1" w:styleId="Heading8Char">
+    <w:name w:val="Heading 8 Char"/>
+    <w:basedOn w:val="DefaultParagraphFont"/>
+    <w:link w:val="Heading8"/>
+    <w:uiPriority w:val="9"/>
+    <w:semiHidden/>
+    <w:rsid w:val="00A10FD9"/>
+    <w:rPr>
+      <w:rFonts w:eastAsiaTheme="majorEastAsia" w:cstheme="majorBidi"/>
+      <w:i/>
+      <w:iCs/>
+      <w:color w:val="272727" w:themeColor="text1" w:themeTint="D8"/>
+    </w:rPr>
+  </w:style>
+  <w:style w:type="character" w:customStyle="1" w:styleId="Heading9Char">
+    <w:name w:val="Heading 9 Char"/>
+    <w:basedOn w:val="DefaultParagraphFont"/>
+    <w:link w:val="Heading9"/>
+    <w:uiPriority w:val="9"/>
+    <w:semiHidden/>
+    <w:rsid w:val="00A10FD9"/>
+    <w:rPr>
+      <w:rFonts w:eastAsiaTheme="majorEastAsia" w:cstheme="majorBidi"/>
+      <w:color w:val="272727" w:themeColor="text1" w:themeTint="D8"/>
+    </w:rPr>
+  </w:style>
+  <w:style w:type="paragraph" w:styleId="BlockText">
+    <w:name w:val="Block Text"/>
+    <w:basedOn w:val="BodyText"/>
+    <w:next w:val="BodyText"/>
+    <w:uiPriority w:val="9"/>
+    <w:unhideWhenUsed/>
+    <w:qFormat/>
+    <w:pPr>
+      <w:spacing w:before="100" w:after="100"/>
+      <w:ind w:left="480" w:right="480"/>
+    </w:pPr>
+  </w:style>
+  <w:style w:type="paragraph" w:styleId="FootnoteText">
+    <w:name w:val="footnote text"/>
+    <w:basedOn w:val="Normal"/>
+    <w:uiPriority w:val="9"/>
+    <w:unhideWhenUsed/>
+    <w:qFormat/>
+  </w:style>
+  <w:style w:type="paragraph" w:customStyle="1" w:styleId="FootnoteBlockText">
+    <w:name w:val="Footnote Block Text"/>
+    <w:basedOn w:val="FootnoteText"/>
+    <w:next w:val="FootnoteText"/>
+    <w:uiPriority w:val="9"/>
+    <w:unhideWhenUsed/>
+    <w:qFormat/>
+    <w:pPr>
+      <w:spacing w:before="100" w:after="100"/>
+      <w:ind w:left="480" w:right="480"/>
+    </w:pPr>
+  </w:style>
+  <w:style w:type="table" w:customStyle="1" w:styleId="Table">
+    <w:name w:val="Table"/>
+    <w:semiHidden/>
+    <w:unhideWhenUsed/>
+    <w:qFormat/>
+    <w:tblPr>
+      <w:tblInd w:w="0" w:type="dxa"/>
+      <w:tblCellMar>
+        <w:top w:w="0" w:type="dxa"/>
+        <w:left w:w="108" w:type="dxa"/>
+        <w:bottom w:w="0" w:type="dxa"/>
+        <w:right w:w="108" w:type="dxa"/>
+      </w:tblCellMar>
+    </w:tblPr>
+    <w:tblStylePr w:type="firstRow">
+      <w:tblPr>
+        <w:jc w:val="left"/>
+      </w:tblPr>
+      <w:trPr>
+        <w:jc w:val="left"/>
+      </w:trPr>
+      <w:tcPr>
+        <w:tcBorders>
+          <w:bottom w:val="single" w:sz="0" w:space="0" w:color="auto"/>
+        </w:tcBorders>
+        <w:vAlign w:val="bottom"/>
+      </w:tcPr>
+    </w:tblStylePr>
+  </w:style>
+  <w:style w:type="paragraph" w:customStyle="1" w:styleId="DefinitionTerm">
+    <w:name w:val="Definition Term"/>
+    <w:basedOn w:val="Normal"/>
+    <w:next w:val="Definition"/>
+    <w:pPr>
+      <w:keepNext/>
+      <w:keepLines/>
+      <w:spacing w:after="0"/>
+    </w:pPr>
+    <w:rPr>
+      <w:b/>
+    </w:rPr>
+  </w:style>
+  <w:style w:type="paragraph" w:customStyle="1" w:styleId="Definition">
+    <w:name w:val="Definition"/>
+    <w:basedOn w:val="Normal"/>
+  </w:style>
+  <w:style w:type="paragraph" w:styleId="Caption">
+    <w:name w:val="caption"/>
+    <w:basedOn w:val="Normal"/>
+    <w:link w:val="CaptionChar"/>
+    <w:pPr>
+      <w:spacing w:after="120"/>
+    </w:pPr>
+    <w:rPr>
+      <w:i/>
+    </w:rPr>
+  </w:style>
+  <w:style w:type="paragraph" w:customStyle="1" w:styleId="TableCaption">
+    <w:name w:val="Table Caption"/>
+    <w:basedOn w:val="Caption"/>
+    <w:pPr>
+      <w:keepNext/>
+    </w:pPr>
+  </w:style>
+  <w:style w:type="paragraph" w:customStyle="1" w:styleId="ImageCaption">
+    <w:name w:val="Image Caption"/>
+    <w:basedOn w:val="Caption"/>
+  </w:style>
+  <w:style w:type="paragraph" w:customStyle="1" w:styleId="Figure">
+    <w:name w:val="Figure"/>
+    <w:basedOn w:val="Normal"/>
+  </w:style>
+  <w:style w:type="paragraph" w:customStyle="1" w:styleId="CaptionedFigure">
+    <w:name w:val="Captioned Figure"/>
+    <w:basedOn w:val="Figure"/>
+    <w:pPr>
+      <w:keepNext/>
+    </w:pPr>
+  </w:style>
+  <w:style w:type="character" w:customStyle="1" w:styleId="CaptionChar">
+    <w:name w:val="Caption Char"/>
+    <w:basedOn w:val="DefaultParagraphFont"/>
+    <w:link w:val="Caption"/>
+  </w:style>
+  <w:style w:type="character" w:customStyle="1" w:styleId="VerbatimChar">
+    <w:name w:val="Verbatim Char"/>
+    <w:basedOn w:val="CaptionChar"/>
+    <w:link w:val="SourceCode"/>
+    <w:rPr>
+      <w:rFonts w:ascii="Consolas" w:hAnsi="Consolas"/>
+      <w:sz w:val="22"/>
+    </w:rPr>
+  </w:style>
+  <w:style w:type="character" w:customStyle="1" w:styleId="SectionNumber">
+    <w:name w:val="Section Number"/>
+    <w:basedOn w:val="CaptionChar"/>
+  </w:style>
+  <w:style w:type="character" w:styleId="FootnoteReference">
+    <w:name w:val="footnote reference"/>
+    <w:basedOn w:val="CaptionChar"/>
+    <w:rPr>
+      <w:vertAlign w:val="superscript"/>
+    </w:rPr>
+  </w:style>
+  <w:style w:type="character" w:styleId="Hyperlink">
+    <w:name w:val="Hyperlink"/>
+    <w:basedOn w:val="CaptionChar"/>
+    <w:rPr>
+      <w:color w:val="156082" w:themeColor="accent1"/>
+    </w:rPr>
+  </w:style>
+  <w:style w:type="paragraph" w:styleId="TOCHeading">
+    <w:name w:val="TOC Heading"/>
+    <w:basedOn w:val="Heading1"/>
+    <w:next w:val="BodyText"/>
+    <w:uiPriority w:val="39"/>
+    <w:unhideWhenUsed/>
+    <w:qFormat/>
+    <w:pPr>
+      <w:spacing w:before="240" w:line="259" w:lineRule="auto"/>
+      <w:outlineLvl w:val="9"/>
+    </w:pPr>
+  </w:style>
+  <w:style w:type="paragraph" w:customStyle="1" w:styleId="SourceCode">
+    <w:name w:val="Source Code"/>
+    <w:basedOn w:val="Normal"/>
+    <w:link w:val="VerbatimChar"/>
+    <w:pPr>
+      <w:wordWrap w:val="0"/>
+    </w:pPr>
+  </w:style>
+  <w:style w:type="character" w:customStyle="1" w:styleId="KeywordTok">
+    <w:name w:val="KeywordTok"/>
+    <w:basedOn w:val="VerbatimChar"/>
+    <w:rPr>
+      <w:rFonts w:ascii="Consolas" w:hAnsi="Consolas"/>
+      <w:b/>
+      <w:color w:val="007020"/>
+      <w:sz w:val="22"/>
+    </w:rPr>
+  </w:style>
+  <w:style w:type="character" w:customStyle="1" w:styleId="DataTypeTok">
+    <w:name w:val="DataTypeTok"/>
+    <w:basedOn w:val="VerbatimChar"/>
+    <w:rPr>
+      <w:rFonts w:ascii="Consolas" w:hAnsi="Consolas"/>
+      <w:color w:val="902000"/>
+      <w:sz w:val="22"/>
+    </w:rPr>
+  </w:style>
+  <w:style w:type="character" w:customStyle="1" w:styleId="DecValTok">
+    <w:name w:val="DecValTok"/>
+    <w:basedOn w:val="VerbatimChar"/>
+    <w:rPr>
+      <w:rFonts w:ascii="Consolas" w:hAnsi="Consolas"/>
+      <w:color w:val="40A070"/>
+      <w:sz w:val="22"/>
+    </w:rPr>
+  </w:style>
+  <w:style w:type="character" w:customStyle="1" w:styleId="BaseNTok">
+    <w:name w:val="BaseNTok"/>
+    <w:basedOn w:val="VerbatimChar"/>
+    <w:rPr>
+      <w:rFonts w:ascii="Consolas" w:hAnsi="Consolas"/>
+      <w:color w:val="40A070"/>
+      <w:sz w:val="22"/>
+    </w:rPr>
+  </w:style>
+  <w:style w:type="character" w:customStyle="1" w:styleId="FloatTok">
+    <w:name w:val="FloatTok"/>
+    <w:basedOn w:val="VerbatimChar"/>
+    <w:rPr>
+      <w:rFonts w:ascii="Consolas" w:hAnsi="Consolas"/>
+      <w:color w:val="40A070"/>
+      <w:sz w:val="22"/>
+    </w:rPr>
+  </w:style>
+  <w:style w:type="character" w:customStyle="1" w:styleId="ConstantTok">
+    <w:name w:val="ConstantTok"/>
+    <w:basedOn w:val="VerbatimChar"/>
+    <w:rPr>
+      <w:rFonts w:ascii="Consolas" w:hAnsi="Consolas"/>
+      <w:color w:val="880000"/>
+      <w:sz w:val="22"/>
+    </w:rPr>
+  </w:style>
+  <w:style w:type="character" w:customStyle="1" w:styleId="CharTok">
+    <w:name w:val="CharTok"/>
+    <w:basedOn w:val="VerbatimChar"/>
+    <w:rPr>
+      <w:rFonts w:ascii="Consolas" w:hAnsi="Consolas"/>
+      <w:color w:val="4070A0"/>
+      <w:sz w:val="22"/>
+    </w:rPr>
+  </w:style>
+  <w:style w:type="character" w:customStyle="1" w:styleId="SpecialCharTok">
+    <w:name w:val="SpecialCharTok"/>
+    <w:basedOn w:val="VerbatimChar"/>
+    <w:rPr>
+      <w:rFonts w:ascii="Consolas" w:hAnsi="Consolas"/>
+      <w:color w:val="4070A0"/>
+      <w:sz w:val="22"/>
+    </w:rPr>
+  </w:style>
+  <w:style w:type="character" w:customStyle="1" w:styleId="StringTok">
+    <w:name w:val="StringTok"/>
+    <w:basedOn w:val="VerbatimChar"/>
+    <w:rPr>
+      <w:rFonts w:ascii="Consolas" w:hAnsi="Consolas"/>
+      <w:color w:val="4070A0"/>
+      <w:sz w:val="22"/>
+    </w:rPr>
+  </w:style>
+  <w:style w:type="character" w:customStyle="1" w:styleId="VerbatimStringTok">
+    <w:name w:val="VerbatimStringTok"/>
+    <w:basedOn w:val="VerbatimChar"/>
+    <w:rPr>
+      <w:rFonts w:ascii="Consolas" w:hAnsi="Consolas"/>
+      <w:color w:val="4070A0"/>
+      <w:sz w:val="22"/>
+    </w:rPr>
+  </w:style>
+  <w:style w:type="character" w:customStyle="1" w:styleId="SpecialStringTok">
+    <w:name w:val="SpecialStringTok"/>
+    <w:basedOn w:val="VerbatimChar"/>
+    <w:rPr>
+      <w:rFonts w:ascii="Consolas" w:hAnsi="Consolas"/>
+      <w:color w:val="BB6688"/>
+      <w:sz w:val="22"/>
+    </w:rPr>
+  </w:style>
+  <w:style w:type="character" w:customStyle="1" w:styleId="ImportTok">
+    <w:name w:val="ImportTok"/>
+    <w:basedOn w:val="VerbatimChar"/>
+    <w:rPr>
+      <w:rFonts w:ascii="Consolas" w:hAnsi="Consolas"/>
+      <w:b/>
+      <w:color w:val="008000"/>
+      <w:sz w:val="22"/>
+    </w:rPr>
+  </w:style>
+  <w:style w:type="character" w:customStyle="1" w:styleId="CommentTok">
+    <w:name w:val="CommentTok"/>
+    <w:basedOn w:val="VerbatimChar"/>
+    <w:rPr>
+      <w:rFonts w:ascii="Consolas" w:hAnsi="Consolas"/>
+      <w:i/>
+      <w:color w:val="60A0B0"/>
+      <w:sz w:val="22"/>
+    </w:rPr>
+  </w:style>
+  <w:style w:type="character" w:customStyle="1" w:styleId="DocumentationTok">
+    <w:name w:val="DocumentationTok"/>
+    <w:basedOn w:val="VerbatimChar"/>
+    <w:rPr>
+      <w:rFonts w:ascii="Consolas" w:hAnsi="Consolas"/>
+      <w:i/>
+      <w:color w:val="BA2121"/>
+      <w:sz w:val="22"/>
+    </w:rPr>
+  </w:style>
+  <w:style w:type="character" w:customStyle="1" w:styleId="AnnotationTok">
+    <w:name w:val="AnnotationTok"/>
+    <w:basedOn w:val="VerbatimChar"/>
+    <w:rPr>
+      <w:rFonts w:ascii="Consolas" w:hAnsi="Consolas"/>
+      <w:b/>
+      <w:i/>
+      <w:color w:val="60A0B0"/>
+      <w:sz w:val="22"/>
+    </w:rPr>
+  </w:style>
+  <w:style w:type="character" w:customStyle="1" w:styleId="CommentVarTok">
+    <w:name w:val="CommentVarTok"/>
+    <w:basedOn w:val="VerbatimChar"/>
+    <w:rPr>
+      <w:rFonts w:ascii="Consolas" w:hAnsi="Consolas"/>
+      <w:b/>
+      <w:i/>
+      <w:color w:val="60A0B0"/>
+      <w:sz w:val="22"/>
+    </w:rPr>
+  </w:style>
+  <w:style w:type="character" w:customStyle="1" w:styleId="OtherTok">
+    <w:name w:val="OtherTok"/>
+    <w:basedOn w:val="VerbatimChar"/>
+    <w:rPr>
+      <w:rFonts w:ascii="Consolas" w:hAnsi="Consolas"/>
+      <w:color w:val="007020"/>
+      <w:sz w:val="22"/>
+    </w:rPr>
+  </w:style>
+  <w:style w:type="character" w:customStyle="1" w:styleId="FunctionTok">
+    <w:name w:val="FunctionTok"/>
+    <w:basedOn w:val="VerbatimChar"/>
+    <w:rPr>
+      <w:rFonts w:ascii="Consolas" w:hAnsi="Consolas"/>
+      <w:color w:val="06287E"/>
+      <w:sz w:val="22"/>
+    </w:rPr>
+  </w:style>
+  <w:style w:type="character" w:customStyle="1" w:styleId="VariableTok">
+    <w:name w:val="VariableTok"/>
+    <w:basedOn w:val="VerbatimChar"/>
+    <w:rPr>
+      <w:rFonts w:ascii="Consolas" w:hAnsi="Consolas"/>
+      <w:color w:val="19177C"/>
+      <w:sz w:val="22"/>
+    </w:rPr>
+  </w:style>
+  <w:style w:type="character" w:customStyle="1" w:styleId="ControlFlowTok">
+    <w:name w:val="ControlFlowTok"/>
+    <w:basedOn w:val="VerbatimChar"/>
+    <w:rPr>
+      <w:rFonts w:ascii="Consolas" w:hAnsi="Consolas"/>
+      <w:b/>
+      <w:color w:val="007020"/>
+      <w:sz w:val="22"/>
+    </w:rPr>
+  </w:style>
+  <w:style w:type="character" w:customStyle="1" w:styleId="OperatorTok">
+    <w:name w:val="OperatorTok"/>
+    <w:basedOn w:val="VerbatimChar"/>
+    <w:rPr>
+      <w:rFonts w:ascii="Consolas" w:hAnsi="Consolas"/>
+      <w:color w:val="666666"/>
+      <w:sz w:val="22"/>
+    </w:rPr>
+  </w:style>
+  <w:style w:type="character" w:customStyle="1" w:styleId="BuiltInTok">
+    <w:name w:val="BuiltInTok"/>
+    <w:basedOn w:val="VerbatimChar"/>
+    <w:rPr>
+      <w:rFonts w:ascii="Consolas" w:hAnsi="Consolas"/>
+      <w:color w:val="008000"/>
+      <w:sz w:val="22"/>
+    </w:rPr>
+  </w:style>
+  <w:style w:type="character" w:customStyle="1" w:styleId="ExtensionTok">
+    <w:name w:val="ExtensionTok"/>
+    <w:basedOn w:val="VerbatimChar"/>
+    <w:rPr>
+      <w:rFonts w:ascii="Consolas" w:hAnsi="Consolas"/>
+      <w:sz w:val="22"/>
+    </w:rPr>
+  </w:style>
+  <w:style w:type="character" w:customStyle="1" w:styleId="PreprocessorTok">
+    <w:name w:val="PreprocessorTok"/>
+    <w:basedOn w:val="VerbatimChar"/>
+    <w:rPr>
+      <w:rFonts w:ascii="Consolas" w:hAnsi="Consolas"/>
+      <w:color w:val="BC7A00"/>
+      <w:sz w:val="22"/>
+    </w:rPr>
+  </w:style>
+  <w:style w:type="character" w:customStyle="1" w:styleId="AttributeTok">
+    <w:name w:val="AttributeTok"/>
+    <w:basedOn w:val="VerbatimChar"/>
+    <w:rPr>
+      <w:rFonts w:ascii="Consolas" w:hAnsi="Consolas"/>
+      <w:color w:val="7D9029"/>
+      <w:sz w:val="22"/>
+    </w:rPr>
+  </w:style>
+  <w:style w:type="character" w:customStyle="1" w:styleId="RegionMarkerTok">
+    <w:name w:val="RegionMarkerTok"/>
+    <w:basedOn w:val="VerbatimChar"/>
+    <w:rPr>
+      <w:rFonts w:ascii="Consolas" w:hAnsi="Consolas"/>
+      <w:sz w:val="22"/>
+    </w:rPr>
+  </w:style>
+  <w:style w:type="character" w:customStyle="1" w:styleId="InformationTok">
+    <w:name w:val="InformationTok"/>
+    <w:basedOn w:val="VerbatimChar"/>
+    <w:rPr>
+      <w:rFonts w:ascii="Consolas" w:hAnsi="Consolas"/>
+      <w:b/>
+      <w:i/>
+      <w:color w:val="60A0B0"/>
+      <w:sz w:val="22"/>
+    </w:rPr>
+  </w:style>
+  <w:style w:type="character" w:customStyle="1" w:styleId="WarningTok">
+    <w:name w:val="WarningTok"/>
+    <w:basedOn w:val="VerbatimChar"/>
+    <w:rPr>
+      <w:rFonts w:ascii="Consolas" w:hAnsi="Consolas"/>
+      <w:b/>
+      <w:i/>
+      <w:color w:val="60A0B0"/>
+      <w:sz w:val="22"/>
+    </w:rPr>
+  </w:style>
+  <w:style w:type="character" w:customStyle="1" w:styleId="AlertTok">
+    <w:name w:val="AlertTok"/>
+    <w:basedOn w:val="VerbatimChar"/>
+    <w:rPr>
+      <w:rFonts w:ascii="Consolas" w:hAnsi="Consolas"/>
+      <w:b/>
+      <w:color w:val="FF0000"/>
+      <w:sz w:val="22"/>
+    </w:rPr>
+  </w:style>
+  <w:style w:type="character" w:customStyle="1" w:styleId="ErrorTok">
+    <w:name w:val="ErrorTok"/>
+    <w:basedOn w:val="VerbatimChar"/>
+    <w:rPr>
+      <w:rFonts w:ascii="Consolas" w:hAnsi="Consolas"/>
+      <w:b/>
+      <w:color w:val="FF0000"/>
+      <w:sz w:val="22"/>
+    </w:rPr>
+  </w:style>
+  <w:style w:type="character" w:customStyle="1" w:styleId="NormalTok">
+    <w:name w:val="NormalTok"/>
+    <w:basedOn w:val="VerbatimChar"/>
+    <w:rPr>
+      <w:rFonts w:ascii="Consolas" w:hAnsi="Consolas"/>
+      <w:sz w:val="22"/>
+    </w:rPr>
+  </w:style>
+  <w:style w:type="character" w:styleId="UnresolvedMention">
+    <w:name w:val="Unresolved Mention"/>
+    <w:basedOn w:val="DefaultParagraphFont"/>
+    <w:uiPriority w:val="99"/>
+    <w:semiHidden/>
+    <w:unhideWhenUsed/>
+    <w:rsid w:val="00D802CC"/>
+    <w:rPr>
+      <w:color w:val="605E5C"/>
+      <w:shd w:val="clear" w:color="auto" w:fill="E1DFDD"/>
+    </w:rPr>
+  </w:style>
+  <w:style w:type="character" w:customStyle="1" w:styleId="BodyTextChar">
+    <w:name w:val="Body Text Char"/>
+    <w:basedOn w:val="DefaultParagraphFont"/>
+    <w:link w:val="BodyText"/>
+    <w:rsid w:val="00214B00"/>
+  </w:style>
+  <w:style w:type="paragraph" w:styleId="ListParagraph">
+    <w:name w:val="List Paragraph"/>
+    <w:basedOn w:val="Normal"/>
+    <w:rsid w:val="00214B00"/>
+    <w:pPr>
+      <w:ind w:left="720"/>
+      <w:contextualSpacing/>
+    </w:pPr>
+  </w:style>
+  <w:style w:type="paragraph" w:styleId="NoSpacing">
+    <w:name w:val="No Spacing"/>
+    <w:uiPriority w:val="1"/>
+    <w:qFormat/>
+    <w:rsid w:val="00C46EE7"/>
+    <w:pPr>
+      <w:spacing w:after="0"/>
+    </w:pPr>
+    <w:rPr>
+      <w:sz w:val="22"/>
+      <w:szCs w:val="22"/>
+    </w:rPr>
+  </w:style>
 </w:styles>
 </file>
 
@@ -457,39 +3918,39 @@
         <a:sysClr val="window" lastClr="FFFFFF"/>
       </a:lt1>
       <a:dk2>
-        <a:srgbClr val="44546A"/>
+        <a:srgbClr val="0E2841"/>
       </a:dk2>
       <a:lt2>
-        <a:srgbClr val="E7E6E6"/>
+        <a:srgbClr val="E8E8E8"/>
       </a:lt2>
       <a:accent1>
-        <a:srgbClr val="4472C4"/>
+        <a:srgbClr val="156082"/>
       </a:accent1>
       <a:accent2>
-        <a:srgbClr val="ED7D31"/>
+        <a:srgbClr val="E97132"/>
       </a:accent2>
       <a:accent3>
-        <a:srgbClr val="A5A5A5"/>
+        <a:srgbClr val="196B24"/>
       </a:accent3>
       <a:accent4>
-        <a:srgbClr val="FFC000"/>
+        <a:srgbClr val="0F9ED5"/>
       </a:accent4>
       <a:accent5>
-        <a:srgbClr val="5B9BD5"/>
+        <a:srgbClr val="A02B93"/>
       </a:accent5>
       <a:accent6>
-        <a:srgbClr val="70AD47"/>
+        <a:srgbClr val="4EA72E"/>
       </a:accent6>
       <a:hlink>
-        <a:srgbClr val="0563C1"/>
+        <a:srgbClr val="467886"/>
       </a:hlink>
       <a:folHlink>
-        <a:srgbClr val="954F72"/>
+        <a:srgbClr val="96607D"/>
       </a:folHlink>
     </a:clrScheme>
     <a:fontScheme name="Office">
       <a:majorFont>
-        <a:latin typeface="Calibri Light" panose="020F0302020204030204"/>
+        <a:latin typeface="Aptos Display" panose="02110004020202020204"/>
         <a:ea typeface=""/>
         <a:cs typeface=""/>
         <a:font script="Jpan" typeface="游ゴシック Light"/>
@@ -541,7 +4002,7 @@
         <a:font script="Tfng" typeface="Ebrima"/>
       </a:majorFont>
       <a:minorFont>
-        <a:latin typeface="Calibri" panose="020F0502020204030204"/>
+        <a:latin typeface="Aptos" panose="02110004020202020204"/>
         <a:ea typeface=""/>
         <a:cs typeface=""/>
         <a:font script="Jpan" typeface="游明朝"/>
@@ -735,7 +4196,7 @@
   <a:extraClrSchemeLst/>
   <a:extLst>
     <a:ext uri="{05A4C25C-085E-4340-85A3-A5531E510DB2}">
-      <thm15:themeFamily xmlns:thm15="http://schemas.microsoft.com/office/thememl/2012/main" name="Office Theme" id="{62F939B6-93AF-4DB8-9C6B-D6C7DFDC589F}" vid="{4A3C46E8-61CC-4603-A589-7422A47A8E4A}"/>
+      <thm15:themeFamily xmlns:thm15="http://schemas.microsoft.com/office/thememl/2012/main" name="Office Theme" id="{2E142A2C-CD16-42D6-873A-C26D2A0506FA}" vid="{1BDDFF52-6CD6-40A5-AB3C-68EB2F1E4D0A}"/>
     </a:ext>
   </a:extLst>
 </a:theme>
